--- a/main_bw.docx
+++ b/main_bw.docx
@@ -170,12 +170,108 @@
       <w:r>
         <w:t xml:space="preserve">(</w:t>
       </w:r>
+      <w:hyperlink w:anchor="ref-rao2019key">
+        <w:r>
+          <w:rPr>
+            <w:rStyle w:val="Hyperlink"/>
+          </w:rPr>
+          <w:t xml:space="preserve">Rao, 2019</w:t>
+        </w:r>
+      </w:hyperlink>
+      <w:r>
+        <w:t xml:space="preserve">;</w:t>
+      </w:r>
+      <w:r>
+        <w:t xml:space="preserve"> </w:t>
+      </w:r>
       <w:hyperlink w:anchor="ref-jenkins20045">
         <w:r>
           <w:rPr>
             <w:rStyle w:val="Hyperlink"/>
-          </w:rPr>
-          <w:t xml:space="preserve">Jenkins, 2004</w:t>
+            <w:b/>
+            <w:bCs/>
+          </w:rPr>
+          <w:t xml:space="preserve">jenkins20045?</w:t>
+        </w:r>
+      </w:hyperlink>
+      <w:r>
+        <w:t xml:space="preserve">)</w:t>
+      </w:r>
+      <w:r>
+        <w:t xml:space="preserve">, despite its critical role in communication. It can signal sentence type</w:t>
+      </w:r>
+      <w:r>
+        <w:t xml:space="preserve"> </w:t>
+      </w:r>
+      <w:r>
+        <w:t xml:space="preserve">(</w:t>
+      </w:r>
+      <w:hyperlink w:anchor="ref-prieto2010transcription">
+        <w:r>
+          <w:rPr>
+            <w:rStyle w:val="Hyperlink"/>
+          </w:rPr>
+          <w:t xml:space="preserve">Prieto &amp; Roseano, 2010</w:t>
+        </w:r>
+      </w:hyperlink>
+      <w:r>
+        <w:t xml:space="preserve">)</w:t>
+      </w:r>
+      <w:r>
+        <w:t xml:space="preserve">, speaker commitment</w:t>
+      </w:r>
+      <w:r>
+        <w:t xml:space="preserve"> </w:t>
+      </w:r>
+      <w:r>
+        <w:t xml:space="preserve">(</w:t>
+      </w:r>
+      <w:hyperlink w:anchor="ref-orrico2020tonal">
+        <w:r>
+          <w:rPr>
+            <w:rStyle w:val="Hyperlink"/>
+          </w:rPr>
+          <w:t xml:space="preserve">Orrico &amp; others, 2020</w:t>
+        </w:r>
+      </w:hyperlink>
+      <w:r>
+        <w:t xml:space="preserve">)</w:t>
+      </w:r>
+      <w:r>
+        <w:t xml:space="preserve">, or politeness</w:t>
+      </w:r>
+      <w:r>
+        <w:t xml:space="preserve"> </w:t>
+      </w:r>
+      <w:r>
+        <w:t xml:space="preserve">(</w:t>
+      </w:r>
+      <w:hyperlink w:anchor="ref-devis2014intonation">
+        <w:r>
+          <w:rPr>
+            <w:rStyle w:val="Hyperlink"/>
+          </w:rPr>
+          <w:t xml:space="preserve">Dev’ıs Herraiz &amp; Cantero Serena, 2014</w:t>
+        </w:r>
+      </w:hyperlink>
+      <w:r>
+        <w:t xml:space="preserve">)</w:t>
+      </w:r>
+      <w:r>
+        <w:t xml:space="preserve">, among many other diverse functions. Given the many-to-many mappings between sound and meaning, second language (L2) learners often struggle with intonation, in part due to transfer effects from their first language</w:t>
+      </w:r>
+      <w:r>
+        <w:t xml:space="preserve"> </w:t>
+      </w:r>
+      <w:r>
+        <w:t xml:space="preserve">(</w:t>
+      </w:r>
+      <w:hyperlink w:anchor="ref-mennen2015beyond">
+        <w:r>
+          <w:rPr>
+            <w:rStyle w:val="Hyperlink"/>
+          </w:rPr>
+          <w:t xml:space="preserve">Mennen, 2015</w:t>
         </w:r>
       </w:hyperlink>
       <w:r>
@@ -184,19 +280,19 @@
       <w:r>
         <w:t xml:space="preserve"> </w:t>
       </w:r>
-      <w:hyperlink w:anchor="ref-rao2019key">
-        <w:r>
-          <w:rPr>
-            <w:rStyle w:val="Hyperlink"/>
-          </w:rPr>
-          <w:t xml:space="preserve">Rao, 2019</w:t>
+      <w:hyperlink w:anchor="ref-trofimovich2006learning">
+        <w:r>
+          <w:rPr>
+            <w:rStyle w:val="Hyperlink"/>
+          </w:rPr>
+          <w:t xml:space="preserve">Trofimovich &amp; Baker, 2006</w:t>
         </w:r>
       </w:hyperlink>
       <w:r>
         <w:t xml:space="preserve">)</w:t>
       </w:r>
       <w:r>
-        <w:t xml:space="preserve">, despite its critical role in communication. It can signal sentence type</w:t>
+        <w:t xml:space="preserve">. Emerging evidence indicates that target-like perception of intonation is influenced by pragmatic skills, particularly empathy</w:t>
       </w:r>
       <w:r>
         <w:t xml:space="preserve"> </w:t>
@@ -204,19 +300,19 @@
       <w:r>
         <w:t xml:space="preserve">(</w:t>
       </w:r>
-      <w:hyperlink w:anchor="ref-prieto2010transcription">
-        <w:r>
-          <w:rPr>
-            <w:rStyle w:val="Hyperlink"/>
-          </w:rPr>
-          <w:t xml:space="preserve">Prieto &amp; Roseano, 2010</w:t>
+      <w:hyperlink w:anchor="ref-casillas2023using">
+        <w:r>
+          <w:rPr>
+            <w:rStyle w:val="Hyperlink"/>
+          </w:rPr>
+          <w:t xml:space="preserve">Joseph V. Casillas et al., 2023</w:t>
         </w:r>
       </w:hyperlink>
       <w:r>
         <w:t xml:space="preserve">)</w:t>
       </w:r>
       <w:r>
-        <w:t xml:space="preserve">, speaker commitment</w:t>
+        <w:t xml:space="preserve">. This aligns with findings in monolingual (L1) populations, where higher empathy is associated with increased sensitivity to intonational contours</w:t>
       </w:r>
       <w:r>
         <w:t xml:space="preserve"> </w:t>
@@ -224,52 +320,12 @@
       <w:r>
         <w:t xml:space="preserve">(</w:t>
       </w:r>
-      <w:hyperlink w:anchor="ref-orrico2020tonal">
-        <w:r>
-          <w:rPr>
-            <w:rStyle w:val="Hyperlink"/>
-          </w:rPr>
-          <w:t xml:space="preserve">Orrico et al., 2020</w:t>
-        </w:r>
-      </w:hyperlink>
-      <w:r>
-        <w:t xml:space="preserve">)</w:t>
-      </w:r>
-      <w:r>
-        <w:t xml:space="preserve">, or politeness</w:t>
-      </w:r>
-      <w:r>
-        <w:t xml:space="preserve"> </w:t>
-      </w:r>
-      <w:r>
-        <w:t xml:space="preserve">(</w:t>
-      </w:r>
-      <w:hyperlink w:anchor="ref-devis2014intonation">
-        <w:r>
-          <w:rPr>
-            <w:rStyle w:val="Hyperlink"/>
-          </w:rPr>
-          <w:t xml:space="preserve">Devı́s Herraiz &amp; Cantero Serena, 2014</w:t>
-        </w:r>
-      </w:hyperlink>
-      <w:r>
-        <w:t xml:space="preserve">)</w:t>
-      </w:r>
-      <w:r>
-        <w:t xml:space="preserve">, among many other diverse functions. Given the many-to-many mappings between sound and meaning, second language (L2) learners often struggle with intonation, in part due to transfer effects from their first language</w:t>
-      </w:r>
-      <w:r>
-        <w:t xml:space="preserve"> </w:t>
-      </w:r>
-      <w:r>
-        <w:t xml:space="preserve">(</w:t>
-      </w:r>
-      <w:hyperlink w:anchor="ref-mennen2015beyond">
-        <w:r>
-          <w:rPr>
-            <w:rStyle w:val="Hyperlink"/>
-          </w:rPr>
-          <w:t xml:space="preserve">Mennen, 2015</w:t>
+      <w:hyperlink w:anchor="ref-esteve2016role">
+        <w:r>
+          <w:rPr>
+            <w:rStyle w:val="Hyperlink"/>
+          </w:rPr>
+          <w:t xml:space="preserve">Núria Esteve-Gibert et al., 2016</w:t>
         </w:r>
       </w:hyperlink>
       <w:r>
@@ -278,66 +334,12 @@
       <w:r>
         <w:t xml:space="preserve"> </w:t>
       </w:r>
-      <w:hyperlink w:anchor="ref-trofimovich2006learning">
-        <w:r>
-          <w:rPr>
-            <w:rStyle w:val="Hyperlink"/>
-          </w:rPr>
-          <w:t xml:space="preserve">Trofimovich &amp; Baker, 2006</w:t>
-        </w:r>
-      </w:hyperlink>
-      <w:r>
-        <w:t xml:space="preserve">)</w:t>
-      </w:r>
-      <w:r>
-        <w:t xml:space="preserve">. Emerging evidence indicates that target-like perception of intonation is influenced by pragmatic skills, particularly empathy</w:t>
-      </w:r>
-      <w:r>
-        <w:t xml:space="preserve"> </w:t>
-      </w:r>
-      <w:r>
-        <w:t xml:space="preserve">(</w:t>
-      </w:r>
-      <w:hyperlink w:anchor="ref-casillas2023using">
-        <w:r>
-          <w:rPr>
-            <w:rStyle w:val="Hyperlink"/>
-          </w:rPr>
-          <w:t xml:space="preserve">Joseph V. Casillas et al., 2023</w:t>
-        </w:r>
-      </w:hyperlink>
-      <w:r>
-        <w:t xml:space="preserve">)</w:t>
-      </w:r>
-      <w:r>
-        <w:t xml:space="preserve">. This aligns with findings in monolingual (L1) populations, where higher empathy is associated with increased sensitivity to intonational contours</w:t>
-      </w:r>
-      <w:r>
-        <w:t xml:space="preserve"> </w:t>
-      </w:r>
-      <w:r>
-        <w:t xml:space="preserve">(</w:t>
-      </w:r>
-      <w:hyperlink w:anchor="ref-esteve2016role">
-        <w:r>
-          <w:rPr>
-            <w:rStyle w:val="Hyperlink"/>
-          </w:rPr>
-          <w:t xml:space="preserve">Esteve-Gibert et al., 2016</w:t>
-        </w:r>
-      </w:hyperlink>
-      <w:r>
-        <w:t xml:space="preserve">,</w:t>
-      </w:r>
-      <w:r>
-        <w:t xml:space="preserve"> </w:t>
-      </w:r>
       <w:hyperlink w:anchor="ref-esteve2020empathy">
         <w:r>
           <w:rPr>
             <w:rStyle w:val="Hyperlink"/>
           </w:rPr>
-          <w:t xml:space="preserve">2020</w:t>
+          <w:t xml:space="preserve">N’uria Esteve-Gibert et al., 2020</w:t>
         </w:r>
       </w:hyperlink>
       <w:r>
@@ -365,7 +367,7 @@
           <w:rPr>
             <w:rStyle w:val="Hyperlink"/>
           </w:rPr>
-          <w:t xml:space="preserve">Orrico &amp; D’imperio, 2020</w:t>
+          <w:t xml:space="preserve">Orrico &amp; D, 2020</w:t>
         </w:r>
       </w:hyperlink>
       <w:r>
@@ -577,7 +579,7 @@
           <w:rPr>
             <w:rStyle w:val="Hyperlink"/>
           </w:rPr>
-          <w:t xml:space="preserve">Navarro Tomás, 1974</w:t>
+          <w:t xml:space="preserve">Navarro Tom’as, 1974</w:t>
         </w:r>
       </w:hyperlink>
       <w:r>
@@ -732,7 +734,7 @@
           <w:rPr>
             <w:rStyle w:val="Hyperlink"/>
           </w:rPr>
-          <w:t xml:space="preserve">Trimble, 2013a</w:t>
+          <w:t xml:space="preserve">John C. Trimble, 2013a</w:t>
         </w:r>
       </w:hyperlink>
       <w:r>
@@ -910,7 +912,7 @@
           <w:rPr>
             <w:rStyle w:val="Hyperlink"/>
           </w:rPr>
-          <w:t xml:space="preserve">Pérez Castillejo &amp; Fuente Iglesias, 2024</w:t>
+          <w:t xml:space="preserve">P’erez Castillejo &amp; de la Fuente Iglesias, 2024</w:t>
         </w:r>
       </w:hyperlink>
       <w:r>
@@ -977,26 +979,28 @@
       <w:r>
         <w:t xml:space="preserve">(</w:t>
       </w:r>
+      <w:hyperlink w:anchor="ref-rao2019key">
+        <w:r>
+          <w:rPr>
+            <w:rStyle w:val="Hyperlink"/>
+          </w:rPr>
+          <w:t xml:space="preserve">Rao, 2019</w:t>
+        </w:r>
+      </w:hyperlink>
+      <w:r>
+        <w:t xml:space="preserve">;</w:t>
+      </w:r>
+      <w:r>
+        <w:t xml:space="preserve"> </w:t>
+      </w:r>
       <w:hyperlink w:anchor="ref-jenkins20045">
         <w:r>
           <w:rPr>
             <w:rStyle w:val="Hyperlink"/>
-          </w:rPr>
-          <w:t xml:space="preserve">Jenkins, 2004</w:t>
-        </w:r>
-      </w:hyperlink>
-      <w:r>
-        <w:t xml:space="preserve">;</w:t>
-      </w:r>
-      <w:r>
-        <w:t xml:space="preserve"> </w:t>
-      </w:r>
-      <w:hyperlink w:anchor="ref-rao2019key">
-        <w:r>
-          <w:rPr>
-            <w:rStyle w:val="Hyperlink"/>
-          </w:rPr>
-          <w:t xml:space="preserve">Rao, 2019</w:t>
+            <w:b/>
+            <w:bCs/>
+          </w:rPr>
+          <w:t xml:space="preserve">jenkins20045?</w:t>
         </w:r>
       </w:hyperlink>
       <w:r>
@@ -1227,8 +1231,10 @@
         <w:r>
           <w:rPr>
             <w:rStyle w:val="Hyperlink"/>
-          </w:rPr>
-          <w:t xml:space="preserve">George, 2019</w:t>
+            <w:b/>
+            <w:bCs/>
+          </w:rPr>
+          <w:t xml:space="preserve">george2019teaching?</w:t>
         </w:r>
       </w:hyperlink>
       <w:r>
@@ -1405,7 +1411,7 @@
           <w:rPr>
             <w:rStyle w:val="Hyperlink"/>
           </w:rPr>
-          <w:t xml:space="preserve">J. Bishop, 2016</w:t>
+          <w:t xml:space="preserve">Bishop, 2016</w:t>
         </w:r>
       </w:hyperlink>
       <w:r>
@@ -1419,7 +1425,7 @@
           <w:rPr>
             <w:rStyle w:val="Hyperlink"/>
           </w:rPr>
-          <w:t xml:space="preserve">J. B. Bishop et al., 2015</w:t>
+          <w:t xml:space="preserve">Bishop et al., 2015</w:t>
         </w:r>
       </w:hyperlink>
       <w:r>
@@ -1447,7 +1453,7 @@
           <w:rPr>
             <w:rStyle w:val="Hyperlink"/>
           </w:rPr>
-          <w:t xml:space="preserve">Ward &amp; Hirschberg, 1988</w:t>
+          <w:t xml:space="preserve">Ward &amp; Hirschberg, 1989</w:t>
         </w:r>
       </w:hyperlink>
       <w:r>
@@ -1482,40 +1488,42 @@
       <w:r>
         <w:t xml:space="preserve">(</w:t>
       </w:r>
+      <w:hyperlink w:anchor="ref-carruthers2009mindreading">
+        <w:r>
+          <w:rPr>
+            <w:rStyle w:val="Hyperlink"/>
+          </w:rPr>
+          <w:t xml:space="preserve">Carruthers, 2009</w:t>
+        </w:r>
+      </w:hyperlink>
+      <w:r>
+        <w:t xml:space="preserve">;</w:t>
+      </w:r>
+      <w:r>
+        <w:t xml:space="preserve"> </w:t>
+      </w:r>
+      <w:hyperlink w:anchor="ref-frith2003development">
+        <w:r>
+          <w:rPr>
+            <w:rStyle w:val="Hyperlink"/>
+          </w:rPr>
+          <w:t xml:space="preserve">Frith &amp; Frith, 2003</w:t>
+        </w:r>
+      </w:hyperlink>
+      <w:r>
+        <w:t xml:space="preserve">;</w:t>
+      </w:r>
+      <w:r>
+        <w:t xml:space="preserve"> </w:t>
+      </w:r>
       <w:hyperlink w:anchor="ref-baron2011zero">
         <w:r>
           <w:rPr>
             <w:rStyle w:val="Hyperlink"/>
-          </w:rPr>
-          <w:t xml:space="preserve">Baron-Cohen, 2011</w:t>
-        </w:r>
-      </w:hyperlink>
-      <w:r>
-        <w:t xml:space="preserve">;</w:t>
-      </w:r>
-      <w:r>
-        <w:t xml:space="preserve"> </w:t>
-      </w:r>
-      <w:hyperlink w:anchor="ref-carruthers2009mindreading">
-        <w:r>
-          <w:rPr>
-            <w:rStyle w:val="Hyperlink"/>
-          </w:rPr>
-          <w:t xml:space="preserve">Carruthers, 2009</w:t>
-        </w:r>
-      </w:hyperlink>
-      <w:r>
-        <w:t xml:space="preserve">;</w:t>
-      </w:r>
-      <w:r>
-        <w:t xml:space="preserve"> </w:t>
-      </w:r>
-      <w:hyperlink w:anchor="ref-frith2003development">
-        <w:r>
-          <w:rPr>
-            <w:rStyle w:val="Hyperlink"/>
-          </w:rPr>
-          <w:t xml:space="preserve">Frith &amp; Frith, 2003</w:t>
+            <w:b/>
+            <w:bCs/>
+          </w:rPr>
+          <w:t xml:space="preserve">baron2011zero?</w:t>
         </w:r>
       </w:hyperlink>
       <w:r>
@@ -1569,11 +1577,11 @@
           <w:rPr>
             <w:rStyle w:val="Hyperlink"/>
           </w:rPr>
-          <w:t xml:space="preserve">Esteve-Gibert et al., 2016</w:t>
-        </w:r>
-      </w:hyperlink>
-      <w:r>
-        <w:t xml:space="preserve">,</w:t>
+          <w:t xml:space="preserve">Núria Esteve-Gibert et al., 2016</w:t>
+        </w:r>
+      </w:hyperlink>
+      <w:r>
+        <w:t xml:space="preserve">;</w:t>
       </w:r>
       <w:r>
         <w:t xml:space="preserve"> </w:t>
@@ -1583,7 +1591,7 @@
           <w:rPr>
             <w:rStyle w:val="Hyperlink"/>
           </w:rPr>
-          <w:t xml:space="preserve">2020</w:t>
+          <w:t xml:space="preserve">N’uria Esteve-Gibert et al., 2020</w:t>
         </w:r>
       </w:hyperlink>
       <w:r>
@@ -1611,7 +1619,7 @@
           <w:rPr>
             <w:rStyle w:val="Hyperlink"/>
           </w:rPr>
-          <w:t xml:space="preserve">Orrico &amp; D’imperio, 2020</w:t>
+          <w:t xml:space="preserve">Orrico &amp; D, 2020</w:t>
         </w:r>
       </w:hyperlink>
       <w:r>
@@ -1745,7 +1753,7 @@
           <w:rPr>
             <w:rStyle w:val="Hyperlink"/>
           </w:rPr>
-          <w:t xml:space="preserve">Orrico &amp; D’imperio, 2020</w:t>
+          <w:t xml:space="preserve">Orrico &amp; D, 2020</w:t>
         </w:r>
       </w:hyperlink>
       <w:r>
@@ -1807,11 +1815,11 @@
           <w:rPr>
             <w:rStyle w:val="Hyperlink"/>
           </w:rPr>
-          <w:t xml:space="preserve">Esteve-Gibert et al., 2016</w:t>
-        </w:r>
-      </w:hyperlink>
-      <w:r>
-        <w:t xml:space="preserve">,</w:t>
+          <w:t xml:space="preserve">Núria Esteve-Gibert et al., 2016</w:t>
+        </w:r>
+      </w:hyperlink>
+      <w:r>
+        <w:t xml:space="preserve">;</w:t>
       </w:r>
       <w:r>
         <w:t xml:space="preserve"> </w:t>
@@ -1821,7 +1829,7 @@
           <w:rPr>
             <w:rStyle w:val="Hyperlink"/>
           </w:rPr>
-          <w:t xml:space="preserve">2020</w:t>
+          <w:t xml:space="preserve">N’uria Esteve-Gibert et al., 2020</w:t>
         </w:r>
       </w:hyperlink>
       <w:r>
@@ -1849,7 +1857,7 @@
           <w:rPr>
             <w:rStyle w:val="Hyperlink"/>
           </w:rPr>
-          <w:t xml:space="preserve">Orrico &amp; D’imperio, 2020</w:t>
+          <w:t xml:space="preserve">Orrico &amp; D, 2020</w:t>
         </w:r>
       </w:hyperlink>
       <w:r>
@@ -7676,7 +7684,18 @@
         <w:t xml:space="preserve"> </w:t>
       </w:r>
       <w:r>
-        <w:t xml:space="preserve">(LexTALE-ESP, henceforth LexTALE,</w:t>
+        <w:t xml:space="preserve">(</w:t>
+      </w:r>
+      <w:hyperlink w:anchor="ref-lemhofer2012introducing">
+        <w:r>
+          <w:rPr>
+            <w:rStyle w:val="Hyperlink"/>
+          </w:rPr>
+          <w:t xml:space="preserve">Lemhöfer &amp; Broersma, 2012</w:t>
+        </w:r>
+      </w:hyperlink>
+      <w:r>
+        <w:t xml:space="preserve">; LexTALE-ESP, henceforth LexTALE,</w:t>
       </w:r>
       <w:r>
         <w:t xml:space="preserve"> </w:t>
@@ -7685,22 +7704,10 @@
         <w:r>
           <w:rPr>
             <w:rStyle w:val="Hyperlink"/>
-          </w:rPr>
-          <w:t xml:space="preserve">Izura et al., 2014</w:t>
-        </w:r>
-      </w:hyperlink>
-      <w:r>
-        <w:t xml:space="preserve">;</w:t>
-      </w:r>
-      <w:r>
-        <w:t xml:space="preserve"> </w:t>
-      </w:r>
-      <w:hyperlink w:anchor="ref-lemhofer2012introducing">
-        <w:r>
-          <w:rPr>
-            <w:rStyle w:val="Hyperlink"/>
-          </w:rPr>
-          <w:t xml:space="preserve">Lemhöfer &amp; Broersma, 2012</w:t>
+            <w:b/>
+            <w:bCs/>
+          </w:rPr>
+          <w:t xml:space="preserve">izura2014lexical?</w:t>
         </w:r>
       </w:hyperlink>
       <w:r>
@@ -7713,14 +7720,16 @@
         <w:t xml:space="preserve"> </w:t>
       </w:r>
       <w:r>
-        <w:t xml:space="preserve">Izura et al. (</w:t>
+        <w:t xml:space="preserve">(</w:t>
       </w:r>
       <w:hyperlink w:anchor="ref-izura2014lexical">
         <w:r>
           <w:rPr>
             <w:rStyle w:val="Hyperlink"/>
-          </w:rPr>
-          <w:t xml:space="preserve">2014</w:t>
+            <w:b/>
+            <w:bCs/>
+          </w:rPr>
+          <w:t xml:space="preserve">izura2014lexical?</w:t>
         </w:r>
       </w:hyperlink>
       <w:r>
@@ -7826,8 +7835,10 @@
         <w:r>
           <w:rPr>
             <w:rStyle w:val="Hyperlink"/>
-          </w:rPr>
-          <w:t xml:space="preserve">Izura et al., 2014</w:t>
+            <w:b/>
+            <w:bCs/>
+          </w:rPr>
+          <w:t xml:space="preserve">izura2014lexical?</w:t>
         </w:r>
       </w:hyperlink>
       <w:r>
@@ -11005,7 +11016,7 @@
         </w:r>
       </w:hyperlink>
       <w:r>
-        <w:t xml:space="preserve">). There was strong evidence that the proficiency effect was modulated by EQ only for RQV absolute interrogatives. As an individual increases in proficiency, EQ becomes more influential as a predictor. The relationship is exemplified by holding proficiency at 2 SD above the mean (or a LexTALE score of 33.42) and varying EQ between -2 (EQ = 18.68) and +2 (EQ = 65.36). At -2, response accuracy is at 67.70% [43.22%, 86.24%], meaningfully lower than at +1 96.50% [92.50%, 98.78%].</w:t>
+        <w:t xml:space="preserve">). There was strong evidence that the proficiency effect was modulated by EQ only for RQV absolute interrogatives. As an individual increases in proficiency, EQ becomes more influential as a predictor. The relationship is exemplified by holding proficiency at 2 SD above the mean (or a LexTALE score of 33.42) and varying EQ between -2 (EQ = 18.68) and +2 (EQ = 65.36). At -2, response accuracy is at 67.70% [43.22%, 86.24%], meaningfully lower than at +2 96.50% [92.50%, 98.78%].</w:t>
       </w:r>
     </w:p>
     <w:bookmarkStart w:id="60" w:name="fig-m-rq1-3way-interaction"/>
@@ -11436,12 +11447,48 @@
       <w:r>
         <w:t xml:space="preserve">(</w:t>
       </w:r>
+      <w:hyperlink w:anchor="ref-lemhofer2012introducing">
+        <w:r>
+          <w:rPr>
+            <w:rStyle w:val="Hyperlink"/>
+          </w:rPr>
+          <w:t xml:space="preserve">Lemhöfer &amp; Broersma, 2012</w:t>
+        </w:r>
+      </w:hyperlink>
+      <w:r>
+        <w:t xml:space="preserve">;</w:t>
+      </w:r>
+      <w:r>
+        <w:t xml:space="preserve"> </w:t>
+      </w:r>
       <w:hyperlink w:anchor="ref-izura2014lexical">
         <w:r>
           <w:rPr>
             <w:rStyle w:val="Hyperlink"/>
-          </w:rPr>
-          <w:t xml:space="preserve">Izura et al., 2014</w:t>
+            <w:b/>
+            <w:bCs/>
+          </w:rPr>
+          <w:t xml:space="preserve">izura2014lexical?</w:t>
+        </w:r>
+      </w:hyperlink>
+      <w:r>
+        <w:t xml:space="preserve">)</w:t>
+      </w:r>
+      <w:r>
+        <w:t xml:space="preserve">, was not found to have a clear relationship with accuracy. The LexTALE</w:t>
+      </w:r>
+      <w:r>
+        <w:t xml:space="preserve"> </w:t>
+      </w:r>
+      <w:r>
+        <w:t xml:space="preserve">(</w:t>
+      </w:r>
+      <w:hyperlink w:anchor="ref-lemhofer2012introducing">
+        <w:r>
+          <w:rPr>
+            <w:rStyle w:val="Hyperlink"/>
+          </w:rPr>
+          <w:t xml:space="preserve">Lemhöfer &amp; Broersma, 2012</w:t>
         </w:r>
       </w:hyperlink>
       <w:r>
@@ -11450,19 +11497,24 @@
       <w:r>
         <w:t xml:space="preserve"> </w:t>
       </w:r>
-      <w:hyperlink w:anchor="ref-lemhofer2012introducing">
-        <w:r>
-          <w:rPr>
-            <w:rStyle w:val="Hyperlink"/>
-          </w:rPr>
-          <w:t xml:space="preserve">Lemhöfer &amp; Broersma, 2012</w:t>
+      <w:hyperlink w:anchor="ref-izura2014lexical">
+        <w:r>
+          <w:rPr>
+            <w:rStyle w:val="Hyperlink"/>
+            <w:b/>
+            <w:bCs/>
+          </w:rPr>
+          <w:t xml:space="preserve">izura2014lexical?</w:t>
         </w:r>
       </w:hyperlink>
       <w:r>
         <w:t xml:space="preserve">)</w:t>
       </w:r>
       <w:r>
-        <w:t xml:space="preserve">, was not found to have a clear relationship with accuracy. The LexTALE</w:t>
+        <w:t xml:space="preserve"> </w:t>
+      </w:r>
+      <w:r>
+        <w:t xml:space="preserve">has been criticized for not being representative of global proficiency</w:t>
       </w:r>
       <w:r>
         <w:t xml:space="preserve"> </w:t>
@@ -11470,12 +11522,32 @@
       <w:r>
         <w:t xml:space="preserve">(</w:t>
       </w:r>
-      <w:hyperlink w:anchor="ref-izura2014lexical">
-        <w:r>
-          <w:rPr>
-            <w:rStyle w:val="Hyperlink"/>
-          </w:rPr>
-          <w:t xml:space="preserve">Izura et al., 2014</w:t>
+      <w:hyperlink w:anchor="ref-puig2023lextale">
+        <w:r>
+          <w:rPr>
+            <w:rStyle w:val="Hyperlink"/>
+          </w:rPr>
+          <w:t xml:space="preserve">Puig-Mayenco et al., 2023</w:t>
+        </w:r>
+      </w:hyperlink>
+      <w:r>
+        <w:t xml:space="preserve">)</w:t>
+      </w:r>
+      <w:r>
+        <w:t xml:space="preserve">. Although previous evidence indicates that LexTALE score is positively correlated with sentence-type identification</w:t>
+      </w:r>
+      <w:r>
+        <w:t xml:space="preserve"> </w:t>
+      </w:r>
+      <w:r>
+        <w:t xml:space="preserve">(</w:t>
+      </w:r>
+      <w:hyperlink w:anchor="ref-brandl2020development">
+        <w:r>
+          <w:rPr>
+            <w:rStyle w:val="Hyperlink"/>
+          </w:rPr>
+          <w:t xml:space="preserve">Brandl et al., 2020</w:t>
         </w:r>
       </w:hyperlink>
       <w:r>
@@ -11484,22 +11556,47 @@
       <w:r>
         <w:t xml:space="preserve"> </w:t>
       </w:r>
-      <w:hyperlink w:anchor="ref-lemhofer2012introducing">
-        <w:r>
-          <w:rPr>
-            <w:rStyle w:val="Hyperlink"/>
-          </w:rPr>
-          <w:t xml:space="preserve">Lemhöfer &amp; Broersma, 2012</w:t>
+      <w:hyperlink w:anchor="ref-casillas2023using">
+        <w:r>
+          <w:rPr>
+            <w:rStyle w:val="Hyperlink"/>
+          </w:rPr>
+          <w:t xml:space="preserve">Joseph V. Casillas et al., 2023</w:t>
+        </w:r>
+      </w:hyperlink>
+      <w:r>
+        <w:t xml:space="preserve">;</w:t>
+      </w:r>
+      <w:r>
+        <w:t xml:space="preserve"> </w:t>
+      </w:r>
+      <w:hyperlink w:anchor="ref-nibert2006acquisition">
+        <w:r>
+          <w:rPr>
+            <w:rStyle w:val="Hyperlink"/>
+          </w:rPr>
+          <w:t xml:space="preserve">Nibert, 2006</w:t>
+        </w:r>
+      </w:hyperlink>
+      <w:r>
+        <w:t xml:space="preserve">;</w:t>
+      </w:r>
+      <w:r>
+        <w:t xml:space="preserve"> </w:t>
+      </w:r>
+      <w:hyperlink w:anchor="ref-trimble2013acquiring">
+        <w:r>
+          <w:rPr>
+            <w:rStyle w:val="Hyperlink"/>
+          </w:rPr>
+          <w:t xml:space="preserve">John C. Trimble, 2013b</w:t>
         </w:r>
       </w:hyperlink>
       <w:r>
         <w:t xml:space="preserve">)</w:t>
       </w:r>
       <w:r>
-        <w:t xml:space="preserve"> </w:t>
-      </w:r>
-      <w:r>
-        <w:t xml:space="preserve">has been criticized for not being representative of global proficiency</w:t>
+        <w:t xml:space="preserve">, more evidence is required to determine if a vocabulary measure is positively correlated with sentence-type identification and other aspects of intonation. Other measures, such as exposure</w:t>
       </w:r>
       <w:r>
         <w:t xml:space="preserve"> </w:t>
@@ -11507,19 +11604,22 @@
       <w:r>
         <w:t xml:space="preserve">(</w:t>
       </w:r>
-      <w:hyperlink w:anchor="ref-puig2023lextale">
-        <w:r>
-          <w:rPr>
-            <w:rStyle w:val="Hyperlink"/>
-          </w:rPr>
-          <w:t xml:space="preserve">Puig-Mayenco et al., 2023</w:t>
+      <w:hyperlink w:anchor="ref-sagarra2024unraveling">
+        <w:r>
+          <w:rPr>
+            <w:rStyle w:val="Hyperlink"/>
+          </w:rPr>
+          <w:t xml:space="preserve">Sagarra et al., 2024</w:t>
         </w:r>
       </w:hyperlink>
       <w:r>
         <w:t xml:space="preserve">)</w:t>
       </w:r>
       <w:r>
-        <w:t xml:space="preserve">. Although previous evidence indicates that LexTALE score is positively correlated with sentence-type identification</w:t>
+        <w:t xml:space="preserve"> </w:t>
+      </w:r>
+      <w:r>
+        <w:t xml:space="preserve">or learning environment</w:t>
       </w:r>
       <w:r>
         <w:t xml:space="preserve"> </w:t>
@@ -11527,97 +11627,12 @@
       <w:r>
         <w:t xml:space="preserve">(</w:t>
       </w:r>
-      <w:hyperlink w:anchor="ref-brandl2020development">
-        <w:r>
-          <w:rPr>
-            <w:rStyle w:val="Hyperlink"/>
-          </w:rPr>
-          <w:t xml:space="preserve">Brandl et al., 2020</w:t>
-        </w:r>
-      </w:hyperlink>
-      <w:r>
-        <w:t xml:space="preserve">;</w:t>
-      </w:r>
-      <w:r>
-        <w:t xml:space="preserve"> </w:t>
-      </w:r>
-      <w:hyperlink w:anchor="ref-casillas2023using">
-        <w:r>
-          <w:rPr>
-            <w:rStyle w:val="Hyperlink"/>
-          </w:rPr>
-          <w:t xml:space="preserve">Joseph V. Casillas et al., 2023</w:t>
-        </w:r>
-      </w:hyperlink>
-      <w:r>
-        <w:t xml:space="preserve">;</w:t>
-      </w:r>
-      <w:r>
-        <w:t xml:space="preserve"> </w:t>
-      </w:r>
-      <w:hyperlink w:anchor="ref-nibert2006acquisition">
-        <w:r>
-          <w:rPr>
-            <w:rStyle w:val="Hyperlink"/>
-          </w:rPr>
-          <w:t xml:space="preserve">Nibert, 2006</w:t>
-        </w:r>
-      </w:hyperlink>
-      <w:r>
-        <w:t xml:space="preserve">;</w:t>
-      </w:r>
-      <w:r>
-        <w:t xml:space="preserve"> </w:t>
-      </w:r>
-      <w:hyperlink w:anchor="ref-trimble2013acquiring">
-        <w:r>
-          <w:rPr>
-            <w:rStyle w:val="Hyperlink"/>
-          </w:rPr>
-          <w:t xml:space="preserve">Trimble, 2013b</w:t>
-        </w:r>
-      </w:hyperlink>
-      <w:r>
-        <w:t xml:space="preserve">)</w:t>
-      </w:r>
-      <w:r>
-        <w:t xml:space="preserve">, more evidence is required to determine if a vocabulary measure is positively correlated with sentence-type identification and other aspects of intonation. Other measures, such as exposure</w:t>
-      </w:r>
-      <w:r>
-        <w:t xml:space="preserve"> </w:t>
-      </w:r>
-      <w:r>
-        <w:t xml:space="preserve">(</w:t>
-      </w:r>
-      <w:hyperlink w:anchor="ref-sagarra2024unraveling">
-        <w:r>
-          <w:rPr>
-            <w:rStyle w:val="Hyperlink"/>
-          </w:rPr>
-          <w:t xml:space="preserve">Sagarra et al., 2024</w:t>
-        </w:r>
-      </w:hyperlink>
-      <w:r>
-        <w:t xml:space="preserve">)</w:t>
-      </w:r>
-      <w:r>
-        <w:t xml:space="preserve"> </w:t>
-      </w:r>
-      <w:r>
-        <w:t xml:space="preserve">or learning environment</w:t>
-      </w:r>
-      <w:r>
-        <w:t xml:space="preserve"> </w:t>
-      </w:r>
-      <w:r>
-        <w:t xml:space="preserve">(</w:t>
-      </w:r>
       <w:hyperlink w:anchor="ref-trimble2013perceiving">
         <w:r>
           <w:rPr>
             <w:rStyle w:val="Hyperlink"/>
           </w:rPr>
-          <w:t xml:space="preserve">Trimble, 2013a</w:t>
+          <w:t xml:space="preserve">John C. Trimble, 2013a</w:t>
         </w:r>
       </w:hyperlink>
       <w:r>
@@ -11830,7 +11845,7 @@
           <w:rPr>
             <w:rStyle w:val="Hyperlink"/>
           </w:rPr>
-          <w:t xml:space="preserve">Orrico &amp; D’imperio, 2020</w:t>
+          <w:t xml:space="preserve">Orrico &amp; D, 2020</w:t>
         </w:r>
       </w:hyperlink>
       <w:r>
@@ -12104,7 +12119,7 @@
       </w:r>
     </w:p>
     <w:bookmarkEnd w:id="80"/>
-    <w:bookmarkStart w:id="215" w:name="references"/>
+    <w:bookmarkStart w:id="199" w:name="references"/>
     <w:p>
       <w:pPr>
         <w:pStyle w:val="Heading1"/>
@@ -12113,14 +12128,921 @@
         <w:t xml:space="preserve">7. References</w:t>
       </w:r>
     </w:p>
-    <w:bookmarkStart w:id="214" w:name="refs"/>
-    <w:bookmarkStart w:id="82" w:name="ref-armstrong2010puerto"/>
+    <w:bookmarkStart w:id="198" w:name="refs"/>
+    <w:bookmarkStart w:id="81" w:name="ref-armstrong2010puerto"/>
     <w:p>
       <w:pPr>
         <w:pStyle w:val="Bibliography"/>
       </w:pPr>
       <w:r>
-        <w:t xml:space="preserve">Armstrong, M. E. (2010). Puerto rican spanish intonation.</w:t>
+        <w:t xml:space="preserve">Armstrong, M. E. (2010). Puerto rican spanish intonation. In P. Prieto &amp; P. Roseano (Eds.),</w:t>
+      </w:r>
+      <w:r>
+        <w:t xml:space="preserve"> </w:t>
+      </w:r>
+      <w:r>
+        <w:rPr>
+          <w:i/>
+          <w:iCs/>
+        </w:rPr>
+        <w:t xml:space="preserve">Transcription of intonation of the spanish language</w:t>
+      </w:r>
+      <w:r>
+        <w:t xml:space="preserve"> </w:t>
+      </w:r>
+      <w:r>
+        <w:t xml:space="preserve">(pp. 155–189). Lincom Europa Munich.</w:t>
+      </w:r>
+    </w:p>
+    <w:bookmarkEnd w:id="81"/>
+    <w:bookmarkStart w:id="82" w:name="ref-astruc2010venezuelan"/>
+    <w:p>
+      <w:pPr>
+        <w:pStyle w:val="Bibliography"/>
+      </w:pPr>
+      <w:r>
+        <w:t xml:space="preserve">Astruc, L., Mora, E., &amp; Rew, S. (2010). Venezuelan andean spanish intonation. In P. Prieto &amp; P. Roseano (Eds.),</w:t>
+      </w:r>
+      <w:r>
+        <w:t xml:space="preserve"> </w:t>
+      </w:r>
+      <w:r>
+        <w:rPr>
+          <w:i/>
+          <w:iCs/>
+        </w:rPr>
+        <w:t xml:space="preserve">Transcription of intonation of the spanish language</w:t>
+      </w:r>
+      <w:r>
+        <w:t xml:space="preserve"> </w:t>
+      </w:r>
+      <w:r>
+        <w:t xml:space="preserve">(pp. 191–226). Lincom Europa Munich.</w:t>
+      </w:r>
+    </w:p>
+    <w:bookmarkEnd w:id="82"/>
+    <w:bookmarkStart w:id="84" w:name="ref-bailey2014intonational"/>
+    <w:p>
+      <w:pPr>
+        <w:pStyle w:val="Bibliography"/>
+      </w:pPr>
+      <w:r>
+        <w:t xml:space="preserve">Bailey, A. A. (2014). Intonational phonology of cuban spanish: A preliminary model.</w:t>
+      </w:r>
+      <w:r>
+        <w:t xml:space="preserve"> </w:t>
+      </w:r>
+      <w:r>
+        <w:rPr>
+          <w:i/>
+          <w:iCs/>
+        </w:rPr>
+        <w:t xml:space="preserve">Proc. SpeechProsody 2014</w:t>
+      </w:r>
+      <w:r>
+        <w:t xml:space="preserve">, 809–813.</w:t>
+      </w:r>
+      <w:r>
+        <w:t xml:space="preserve"> </w:t>
+      </w:r>
+      <w:hyperlink r:id="rId83">
+        <w:r>
+          <w:rPr>
+            <w:rStyle w:val="Hyperlink"/>
+          </w:rPr>
+          <w:t xml:space="preserve">https://doi.org/10.21437/speechprosody.2014-151</w:t>
+        </w:r>
+      </w:hyperlink>
+    </w:p>
+    <w:bookmarkEnd w:id="84"/>
+    <w:bookmarkStart w:id="86" w:name="ref-baron2004empathy"/>
+    <w:p>
+      <w:pPr>
+        <w:pStyle w:val="Bibliography"/>
+      </w:pPr>
+      <w:r>
+        <w:t xml:space="preserve">Baron-Cohen, S., &amp; Wheelwright, S. (2004). The empathy quotient: An investigation of adults with asperger syndrome or high functioning autism, and normal sex differences.</w:t>
+      </w:r>
+      <w:r>
+        <w:t xml:space="preserve"> </w:t>
+      </w:r>
+      <w:r>
+        <w:rPr>
+          <w:i/>
+          <w:iCs/>
+        </w:rPr>
+        <w:t xml:space="preserve">Journal of Autism and Developmental Disorders</w:t>
+      </w:r>
+      <w:r>
+        <w:t xml:space="preserve">,</w:t>
+      </w:r>
+      <w:r>
+        <w:t xml:space="preserve"> </w:t>
+      </w:r>
+      <w:r>
+        <w:rPr>
+          <w:i/>
+          <w:iCs/>
+        </w:rPr>
+        <w:t xml:space="preserve">34</w:t>
+      </w:r>
+      <w:r>
+        <w:t xml:space="preserve">, 163–175.</w:t>
+      </w:r>
+      <w:r>
+        <w:t xml:space="preserve"> </w:t>
+      </w:r>
+      <w:hyperlink r:id="rId85">
+        <w:r>
+          <w:rPr>
+            <w:rStyle w:val="Hyperlink"/>
+          </w:rPr>
+          <w:t xml:space="preserve">https://doi.org/10.1023/b:jadd.0000022607.19833.00</w:t>
+        </w:r>
+      </w:hyperlink>
+    </w:p>
+    <w:bookmarkEnd w:id="86"/>
+    <w:bookmarkStart w:id="88" w:name="ref-bedialauneta2023perception"/>
+    <w:p>
+      <w:pPr>
+        <w:pStyle w:val="Bibliography"/>
+      </w:pPr>
+      <w:r>
+        <w:t xml:space="preserve">Bedialauneta Txurruka, I. (2023). Perception of spanish declarative questions and statements by L2 spanish speakers. In R. Skarnitzl &amp; J. Vol’ın (Eds.),</w:t>
+      </w:r>
+      <w:r>
+        <w:t xml:space="preserve"> </w:t>
+      </w:r>
+      <w:r>
+        <w:rPr>
+          <w:i/>
+          <w:iCs/>
+        </w:rPr>
+        <w:t xml:space="preserve">Proceedings of the 20th international congress of phonetic sciences</w:t>
+      </w:r>
+      <w:r>
+        <w:t xml:space="preserve"> </w:t>
+      </w:r>
+      <w:r>
+        <w:t xml:space="preserve">(pp. 2591–2596). Guarant International.</w:t>
+      </w:r>
+      <w:r>
+        <w:t xml:space="preserve"> </w:t>
+      </w:r>
+      <w:hyperlink r:id="rId87">
+        <w:r>
+          <w:rPr>
+            <w:rStyle w:val="Hyperlink"/>
+          </w:rPr>
+          <w:t xml:space="preserve">https://doi.org/10.1017/S0025100323000348</w:t>
+        </w:r>
+      </w:hyperlink>
+    </w:p>
+    <w:bookmarkEnd w:id="88"/>
+    <w:bookmarkStart w:id="90" w:name="ref-bedialauneta2024perception"/>
+    <w:p>
+      <w:pPr>
+        <w:pStyle w:val="Bibliography"/>
+      </w:pPr>
+      <w:r>
+        <w:t xml:space="preserve">Bedialauneta Txurruka, I. (2024).</w:t>
+      </w:r>
+      <w:r>
+        <w:t xml:space="preserve"> </w:t>
+      </w:r>
+      <w:r>
+        <w:rPr>
+          <w:i/>
+          <w:iCs/>
+        </w:rPr>
+        <w:t xml:space="preserve">Perception and processing of spanish questions and statements by L1 english/L2 spanish speakers</w:t>
+      </w:r>
+      <w:r>
+        <w:t xml:space="preserve">.</w:t>
+      </w:r>
+      <w:r>
+        <w:t xml:space="preserve"> </w:t>
+      </w:r>
+      <w:hyperlink r:id="rId89">
+        <w:r>
+          <w:rPr>
+            <w:rStyle w:val="Hyperlink"/>
+          </w:rPr>
+          <w:t xml:space="preserve">https://digitalcommons.unomaha.edu/hls/2024hls/17/1/</w:t>
+        </w:r>
+      </w:hyperlink>
+    </w:p>
+    <w:bookmarkEnd w:id="90"/>
+    <w:bookmarkStart w:id="92" w:name="ref-bishop2016individual"/>
+    <w:p>
+      <w:pPr>
+        <w:pStyle w:val="Bibliography"/>
+      </w:pPr>
+      <w:r>
+        <w:t xml:space="preserve">Bishop, J. (2016). Individual differences in top-down and bottom-up prominence perception.</w:t>
+      </w:r>
+      <w:r>
+        <w:t xml:space="preserve"> </w:t>
+      </w:r>
+      <w:r>
+        <w:rPr>
+          <w:i/>
+          <w:iCs/>
+        </w:rPr>
+        <w:t xml:space="preserve">Proceedings of Speech Prosody</w:t>
+      </w:r>
+      <w:r>
+        <w:t xml:space="preserve">,</w:t>
+      </w:r>
+      <w:r>
+        <w:t xml:space="preserve"> </w:t>
+      </w:r>
+      <w:r>
+        <w:rPr>
+          <w:i/>
+          <w:iCs/>
+        </w:rPr>
+        <w:t xml:space="preserve">2016</w:t>
+      </w:r>
+      <w:r>
+        <w:t xml:space="preserve">, 668–672.</w:t>
+      </w:r>
+      <w:r>
+        <w:t xml:space="preserve"> </w:t>
+      </w:r>
+      <w:hyperlink r:id="rId91">
+        <w:r>
+          <w:rPr>
+            <w:rStyle w:val="Hyperlink"/>
+          </w:rPr>
+          <w:t xml:space="preserve">https://doi.org/10.21437/speechprosody.2016-137</w:t>
+        </w:r>
+      </w:hyperlink>
+    </w:p>
+    <w:bookmarkEnd w:id="92"/>
+    <w:bookmarkStart w:id="93" w:name="ref-bishop2015individual"/>
+    <w:p>
+      <w:pPr>
+        <w:pStyle w:val="Bibliography"/>
+      </w:pPr>
+      <w:r>
+        <w:t xml:space="preserve">Bishop, J., Chong, A., &amp; Jun, S.-A. (2015). Individual differences in prosodic strategies to sentence parsing.</w:t>
+      </w:r>
+      <w:r>
+        <w:t xml:space="preserve"> </w:t>
+      </w:r>
+      <w:r>
+        <w:rPr>
+          <w:i/>
+          <w:iCs/>
+        </w:rPr>
+        <w:t xml:space="preserve">Proceedings of the 18th International Congress of Phonetic Sciences</w:t>
+      </w:r>
+      <w:r>
+        <w:t xml:space="preserve">, 1–5.</w:t>
+      </w:r>
+    </w:p>
+    <w:bookmarkEnd w:id="93"/>
+    <w:bookmarkStart w:id="95" w:name="ref-brandl2020development"/>
+    <w:p>
+      <w:pPr>
+        <w:pStyle w:val="Bibliography"/>
+      </w:pPr>
+      <w:r>
+        <w:t xml:space="preserve">Brandl, A., González, C., &amp; Bustin, A. (2020). The development of intonation in L2 spanish: A perceptual study. In A. Morales-Front, C. Sanz, R. P. Leow, &amp; M. J. Ferreira (Eds.),</w:t>
+      </w:r>
+      <w:r>
+        <w:t xml:space="preserve"> </w:t>
+      </w:r>
+      <w:r>
+        <w:rPr>
+          <w:i/>
+          <w:iCs/>
+        </w:rPr>
+        <w:t xml:space="preserve">Hispanic linguistics</w:t>
+      </w:r>
+      <w:r>
+        <w:t xml:space="preserve"> </w:t>
+      </w:r>
+      <w:r>
+        <w:t xml:space="preserve">(pp. 11–32). John Benjamins.</w:t>
+      </w:r>
+      <w:r>
+        <w:t xml:space="preserve"> </w:t>
+      </w:r>
+      <w:hyperlink r:id="rId94">
+        <w:r>
+          <w:rPr>
+            <w:rStyle w:val="Hyperlink"/>
+          </w:rPr>
+          <w:t xml:space="preserve">https://doi.org/10.1075/ihll.26.01bra</w:t>
+        </w:r>
+      </w:hyperlink>
+    </w:p>
+    <w:bookmarkEnd w:id="95"/>
+    <w:bookmarkStart w:id="97" w:name="ref-buring2016intonation"/>
+    <w:p>
+      <w:pPr>
+        <w:pStyle w:val="Bibliography"/>
+      </w:pPr>
+      <w:r>
+        <w:t xml:space="preserve">Büring, D. (2016).</w:t>
+      </w:r>
+      <w:r>
+        <w:t xml:space="preserve"> </w:t>
+      </w:r>
+      <w:r>
+        <w:rPr>
+          <w:i/>
+          <w:iCs/>
+        </w:rPr>
+        <w:t xml:space="preserve">Intonation and meaning</w:t>
+      </w:r>
+      <w:r>
+        <w:t xml:space="preserve">. Oxford University Press.</w:t>
+      </w:r>
+      <w:r>
+        <w:t xml:space="preserve"> </w:t>
+      </w:r>
+      <w:hyperlink r:id="rId96">
+        <w:r>
+          <w:rPr>
+            <w:rStyle w:val="Hyperlink"/>
+          </w:rPr>
+          <w:t xml:space="preserve">https://doi.org/10.1093/acprof:oso/9780199226269.001.0001</w:t>
+        </w:r>
+      </w:hyperlink>
+    </w:p>
+    <w:bookmarkEnd w:id="97"/>
+    <w:bookmarkStart w:id="99" w:name="ref-burkner2017advanced"/>
+    <w:p>
+      <w:pPr>
+        <w:pStyle w:val="Bibliography"/>
+      </w:pPr>
+      <w:r>
+        <w:t xml:space="preserve">Bürkner, P.-C. (2017a). Advanced bayesian multilevel modeling with the r package brms.</w:t>
+      </w:r>
+      <w:r>
+        <w:t xml:space="preserve"> </w:t>
+      </w:r>
+      <w:r>
+        <w:rPr>
+          <w:i/>
+          <w:iCs/>
+        </w:rPr>
+        <w:t xml:space="preserve">arXiv Preprint arXiv:1705.11123</w:t>
+      </w:r>
+      <w:r>
+        <w:t xml:space="preserve">.</w:t>
+      </w:r>
+      <w:r>
+        <w:t xml:space="preserve"> </w:t>
+      </w:r>
+      <w:hyperlink r:id="rId98">
+        <w:r>
+          <w:rPr>
+            <w:rStyle w:val="Hyperlink"/>
+          </w:rPr>
+          <w:t xml:space="preserve">https://doi.org/10.32614/rj-2018-017</w:t>
+        </w:r>
+      </w:hyperlink>
+    </w:p>
+    <w:bookmarkEnd w:id="99"/>
+    <w:bookmarkStart w:id="101" w:name="ref-burkner2017brms"/>
+    <w:p>
+      <w:pPr>
+        <w:pStyle w:val="Bibliography"/>
+      </w:pPr>
+      <w:r>
+        <w:t xml:space="preserve">Bürkner, P.-C. (2017b). Brms: An r package for bayesian multilevel models using stan.</w:t>
+      </w:r>
+      <w:r>
+        <w:t xml:space="preserve"> </w:t>
+      </w:r>
+      <w:r>
+        <w:rPr>
+          <w:i/>
+          <w:iCs/>
+        </w:rPr>
+        <w:t xml:space="preserve">Journal of Statistical Software</w:t>
+      </w:r>
+      <w:r>
+        <w:t xml:space="preserve">,</w:t>
+      </w:r>
+      <w:r>
+        <w:t xml:space="preserve"> </w:t>
+      </w:r>
+      <w:r>
+        <w:rPr>
+          <w:i/>
+          <w:iCs/>
+        </w:rPr>
+        <w:t xml:space="preserve">80</w:t>
+      </w:r>
+      <w:r>
+        <w:t xml:space="preserve">, 1–28.</w:t>
+      </w:r>
+      <w:r>
+        <w:t xml:space="preserve"> </w:t>
+      </w:r>
+      <w:hyperlink r:id="rId100">
+        <w:r>
+          <w:rPr>
+            <w:rStyle w:val="Hyperlink"/>
+          </w:rPr>
+          <w:t xml:space="preserve">https://doi.org/10.18637/jss.v080.i01</w:t>
+        </w:r>
+      </w:hyperlink>
+    </w:p>
+    <w:bookmarkEnd w:id="101"/>
+    <w:bookmarkStart w:id="103" w:name="ref-carruthers2009mindreading"/>
+    <w:p>
+      <w:pPr>
+        <w:pStyle w:val="Bibliography"/>
+      </w:pPr>
+      <w:r>
+        <w:t xml:space="preserve">Carruthers, P. (2009). Mindreading underlies metacognition.</w:t>
+      </w:r>
+      <w:r>
+        <w:t xml:space="preserve"> </w:t>
+      </w:r>
+      <w:r>
+        <w:rPr>
+          <w:i/>
+          <w:iCs/>
+        </w:rPr>
+        <w:t xml:space="preserve">Behavioral and Brain Sciences</w:t>
+      </w:r>
+      <w:r>
+        <w:t xml:space="preserve">,</w:t>
+      </w:r>
+      <w:r>
+        <w:t xml:space="preserve"> </w:t>
+      </w:r>
+      <w:r>
+        <w:rPr>
+          <w:i/>
+          <w:iCs/>
+        </w:rPr>
+        <w:t xml:space="preserve">32</w:t>
+      </w:r>
+      <w:r>
+        <w:t xml:space="preserve">(2), 164–182.</w:t>
+      </w:r>
+      <w:r>
+        <w:t xml:space="preserve"> </w:t>
+      </w:r>
+      <w:hyperlink r:id="rId102">
+        <w:r>
+          <w:rPr>
+            <w:rStyle w:val="Hyperlink"/>
+          </w:rPr>
+          <w:t xml:space="preserve">https://doi.org/10.1017/s0140525x09000831</w:t>
+        </w:r>
+      </w:hyperlink>
+    </w:p>
+    <w:bookmarkEnd w:id="103"/>
+    <w:bookmarkStart w:id="105" w:name="ref-casillas2025opening"/>
+    <w:p>
+      <w:pPr>
+        <w:pStyle w:val="Bibliography"/>
+      </w:pPr>
+      <w:r>
+        <w:t xml:space="preserve">Casillas, Joseph V., Constantin-Dureci, G., Andreu Rasc’on, I., Shao, J., Rodr’ıguez, S. A., Gadamsetty, A., Minetti, A., Laungani, K., Thatcher, J., Gardere, R.-T., Taveras, K., Chang, I., Rodr’ıguez, Parrish, K., Feliu-Ribas, M., &amp; Esposito, R. (2025). Opening open science to all: Demystifying reproducibility and transparency practices in linguistic research.</w:t>
+      </w:r>
+      <w:r>
+        <w:t xml:space="preserve"> </w:t>
+      </w:r>
+      <w:r>
+        <w:rPr>
+          <w:i/>
+          <w:iCs/>
+        </w:rPr>
+        <w:t xml:space="preserve">Linguistics</w:t>
+      </w:r>
+      <w:r>
+        <w:t xml:space="preserve">,</w:t>
+      </w:r>
+      <w:r>
+        <w:t xml:space="preserve"> </w:t>
+      </w:r>
+      <w:r>
+        <w:rPr>
+          <w:i/>
+          <w:iCs/>
+        </w:rPr>
+        <w:t xml:space="preserve">63</w:t>
+      </w:r>
+      <w:r>
+        <w:t xml:space="preserve">(6), 1547–1575.</w:t>
+      </w:r>
+      <w:r>
+        <w:t xml:space="preserve"> </w:t>
+      </w:r>
+      <w:hyperlink r:id="rId104">
+        <w:r>
+          <w:rPr>
+            <w:rStyle w:val="Hyperlink"/>
+          </w:rPr>
+          <w:t xml:space="preserve">https://doi.org/10.1515/ling-2023-0249</w:t>
+        </w:r>
+      </w:hyperlink>
+    </w:p>
+    <w:bookmarkEnd w:id="105"/>
+    <w:bookmarkStart w:id="107" w:name="ref-casillas2023using"/>
+    <w:p>
+      <w:pPr>
+        <w:pStyle w:val="Bibliography"/>
+      </w:pPr>
+      <w:r>
+        <w:t xml:space="preserve">Casillas, Joseph V., Garrido-Poz’u, J. J., Parrish, K., Arroyo, L. F., Rodr’ıguez, N., Esposito, R., Chang, I., G’omez, K., Constantin-Dureci, G., &amp; Shao, J. (2023). Using intonation to disambiguate meaning: The role of empathy and proficiency in L2 perceptual development.</w:t>
+      </w:r>
+      <w:r>
+        <w:t xml:space="preserve"> </w:t>
+      </w:r>
+      <w:r>
+        <w:rPr>
+          <w:i/>
+          <w:iCs/>
+        </w:rPr>
+        <w:t xml:space="preserve">Applied Psycholinguistics</w:t>
+      </w:r>
+      <w:r>
+        <w:t xml:space="preserve">,</w:t>
+      </w:r>
+      <w:r>
+        <w:t xml:space="preserve"> </w:t>
+      </w:r>
+      <w:r>
+        <w:rPr>
+          <w:i/>
+          <w:iCs/>
+        </w:rPr>
+        <w:t xml:space="preserve">44</w:t>
+      </w:r>
+      <w:r>
+        <w:t xml:space="preserve">(5), 913–940.</w:t>
+      </w:r>
+      <w:r>
+        <w:t xml:space="preserve"> </w:t>
+      </w:r>
+      <w:hyperlink r:id="rId106">
+        <w:r>
+          <w:rPr>
+            <w:rStyle w:val="Hyperlink"/>
+          </w:rPr>
+          <w:t xml:space="preserve">https://doi.org/10.1017/S0142716423000310</w:t>
+        </w:r>
+      </w:hyperlink>
+    </w:p>
+    <w:bookmarkEnd w:id="107"/>
+    <w:bookmarkStart w:id="109" w:name="ref-chen2003reaction"/>
+    <w:p>
+      <w:pPr>
+        <w:pStyle w:val="Bibliography"/>
+      </w:pPr>
+      <w:r>
+        <w:t xml:space="preserve">Chen, A. (2003). Reaction time as an indicator to discrete intonational contrasts in english.</w:t>
+      </w:r>
+      <w:r>
+        <w:t xml:space="preserve"> </w:t>
+      </w:r>
+      <w:r>
+        <w:rPr>
+          <w:i/>
+          <w:iCs/>
+        </w:rPr>
+        <w:t xml:space="preserve">8th European Conference on Speech Communication and Technology</w:t>
+      </w:r>
+      <w:r>
+        <w:t xml:space="preserve">, 97–100.</w:t>
+      </w:r>
+      <w:r>
+        <w:t xml:space="preserve"> </w:t>
+      </w:r>
+      <w:hyperlink r:id="rId108">
+        <w:r>
+          <w:rPr>
+            <w:rStyle w:val="Hyperlink"/>
+          </w:rPr>
+          <w:t xml:space="preserve">https://doi.org/11858/00-001M-0000-0013-2790-4</w:t>
+        </w:r>
+      </w:hyperlink>
+    </w:p>
+    <w:bookmarkEnd w:id="109"/>
+    <w:bookmarkStart w:id="111" w:name="ref-devis2014intonation"/>
+    <w:p>
+      <w:pPr>
+        <w:pStyle w:val="Bibliography"/>
+      </w:pPr>
+      <w:r>
+        <w:t xml:space="preserve">Dev’ıs Herraiz, E., &amp; Cantero Serena, F. J. (2014). The intonation of mitigating politeness in catalan.</w:t>
+      </w:r>
+      <w:r>
+        <w:t xml:space="preserve"> </w:t>
+      </w:r>
+      <w:r>
+        <w:rPr>
+          <w:i/>
+          <w:iCs/>
+        </w:rPr>
+        <w:t xml:space="preserve">Journal of Politeness Research</w:t>
+      </w:r>
+      <w:r>
+        <w:t xml:space="preserve">,</w:t>
+      </w:r>
+      <w:r>
+        <w:t xml:space="preserve"> </w:t>
+      </w:r>
+      <w:r>
+        <w:rPr>
+          <w:i/>
+          <w:iCs/>
+        </w:rPr>
+        <w:t xml:space="preserve">10</w:t>
+      </w:r>
+      <w:r>
+        <w:t xml:space="preserve">(1), 127–149.</w:t>
+      </w:r>
+      <w:r>
+        <w:t xml:space="preserve"> </w:t>
+      </w:r>
+      <w:hyperlink r:id="rId110">
+        <w:r>
+          <w:rPr>
+            <w:rStyle w:val="Hyperlink"/>
+          </w:rPr>
+          <w:t xml:space="preserve">https://doi.org/10.1515/pr-2014-0006</w:t>
+        </w:r>
+      </w:hyperlink>
+    </w:p>
+    <w:bookmarkEnd w:id="111"/>
+    <w:bookmarkStart w:id="113" w:name="ref-diehl2008resolving"/>
+    <w:p>
+      <w:pPr>
+        <w:pStyle w:val="Bibliography"/>
+      </w:pPr>
+      <w:r>
+        <w:t xml:space="preserve">Diehl, J. J., Bennetto, L., Watson, D., Gunlogson, C., &amp; McDonough, J. (2008). Resolving ambiguity: A psycholinguistic approach to understanding prosody processing in high-functioning autism.</w:t>
+      </w:r>
+      <w:r>
+        <w:t xml:space="preserve"> </w:t>
+      </w:r>
+      <w:r>
+        <w:rPr>
+          <w:i/>
+          <w:iCs/>
+        </w:rPr>
+        <w:t xml:space="preserve">Brain and Language</w:t>
+      </w:r>
+      <w:r>
+        <w:t xml:space="preserve">,</w:t>
+      </w:r>
+      <w:r>
+        <w:t xml:space="preserve"> </w:t>
+      </w:r>
+      <w:r>
+        <w:rPr>
+          <w:i/>
+          <w:iCs/>
+        </w:rPr>
+        <w:t xml:space="preserve">106</w:t>
+      </w:r>
+      <w:r>
+        <w:t xml:space="preserve">(2), 144–152.</w:t>
+      </w:r>
+      <w:r>
+        <w:t xml:space="preserve"> </w:t>
+      </w:r>
+      <w:hyperlink r:id="rId112">
+        <w:r>
+          <w:rPr>
+            <w:rStyle w:val="Hyperlink"/>
+          </w:rPr>
+          <w:t xml:space="preserve">https://doi.org/10.1016/j.bandl.2008.04.002</w:t>
+        </w:r>
+      </w:hyperlink>
+    </w:p>
+    <w:bookmarkEnd w:id="113"/>
+    <w:bookmarkStart w:id="115" w:name="ref-estebas2014evaluation"/>
+    <w:p>
+      <w:pPr>
+        <w:pStyle w:val="Bibliography"/>
+      </w:pPr>
+      <w:r>
+        <w:t xml:space="preserve">Estebas-Vilaplana, E. (2014). The evaluation of intonation: Pitch range differences in english and in spanish. In G. Thompson &amp; L. Alba-Juez (Eds.),</w:t>
+      </w:r>
+      <w:r>
+        <w:t xml:space="preserve"> </w:t>
+      </w:r>
+      <w:r>
+        <w:rPr>
+          <w:i/>
+          <w:iCs/>
+        </w:rPr>
+        <w:t xml:space="preserve">Evaluation in context</w:t>
+      </w:r>
+      <w:r>
+        <w:t xml:space="preserve"> </w:t>
+      </w:r>
+      <w:r>
+        <w:t xml:space="preserve">(pp. 179–194). John Benjamins.</w:t>
+      </w:r>
+      <w:r>
+        <w:t xml:space="preserve"> </w:t>
+      </w:r>
+      <w:hyperlink r:id="rId114">
+        <w:r>
+          <w:rPr>
+            <w:rStyle w:val="Hyperlink"/>
+          </w:rPr>
+          <w:t xml:space="preserve">https://doi.org/10.1075/pbns.242.09est</w:t>
+        </w:r>
+      </w:hyperlink>
+    </w:p>
+    <w:bookmarkEnd w:id="115"/>
+    <w:bookmarkStart w:id="117" w:name="ref-esteve2016role"/>
+    <w:p>
+      <w:pPr>
+        <w:pStyle w:val="Bibliography"/>
+      </w:pPr>
+      <w:r>
+        <w:t xml:space="preserve">Esteve-Gibert, Núria, Portes, C., Schafer, A., Hemforth, B., &amp; D’Imperio, M. (2016). Intonation in the processing of contrast meaning in french: An eye-tracking study.</w:t>
+      </w:r>
+      <w:r>
+        <w:t xml:space="preserve"> </w:t>
+      </w:r>
+      <w:r>
+        <w:rPr>
+          <w:i/>
+          <w:iCs/>
+        </w:rPr>
+        <w:t xml:space="preserve">Proceedings of Speech Prosody 2016</w:t>
+      </w:r>
+      <w:r>
+        <w:t xml:space="preserve">.</w:t>
+      </w:r>
+      <w:r>
+        <w:t xml:space="preserve"> </w:t>
+      </w:r>
+      <w:hyperlink r:id="rId116">
+        <w:r>
+          <w:rPr>
+            <w:rStyle w:val="Hyperlink"/>
+          </w:rPr>
+          <w:t xml:space="preserve">https://doi.org/10.21437/SpeechProsody.2016-252</w:t>
+        </w:r>
+      </w:hyperlink>
+    </w:p>
+    <w:bookmarkEnd w:id="117"/>
+    <w:bookmarkStart w:id="119" w:name="ref-esteve2020empathy"/>
+    <w:p>
+      <w:pPr>
+        <w:pStyle w:val="Bibliography"/>
+      </w:pPr>
+      <w:r>
+        <w:t xml:space="preserve">Esteve-Gibert, N’uria, Schafer, A. J., Hemforth, B., Portes, C., Pozniak, C., &amp; D, M. (2020). Empathy influences how listeners interpret intonation and meaning when words are ambiguous.</w:t>
+      </w:r>
+      <w:r>
+        <w:t xml:space="preserve"> </w:t>
+      </w:r>
+      <w:r>
+        <w:rPr>
+          <w:i/>
+          <w:iCs/>
+        </w:rPr>
+        <w:t xml:space="preserve">Memory &amp; Cognition</w:t>
+      </w:r>
+      <w:r>
+        <w:t xml:space="preserve">,</w:t>
+      </w:r>
+      <w:r>
+        <w:t xml:space="preserve"> </w:t>
+      </w:r>
+      <w:r>
+        <w:rPr>
+          <w:i/>
+          <w:iCs/>
+        </w:rPr>
+        <w:t xml:space="preserve">48</w:t>
+      </w:r>
+      <w:r>
+        <w:t xml:space="preserve">, 566–580.</w:t>
+      </w:r>
+      <w:r>
+        <w:t xml:space="preserve"> </w:t>
+      </w:r>
+      <w:hyperlink r:id="rId118">
+        <w:r>
+          <w:rPr>
+            <w:rStyle w:val="Hyperlink"/>
+          </w:rPr>
+          <w:t xml:space="preserve">https://doi.org/10.3758/s13421-019-00990-w</w:t>
+        </w:r>
+      </w:hyperlink>
+    </w:p>
+    <w:bookmarkEnd w:id="119"/>
+    <w:bookmarkStart w:id="121" w:name="ref-face2007role"/>
+    <w:p>
+      <w:pPr>
+        <w:pStyle w:val="Bibliography"/>
+      </w:pPr>
+      <w:r>
+        <w:t xml:space="preserve">Face, T. L. (2007). The role of intonational cues in the perception of declaratives and absolute interrogatives in castilian spanish.</w:t>
+      </w:r>
+      <w:r>
+        <w:t xml:space="preserve"> </w:t>
+      </w:r>
+      <w:r>
+        <w:rPr>
+          <w:i/>
+          <w:iCs/>
+        </w:rPr>
+        <w:t xml:space="preserve">Journal of Experimental Phonetics</w:t>
+      </w:r>
+      <w:r>
+        <w:t xml:space="preserve">,</w:t>
+      </w:r>
+      <w:r>
+        <w:t xml:space="preserve"> </w:t>
+      </w:r>
+      <w:r>
+        <w:rPr>
+          <w:i/>
+          <w:iCs/>
+        </w:rPr>
+        <w:t xml:space="preserve">16</w:t>
+      </w:r>
+      <w:r>
+        <w:t xml:space="preserve">, 185–225.</w:t>
+      </w:r>
+      <w:r>
+        <w:t xml:space="preserve"> </w:t>
+      </w:r>
+      <w:hyperlink r:id="rId120">
+        <w:r>
+          <w:rPr>
+            <w:rStyle w:val="Hyperlink"/>
+          </w:rPr>
+          <w:t xml:space="preserve">https://doi.org/10.1515/shll-2012-1125</w:t>
+        </w:r>
+      </w:hyperlink>
+    </w:p>
+    <w:bookmarkEnd w:id="121"/>
+    <w:bookmarkStart w:id="123" w:name="ref-frith2003development"/>
+    <w:p>
+      <w:pPr>
+        <w:pStyle w:val="Bibliography"/>
+      </w:pPr>
+      <w:r>
+        <w:t xml:space="preserve">Frith, U., &amp; Frith, C. D. (2003). Development and neurophysiology of mentalizing.</w:t>
+      </w:r>
+      <w:r>
+        <w:t xml:space="preserve"> </w:t>
+      </w:r>
+      <w:r>
+        <w:rPr>
+          <w:i/>
+          <w:iCs/>
+        </w:rPr>
+        <w:t xml:space="preserve">Philosophical Transactions of the Royal Society of London. Series B: Biological Sciences</w:t>
+      </w:r>
+      <w:r>
+        <w:t xml:space="preserve">,</w:t>
+      </w:r>
+      <w:r>
+        <w:t xml:space="preserve"> </w:t>
+      </w:r>
+      <w:r>
+        <w:rPr>
+          <w:i/>
+          <w:iCs/>
+        </w:rPr>
+        <w:t xml:space="preserve">358</w:t>
+      </w:r>
+      <w:r>
+        <w:t xml:space="preserve">(1431), 459–473.</w:t>
+      </w:r>
+      <w:r>
+        <w:t xml:space="preserve"> </w:t>
+      </w:r>
+      <w:hyperlink r:id="rId122">
+        <w:r>
+          <w:rPr>
+            <w:rStyle w:val="Hyperlink"/>
+          </w:rPr>
+          <w:t xml:space="preserve">https://doi.org/10.1098/rstb.2002.1218</w:t>
+        </w:r>
+      </w:hyperlink>
+    </w:p>
+    <w:bookmarkEnd w:id="123"/>
+    <w:bookmarkStart w:id="124" w:name="ref-gabriel2010argentinian"/>
+    <w:p>
+      <w:pPr>
+        <w:pStyle w:val="Bibliography"/>
+      </w:pPr>
+      <w:r>
+        <w:t xml:space="preserve">Gabriel, C., Feldhausen, I., Peškov’a, A., Colantoni, L., Lee, S.-A., Arana, V., &amp; Labast’ıa, L. (2010). Argentinian spanish intonation.</w:t>
       </w:r>
       <w:r>
         <w:t xml:space="preserve"> </w:t>
@@ -12133,28 +13055,17 @@
         <w:t xml:space="preserve">Transcription of Intonation of the Spanish Language</w:t>
       </w:r>
       <w:r>
-        <w:t xml:space="preserve">, 155–189.</w:t>
-      </w:r>
-      <w:r>
-        <w:t xml:space="preserve"> </w:t>
-      </w:r>
-      <w:hyperlink r:id="rId81">
-        <w:r>
-          <w:rPr>
-            <w:rStyle w:val="Hyperlink"/>
-          </w:rPr>
-          <w:t xml:space="preserve">https://doi.org/10.21437/speechprosody.2010-145</w:t>
-        </w:r>
-      </w:hyperlink>
-    </w:p>
-    <w:bookmarkEnd w:id="82"/>
-    <w:bookmarkStart w:id="84" w:name="ref-astruc2010venezuelan"/>
+        <w:t xml:space="preserve">, 285–317.</w:t>
+      </w:r>
+    </w:p>
+    <w:bookmarkEnd w:id="124"/>
+    <w:bookmarkStart w:id="126" w:name="ref-gelman2017prior"/>
     <w:p>
       <w:pPr>
         <w:pStyle w:val="Bibliography"/>
       </w:pPr>
       <w:r>
-        <w:t xml:space="preserve">Astruc, L., Mora, E., &amp; Rew, S. (2010). Venezuelan andean spanish intonation.</w:t>
+        <w:t xml:space="preserve">Gelman, A., Simpson, D., &amp; Betancourt, M. (2017). The prior can often only be understood in the context of the likelihood.</w:t>
       </w:r>
       <w:r>
         <w:t xml:space="preserve"> </w:t>
@@ -12164,31 +13075,10 @@
           <w:i/>
           <w:iCs/>
         </w:rPr>
-        <w:t xml:space="preserve">Transcription of Intonation of the Spanish Language</w:t>
-      </w:r>
-      <w:r>
-        <w:t xml:space="preserve">, 191–226.</w:t>
-      </w:r>
-      <w:r>
-        <w:t xml:space="preserve"> </w:t>
-      </w:r>
-      <w:hyperlink r:id="rId83">
-        <w:r>
-          <w:rPr>
-            <w:rStyle w:val="Hyperlink"/>
-          </w:rPr>
-          <w:t xml:space="preserve">https://doi.org/10.3765/exabs.v0i0.582</w:t>
-        </w:r>
-      </w:hyperlink>
-    </w:p>
-    <w:bookmarkEnd w:id="84"/>
-    <w:bookmarkStart w:id="86" w:name="ref-bailey2014intonational"/>
-    <w:p>
-      <w:pPr>
-        <w:pStyle w:val="Bibliography"/>
-      </w:pPr>
-      <w:r>
-        <w:t xml:space="preserve">Bailey, A. A. (2014). Intonational phonology of cuban spanish: A preliminary model.</w:t>
+        <w:t xml:space="preserve">Entropy</w:t>
+      </w:r>
+      <w:r>
+        <w:t xml:space="preserve">,</w:t>
       </w:r>
       <w:r>
         <w:t xml:space="preserve"> </w:t>
@@ -12198,31 +13088,31 @@
           <w:i/>
           <w:iCs/>
         </w:rPr>
-        <w:t xml:space="preserve">Proc. SpeechProsody 2014</w:t>
-      </w:r>
-      <w:r>
-        <w:t xml:space="preserve">, 809–813.</w:t>
-      </w:r>
-      <w:r>
-        <w:t xml:space="preserve"> </w:t>
-      </w:r>
-      <w:hyperlink r:id="rId85">
-        <w:r>
-          <w:rPr>
-            <w:rStyle w:val="Hyperlink"/>
-          </w:rPr>
-          <w:t xml:space="preserve">https://doi.org/10.21437/speechprosody.2014-151</w:t>
-        </w:r>
-      </w:hyperlink>
-    </w:p>
-    <w:bookmarkEnd w:id="86"/>
-    <w:bookmarkStart w:id="88" w:name="ref-baron2011zero"/>
+        <w:t xml:space="preserve">19</w:t>
+      </w:r>
+      <w:r>
+        <w:t xml:space="preserve">(10), 555.</w:t>
+      </w:r>
+      <w:r>
+        <w:t xml:space="preserve"> </w:t>
+      </w:r>
+      <w:hyperlink r:id="rId125">
+        <w:r>
+          <w:rPr>
+            <w:rStyle w:val="Hyperlink"/>
+          </w:rPr>
+          <w:t xml:space="preserve">https://doi.org/10.3390/e19100555</w:t>
+        </w:r>
+      </w:hyperlink>
+    </w:p>
+    <w:bookmarkEnd w:id="126"/>
+    <w:bookmarkStart w:id="128" w:name="ref-geluykens1988myth"/>
     <w:p>
       <w:pPr>
         <w:pStyle w:val="Bibliography"/>
       </w:pPr>
       <w:r>
-        <w:t xml:space="preserve">Baron-Cohen, S. (2011).</w:t>
+        <w:t xml:space="preserve">Geluykens, R. (1988). On the myth of rising intonation in polar questions.</w:t>
       </w:r>
       <w:r>
         <w:t xml:space="preserve"> </w:t>
@@ -12232,34 +13122,10 @@
           <w:i/>
           <w:iCs/>
         </w:rPr>
-        <w:t xml:space="preserve">Zero degrees of empathy: A new theory of human cruelty</w:t>
-      </w:r>
-      <w:r>
-        <w:t xml:space="preserve"> </w:t>
-      </w:r>
-      <w:r>
-        <w:t xml:space="preserve">(Vol. 30). Penguin uk.</w:t>
-      </w:r>
-      <w:r>
-        <w:t xml:space="preserve"> </w:t>
-      </w:r>
-      <w:hyperlink r:id="rId87">
-        <w:r>
-          <w:rPr>
-            <w:rStyle w:val="Hyperlink"/>
-          </w:rPr>
-          <w:t xml:space="preserve">https://doi.org/10.1192/bjp.bp.111.098434</w:t>
-        </w:r>
-      </w:hyperlink>
-    </w:p>
-    <w:bookmarkEnd w:id="88"/>
-    <w:bookmarkStart w:id="90" w:name="ref-baron2004empathy"/>
-    <w:p>
-      <w:pPr>
-        <w:pStyle w:val="Bibliography"/>
-      </w:pPr>
-      <w:r>
-        <w:t xml:space="preserve">Baron-Cohen, S., &amp; Wheelwright, S. (2004). The empathy quotient: An investigation of adults with asperger syndrome or high functioning autism, and normal sex differences.</w:t>
+        <w:t xml:space="preserve">Journal of Pragmatics</w:t>
+      </w:r>
+      <w:r>
+        <w:t xml:space="preserve">,</w:t>
       </w:r>
       <w:r>
         <w:t xml:space="preserve"> </w:t>
@@ -12269,10 +13135,31 @@
           <w:i/>
           <w:iCs/>
         </w:rPr>
-        <w:t xml:space="preserve">Journal of Autism and Developmental Disorders</w:t>
-      </w:r>
-      <w:r>
-        <w:t xml:space="preserve">,</w:t>
+        <w:t xml:space="preserve">12</w:t>
+      </w:r>
+      <w:r>
+        <w:t xml:space="preserve">(4), 467–485.</w:t>
+      </w:r>
+      <w:r>
+        <w:t xml:space="preserve"> </w:t>
+      </w:r>
+      <w:hyperlink r:id="rId127">
+        <w:r>
+          <w:rPr>
+            <w:rStyle w:val="Hyperlink"/>
+          </w:rPr>
+          <w:t xml:space="preserve">https://doi.org/10.1016/0378-2166(88)90006-9</w:t>
+        </w:r>
+      </w:hyperlink>
+    </w:p>
+    <w:bookmarkEnd w:id="128"/>
+    <w:bookmarkStart w:id="130" w:name="ref-george2024l2"/>
+    <w:p>
+      <w:pPr>
+        <w:pStyle w:val="Bibliography"/>
+      </w:pPr>
+      <w:r>
+        <w:t xml:space="preserve">George, A. (2024). L2 intonation perception in learners of spanish. In L. Hracs (Ed.),</w:t>
       </w:r>
       <w:r>
         <w:t xml:space="preserve"> </w:t>
@@ -12282,31 +13169,34 @@
           <w:i/>
           <w:iCs/>
         </w:rPr>
-        <w:t xml:space="preserve">34</w:t>
-      </w:r>
-      <w:r>
-        <w:t xml:space="preserve">, 163–175.</w:t>
-      </w:r>
-      <w:r>
-        <w:t xml:space="preserve"> </w:t>
-      </w:r>
-      <w:hyperlink r:id="rId89">
-        <w:r>
-          <w:rPr>
-            <w:rStyle w:val="Hyperlink"/>
-          </w:rPr>
-          <w:t xml:space="preserve">https://doi.org/10.1023/b:jadd.0000022607.19833.00</w:t>
-        </w:r>
-      </w:hyperlink>
-    </w:p>
-    <w:bookmarkEnd w:id="90"/>
-    <w:bookmarkStart w:id="92" w:name="ref-bedialauneta2023perception"/>
+        <w:t xml:space="preserve">Perspectives on input, evidence, and exposure in language acquisition: Studies in honour of susanne e. carroll</w:t>
+      </w:r>
+      <w:r>
+        <w:t xml:space="preserve"> </w:t>
+      </w:r>
+      <w:r>
+        <w:t xml:space="preserve">(Vol. 69, pp. 144–160). John Benjamins Publishing Company.</w:t>
+      </w:r>
+      <w:r>
+        <w:t xml:space="preserve"> </w:t>
+      </w:r>
+      <w:hyperlink r:id="rId129">
+        <w:r>
+          <w:rPr>
+            <w:rStyle w:val="Hyperlink"/>
+          </w:rPr>
+          <w:t xml:space="preserve">https://doi.org/10.1075/lald.69.06geo</w:t>
+        </w:r>
+      </w:hyperlink>
+    </w:p>
+    <w:bookmarkEnd w:id="130"/>
+    <w:bookmarkStart w:id="132" w:name="ref-gradoville2023future"/>
     <w:p>
       <w:pPr>
         <w:pStyle w:val="Bibliography"/>
       </w:pPr>
       <w:r>
-        <w:t xml:space="preserve">Bedialauneta Txurruka, I. (2023). Perception of spanish declarative questions and statements by L2 spanish speakers. In R. Skarnitzl &amp; J. Vol’ın (Eds.),</w:t>
+        <w:t xml:space="preserve">Gradoville, M. (2023). The future of exemplar theory. In M. Díaz-Campos &amp; S. Balasch (Eds.),</w:t>
       </w:r>
       <w:r>
         <w:t xml:space="preserve"> </w:t>
@@ -12316,34 +13206,34 @@
           <w:i/>
           <w:iCs/>
         </w:rPr>
-        <w:t xml:space="preserve">Proceedings of the 20th international congress of phonetic sciences</w:t>
-      </w:r>
-      <w:r>
-        <w:t xml:space="preserve"> </w:t>
-      </w:r>
-      <w:r>
-        <w:t xml:space="preserve">(pp. 2591–2596). Guarant International.</w:t>
-      </w:r>
-      <w:r>
-        <w:t xml:space="preserve"> </w:t>
-      </w:r>
-      <w:hyperlink r:id="rId91">
-        <w:r>
-          <w:rPr>
-            <w:rStyle w:val="Hyperlink"/>
-          </w:rPr>
-          <w:t xml:space="preserve">https://doi.org/10.1017/S0025100323000348</w:t>
-        </w:r>
-      </w:hyperlink>
-    </w:p>
-    <w:bookmarkEnd w:id="92"/>
-    <w:bookmarkStart w:id="93" w:name="ref-bedialauneta2024perception"/>
+        <w:t xml:space="preserve">The handbook of usage-based linguistics</w:t>
+      </w:r>
+      <w:r>
+        <w:t xml:space="preserve"> </w:t>
+      </w:r>
+      <w:r>
+        <w:t xml:space="preserve">(pp. 527–544). Wiley.</w:t>
+      </w:r>
+      <w:r>
+        <w:t xml:space="preserve"> </w:t>
+      </w:r>
+      <w:hyperlink r:id="rId131">
+        <w:r>
+          <w:rPr>
+            <w:rStyle w:val="Hyperlink"/>
+          </w:rPr>
+          <w:t xml:space="preserve">https://doi.org/10.1002/9781119839859.ch29</w:t>
+        </w:r>
+      </w:hyperlink>
+    </w:p>
+    <w:bookmarkEnd w:id="132"/>
+    <w:bookmarkStart w:id="134" w:name="ref-herrero2020unintentional"/>
     <w:p>
       <w:pPr>
         <w:pStyle w:val="Bibliography"/>
       </w:pPr>
       <w:r>
-        <w:t xml:space="preserve">Bedialauneta Txurruka, I. (2024).</w:t>
+        <w:t xml:space="preserve">Herrero, C., &amp; Devı́s, E. (2020). Unintentional impolite intonation in L2 spanish requests produced by chinese workers living in madrid. In N. Minematsu (Ed.),</w:t>
       </w:r>
       <w:r>
         <w:t xml:space="preserve"> </w:t>
@@ -12353,20 +13243,34 @@
           <w:i/>
           <w:iCs/>
         </w:rPr>
-        <w:t xml:space="preserve">Perception and processing of spanish questions and statements by L1 english/L2 spanish speakers</w:t>
-      </w:r>
-      <w:r>
-        <w:t xml:space="preserve">.</w:t>
-      </w:r>
-    </w:p>
-    <w:bookmarkEnd w:id="93"/>
-    <w:bookmarkStart w:id="95" w:name="ref-bishop2016individual"/>
+        <w:t xml:space="preserve">Proceedings of the 10th international conference on speech prosody</w:t>
+      </w:r>
+      <w:r>
+        <w:t xml:space="preserve"> </w:t>
+      </w:r>
+      <w:r>
+        <w:t xml:space="preserve">(pp. 848–852).</w:t>
+      </w:r>
+      <w:r>
+        <w:t xml:space="preserve"> </w:t>
+      </w:r>
+      <w:hyperlink r:id="rId133">
+        <w:r>
+          <w:rPr>
+            <w:rStyle w:val="Hyperlink"/>
+          </w:rPr>
+          <w:t xml:space="preserve">https://doi.org/10.21437/SpeechProsody.2020-173</w:t>
+        </w:r>
+      </w:hyperlink>
+    </w:p>
+    <w:bookmarkEnd w:id="134"/>
+    <w:bookmarkStart w:id="136" w:name="ref-herrero2020perception"/>
     <w:p>
       <w:pPr>
         <w:pStyle w:val="Bibliography"/>
       </w:pPr>
       <w:r>
-        <w:t xml:space="preserve">Bishop, J. (2016). Individual differences in top-down and bottom-up prominence perception.</w:t>
+        <w:t xml:space="preserve">Herrero, C., Planelles, M., &amp; Alhmoud, Z. (2020). Perception of L2 spanish polite requests and impolite commands by chinese migrant workers living in spain.</w:t>
       </w:r>
       <w:r>
         <w:t xml:space="preserve"> </w:t>
@@ -12376,78 +13280,24 @@
           <w:i/>
           <w:iCs/>
         </w:rPr>
-        <w:t xml:space="preserve">Proceedings of Speech Prosody</w:t>
-      </w:r>
-      <w:r>
-        <w:t xml:space="preserve">,</w:t>
-      </w:r>
-      <w:r>
-        <w:t xml:space="preserve"> </w:t>
+        <w:t xml:space="preserve">Lengua y Migraci</w:t>
       </w:r>
       <w:r>
         <w:rPr>
           <w:i/>
           <w:iCs/>
         </w:rPr>
-        <w:t xml:space="preserve">2016</w:t>
-      </w:r>
-      <w:r>
-        <w:t xml:space="preserve">, 668–672.</w:t>
-      </w:r>
-      <w:r>
-        <w:t xml:space="preserve"> </w:t>
-      </w:r>
-      <w:hyperlink r:id="rId94">
-        <w:r>
-          <w:rPr>
-            <w:rStyle w:val="Hyperlink"/>
-          </w:rPr>
-          <w:t xml:space="preserve">https://doi.org/10.21437/speechprosody.2016-137</w:t>
-        </w:r>
-      </w:hyperlink>
-    </w:p>
-    <w:bookmarkEnd w:id="95"/>
-    <w:bookmarkStart w:id="97" w:name="ref-bishop2015individual"/>
-    <w:p>
-      <w:pPr>
-        <w:pStyle w:val="Bibliography"/>
-      </w:pPr>
-      <w:r>
-        <w:t xml:space="preserve">Bishop, J. B., Chong, A. J., &amp; Jun, S.-A. (2015). Individual differences in prosodic strategies to sentence parsing.</w:t>
-      </w:r>
-      <w:r>
-        <w:t xml:space="preserve"> </w:t>
+        <w:t xml:space="preserve">ó</w:t>
       </w:r>
       <w:r>
         <w:rPr>
           <w:i/>
           <w:iCs/>
         </w:rPr>
-        <w:t xml:space="preserve">ICPhS</w:t>
-      </w:r>
-      <w:r>
-        <w:t xml:space="preserve">.</w:t>
-      </w:r>
-      <w:r>
-        <w:t xml:space="preserve"> </w:t>
-      </w:r>
-      <w:hyperlink r:id="rId96">
-        <w:r>
-          <w:rPr>
-            <w:rStyle w:val="Hyperlink"/>
-          </w:rPr>
-          <w:t xml:space="preserve">https://doi.org/10.1177/0023830914563368</w:t>
-        </w:r>
-      </w:hyperlink>
-    </w:p>
-    <w:bookmarkEnd w:id="97"/>
-    <w:bookmarkStart w:id="99" w:name="ref-brandl2020development"/>
-    <w:p>
-      <w:pPr>
-        <w:pStyle w:val="Bibliography"/>
-      </w:pPr>
-      <w:r>
-        <w:t xml:space="preserve">Brandl, A., González, C., &amp; Bustin, A. (2020). The development of intonation in L2 spanish: A perceptual study. In</w:t>
+        <w:t xml:space="preserve">n</w:t>
+      </w:r>
+      <w:r>
+        <w:t xml:space="preserve">,</w:t>
       </w:r>
       <w:r>
         <w:t xml:space="preserve"> </w:t>
@@ -12457,34 +13307,31 @@
           <w:i/>
           <w:iCs/>
         </w:rPr>
-        <w:t xml:space="preserve">Hispanic linguistics</w:t>
-      </w:r>
-      <w:r>
-        <w:t xml:space="preserve"> </w:t>
-      </w:r>
-      <w:r>
-        <w:t xml:space="preserve">(pp. 11–32). John Benjamins Publishing Company.</w:t>
-      </w:r>
-      <w:r>
-        <w:t xml:space="preserve"> </w:t>
-      </w:r>
-      <w:hyperlink r:id="rId98">
-        <w:r>
-          <w:rPr>
-            <w:rStyle w:val="Hyperlink"/>
-          </w:rPr>
-          <w:t xml:space="preserve">https://doi.org/10.1075/ihll.26.01bra</w:t>
-        </w:r>
-      </w:hyperlink>
-    </w:p>
-    <w:bookmarkEnd w:id="99"/>
-    <w:bookmarkStart w:id="101" w:name="ref-buring2016intonation"/>
+        <w:t xml:space="preserve">12</w:t>
+      </w:r>
+      <w:r>
+        <w:t xml:space="preserve">(2), 65–85.</w:t>
+      </w:r>
+      <w:r>
+        <w:t xml:space="preserve"> </w:t>
+      </w:r>
+      <w:hyperlink r:id="rId135">
+        <w:r>
+          <w:rPr>
+            <w:rStyle w:val="Hyperlink"/>
+          </w:rPr>
+          <w:t xml:space="preserve">https://doi.org/10.37536/lym.12.2.2020.1026</w:t>
+        </w:r>
+      </w:hyperlink>
+    </w:p>
+    <w:bookmarkEnd w:id="136"/>
+    <w:bookmarkStart w:id="138" w:name="ref-hulstijn2003incidental"/>
     <w:p>
       <w:pPr>
         <w:pStyle w:val="Bibliography"/>
       </w:pPr>
       <w:r>
-        <w:t xml:space="preserve">Büring, D. (2016).</w:t>
+        <w:t xml:space="preserve">Hulstijn, J. H. (2003). Incidental and intentional learning. In C. J. Doughty &amp; M. H. Long (Eds.),</w:t>
       </w:r>
       <w:r>
         <w:t xml:space="preserve"> </w:t>
@@ -12494,31 +13341,34 @@
           <w:i/>
           <w:iCs/>
         </w:rPr>
-        <w:t xml:space="preserve">Intonation and meaning</w:t>
-      </w:r>
-      <w:r>
-        <w:t xml:space="preserve">. Oxford University Press.</w:t>
-      </w:r>
-      <w:r>
-        <w:t xml:space="preserve"> </w:t>
-      </w:r>
-      <w:hyperlink r:id="rId100">
-        <w:r>
-          <w:rPr>
-            <w:rStyle w:val="Hyperlink"/>
-          </w:rPr>
-          <w:t xml:space="preserve">https://doi.org/10.1093/acprof:oso/9780199226269.001.0001</w:t>
-        </w:r>
-      </w:hyperlink>
-    </w:p>
-    <w:bookmarkEnd w:id="101"/>
-    <w:bookmarkStart w:id="103" w:name="ref-burkner2017advanced"/>
+        <w:t xml:space="preserve">The handbook of second language acquisition</w:t>
+      </w:r>
+      <w:r>
+        <w:t xml:space="preserve"> </w:t>
+      </w:r>
+      <w:r>
+        <w:t xml:space="preserve">(pp. 349–381). Wiley.</w:t>
+      </w:r>
+      <w:r>
+        <w:t xml:space="preserve"> </w:t>
+      </w:r>
+      <w:hyperlink r:id="rId137">
+        <w:r>
+          <w:rPr>
+            <w:rStyle w:val="Hyperlink"/>
+          </w:rPr>
+          <w:t xml:space="preserve">https://doi.org/10.1002/9780470756492.ch12</w:t>
+        </w:r>
+      </w:hyperlink>
+    </w:p>
+    <w:bookmarkEnd w:id="138"/>
+    <w:bookmarkStart w:id="140" w:name="ref-kruschke2018rejecting"/>
     <w:p>
       <w:pPr>
         <w:pStyle w:val="Bibliography"/>
       </w:pPr>
       <w:r>
-        <w:t xml:space="preserve">Bürkner, P.-C. (2017a). Advanced bayesian multilevel modeling with the r package brms.</w:t>
+        <w:t xml:space="preserve">Kruschke, J. K. (2018). Rejecting or accepting parameter values in bayesian estimation.</w:t>
       </w:r>
       <w:r>
         <w:t xml:space="preserve"> </w:t>
@@ -12528,31 +13378,10 @@
           <w:i/>
           <w:iCs/>
         </w:rPr>
-        <w:t xml:space="preserve">arXiv Preprint arXiv:1705.11123</w:t>
-      </w:r>
-      <w:r>
-        <w:t xml:space="preserve">.</w:t>
-      </w:r>
-      <w:r>
-        <w:t xml:space="preserve"> </w:t>
-      </w:r>
-      <w:hyperlink r:id="rId102">
-        <w:r>
-          <w:rPr>
-            <w:rStyle w:val="Hyperlink"/>
-          </w:rPr>
-          <w:t xml:space="preserve">https://doi.org/10.32614/rj-2018-017</w:t>
-        </w:r>
-      </w:hyperlink>
-    </w:p>
-    <w:bookmarkEnd w:id="103"/>
-    <w:bookmarkStart w:id="105" w:name="ref-burkner2017brms"/>
-    <w:p>
-      <w:pPr>
-        <w:pStyle w:val="Bibliography"/>
-      </w:pPr>
-      <w:r>
-        <w:t xml:space="preserve">Bürkner, P.-C. (2017b). Brms: An r package for bayesian multilevel models using stan.</w:t>
+        <w:t xml:space="preserve">Advances in Methods and Practices in Psychological Science</w:t>
+      </w:r>
+      <w:r>
+        <w:t xml:space="preserve">,</w:t>
       </w:r>
       <w:r>
         <w:t xml:space="preserve"> </w:t>
@@ -12562,10 +13391,31 @@
           <w:i/>
           <w:iCs/>
         </w:rPr>
-        <w:t xml:space="preserve">Journal of Statistical Software</w:t>
-      </w:r>
-      <w:r>
-        <w:t xml:space="preserve">,</w:t>
+        <w:t xml:space="preserve">1</w:t>
+      </w:r>
+      <w:r>
+        <w:t xml:space="preserve">(2), 270–280.</w:t>
+      </w:r>
+      <w:r>
+        <w:t xml:space="preserve"> </w:t>
+      </w:r>
+      <w:hyperlink r:id="rId139">
+        <w:r>
+          <w:rPr>
+            <w:rStyle w:val="Hyperlink"/>
+          </w:rPr>
+          <w:t xml:space="preserve">https://doi.org/10.31219/osf.io/s5vdy</w:t>
+        </w:r>
+      </w:hyperlink>
+    </w:p>
+    <w:bookmarkEnd w:id="140"/>
+    <w:bookmarkStart w:id="142" w:name="ref-ladd2008intonational"/>
+    <w:p>
+      <w:pPr>
+        <w:pStyle w:val="Bibliography"/>
+      </w:pPr>
+      <w:r>
+        <w:t xml:space="preserve">Ladd, D. R. (2008).</w:t>
       </w:r>
       <w:r>
         <w:t xml:space="preserve"> </w:t>
@@ -12575,31 +13425,31 @@
           <w:i/>
           <w:iCs/>
         </w:rPr>
-        <w:t xml:space="preserve">80</w:t>
-      </w:r>
-      <w:r>
-        <w:t xml:space="preserve">, 1–28.</w:t>
-      </w:r>
-      <w:r>
-        <w:t xml:space="preserve"> </w:t>
-      </w:r>
-      <w:hyperlink r:id="rId104">
-        <w:r>
-          <w:rPr>
-            <w:rStyle w:val="Hyperlink"/>
-          </w:rPr>
-          <w:t xml:space="preserve">https://doi.org/10.18637/jss.v080.i01</w:t>
-        </w:r>
-      </w:hyperlink>
-    </w:p>
-    <w:bookmarkEnd w:id="105"/>
-    <w:bookmarkStart w:id="107" w:name="ref-carruthers2009mindreading"/>
+        <w:t xml:space="preserve">Intonational phonology</w:t>
+      </w:r>
+      <w:r>
+        <w:t xml:space="preserve">. Cambridge University Press.</w:t>
+      </w:r>
+      <w:r>
+        <w:t xml:space="preserve"> </w:t>
+      </w:r>
+      <w:hyperlink r:id="rId141">
+        <w:r>
+          <w:rPr>
+            <w:rStyle w:val="Hyperlink"/>
+          </w:rPr>
+          <w:t xml:space="preserve">https://doi.org/10.1017/cbo9780511808814</w:t>
+        </w:r>
+      </w:hyperlink>
+    </w:p>
+    <w:bookmarkEnd w:id="142"/>
+    <w:bookmarkStart w:id="144" w:name="ref-ladd1997perception"/>
     <w:p>
       <w:pPr>
         <w:pStyle w:val="Bibliography"/>
       </w:pPr>
       <w:r>
-        <w:t xml:space="preserve">Carruthers, P. (2009). Mindreading underlies metacognition.</w:t>
+        <w:t xml:space="preserve">Ladd, D. R., &amp; Morton, R. (1997). The perception of intonational emphasis: Continuous or categorical?</w:t>
       </w:r>
       <w:r>
         <w:t xml:space="preserve"> </w:t>
@@ -12609,7 +13459,7 @@
           <w:i/>
           <w:iCs/>
         </w:rPr>
-        <w:t xml:space="preserve">Behavioral and Brain Sciences</w:t>
+        <w:t xml:space="preserve">Journal of Phonetics</w:t>
       </w:r>
       <w:r>
         <w:t xml:space="preserve">,</w:t>
@@ -12622,31 +13472,31 @@
           <w:i/>
           <w:iCs/>
         </w:rPr>
-        <w:t xml:space="preserve">32</w:t>
-      </w:r>
-      <w:r>
-        <w:t xml:space="preserve">(2), 164–182.</w:t>
-      </w:r>
-      <w:r>
-        <w:t xml:space="preserve"> </w:t>
-      </w:r>
-      <w:hyperlink r:id="rId106">
-        <w:r>
-          <w:rPr>
-            <w:rStyle w:val="Hyperlink"/>
-          </w:rPr>
-          <w:t xml:space="preserve">https://doi.org/10.1017/s0140525x09000831</w:t>
-        </w:r>
-      </w:hyperlink>
-    </w:p>
-    <w:bookmarkEnd w:id="107"/>
-    <w:bookmarkStart w:id="109" w:name="ref-casillas2025opening"/>
+        <w:t xml:space="preserve">25</w:t>
+      </w:r>
+      <w:r>
+        <w:t xml:space="preserve">(3), 313–342.</w:t>
+      </w:r>
+      <w:r>
+        <w:t xml:space="preserve"> </w:t>
+      </w:r>
+      <w:hyperlink r:id="rId143">
+        <w:r>
+          <w:rPr>
+            <w:rStyle w:val="Hyperlink"/>
+          </w:rPr>
+          <w:t xml:space="preserve">https://doi.org/10.1006/jpho.1997.0046</w:t>
+        </w:r>
+      </w:hyperlink>
+    </w:p>
+    <w:bookmarkEnd w:id="144"/>
+    <w:bookmarkStart w:id="146" w:name="ref-lemhofer2012introducing"/>
     <w:p>
       <w:pPr>
         <w:pStyle w:val="Bibliography"/>
       </w:pPr>
       <w:r>
-        <w:t xml:space="preserve">Casillas, Joseph V., Constantin-Dureci, G., Andreu Rascón, I., Shao, J., Rodrı́guez, S. A., Gadamsetty, A., Minetti, A., Laungani, K., Thatcher, J., Gardere, R.-T., et al. (2025). Opening open science to all: Demystifying reproducibility and transparency practices in linguistic research.</w:t>
+        <w:t xml:space="preserve">Lemhöfer, K., &amp; Broersma, M. (2012). Introducing LexTALE: A quick and valid lexical test for advanced learners of english.</w:t>
       </w:r>
       <w:r>
         <w:t xml:space="preserve"> </w:t>
@@ -12656,54 +13506,7 @@
           <w:i/>
           <w:iCs/>
         </w:rPr>
-        <w:t xml:space="preserve">Linguistics</w:t>
-      </w:r>
-      <w:r>
-        <w:t xml:space="preserve">,</w:t>
-      </w:r>
-      <w:r>
-        <w:t xml:space="preserve"> </w:t>
-      </w:r>
-      <w:r>
-        <w:rPr>
-          <w:i/>
-          <w:iCs/>
-        </w:rPr>
-        <w:t xml:space="preserve">0</w:t>
-      </w:r>
-      <w:r>
-        <w:t xml:space="preserve">.</w:t>
-      </w:r>
-      <w:r>
-        <w:t xml:space="preserve"> </w:t>
-      </w:r>
-      <w:hyperlink r:id="rId108">
-        <w:r>
-          <w:rPr>
-            <w:rStyle w:val="Hyperlink"/>
-          </w:rPr>
-          <w:t xml:space="preserve">https://doi.org/10.1515/ling-2023-0249</w:t>
-        </w:r>
-      </w:hyperlink>
-    </w:p>
-    <w:bookmarkEnd w:id="109"/>
-    <w:bookmarkStart w:id="111" w:name="ref-casillas2023using"/>
-    <w:p>
-      <w:pPr>
-        <w:pStyle w:val="Bibliography"/>
-      </w:pPr>
-      <w:r>
-        <w:t xml:space="preserve">Casillas, Joseph V., Garrido-Pozú, J. J., Parrish, K., Arroyo, L. F., Rodrı́guez, N., Esposito, R., Chang, I., Gómez, K., Constantin-Dureci, G., &amp; Shao, J. (2023). Using intonation to disambiguate meaning: The role of empathy and proficiency in L2 perceptual development.</w:t>
-      </w:r>
-      <w:r>
-        <w:t xml:space="preserve"> </w:t>
-      </w:r>
-      <w:r>
-        <w:rPr>
-          <w:i/>
-          <w:iCs/>
-        </w:rPr>
-        <w:t xml:space="preserve">Applied Psycholinguistics</w:t>
+        <w:t xml:space="preserve">Behavior Research Methods</w:t>
       </w:r>
       <w:r>
         <w:t xml:space="preserve">,</w:t>
@@ -12719,28 +13522,28 @@
         <w:t xml:space="preserve">44</w:t>
       </w:r>
       <w:r>
-        <w:t xml:space="preserve">(5), 913–940.</w:t>
-      </w:r>
-      <w:r>
-        <w:t xml:space="preserve"> </w:t>
-      </w:r>
-      <w:hyperlink r:id="rId110">
-        <w:r>
-          <w:rPr>
-            <w:rStyle w:val="Hyperlink"/>
-          </w:rPr>
-          <w:t xml:space="preserve">https://doi.org/10.1017/S0142716423000310</w:t>
-        </w:r>
-      </w:hyperlink>
-    </w:p>
-    <w:bookmarkEnd w:id="111"/>
-    <w:bookmarkStart w:id="113" w:name="ref-chen2003reaction"/>
+        <w:t xml:space="preserve">(2), 325–343.</w:t>
+      </w:r>
+      <w:r>
+        <w:t xml:space="preserve"> </w:t>
+      </w:r>
+      <w:hyperlink r:id="rId145">
+        <w:r>
+          <w:rPr>
+            <w:rStyle w:val="Hyperlink"/>
+          </w:rPr>
+          <w:t xml:space="preserve">https://doi.org/10.3758/s13428-011-0146-0</w:t>
+        </w:r>
+      </w:hyperlink>
+    </w:p>
+    <w:bookmarkEnd w:id="146"/>
+    <w:bookmarkStart w:id="148" w:name="ref-lord2013teaching"/>
     <w:p>
       <w:pPr>
         <w:pStyle w:val="Bibliography"/>
       </w:pPr>
       <w:r>
-        <w:t xml:space="preserve">Chen, A. (2003). Reaction time as an indicator to discrete intonational contrasts in english.</w:t>
+        <w:t xml:space="preserve">Lord, G., &amp; Fionda, M. I. (2013). Teaching pronunciation in second language spanish. In K. L. Geeslin (Ed.),</w:t>
       </w:r>
       <w:r>
         <w:t xml:space="preserve"> </w:t>
@@ -12750,31 +13553,34 @@
           <w:i/>
           <w:iCs/>
         </w:rPr>
-        <w:t xml:space="preserve">8th European Conference on Speech Communication and Technology</w:t>
-      </w:r>
-      <w:r>
-        <w:t xml:space="preserve">, 97–100.</w:t>
-      </w:r>
-      <w:r>
-        <w:t xml:space="preserve"> </w:t>
-      </w:r>
-      <w:hyperlink r:id="rId112">
-        <w:r>
-          <w:rPr>
-            <w:rStyle w:val="Hyperlink"/>
-          </w:rPr>
-          <w:t xml:space="preserve">https://doi.org/11858/00-001M-0000-0013-2790-4</w:t>
-        </w:r>
-      </w:hyperlink>
-    </w:p>
-    <w:bookmarkEnd w:id="113"/>
-    <w:bookmarkStart w:id="115" w:name="ref-devis2014intonation"/>
+        <w:t xml:space="preserve">The handbook of spanish second language acquisition</w:t>
+      </w:r>
+      <w:r>
+        <w:t xml:space="preserve"> </w:t>
+      </w:r>
+      <w:r>
+        <w:t xml:space="preserve">(pp. 514–529). Wiley.</w:t>
+      </w:r>
+      <w:r>
+        <w:t xml:space="preserve"> </w:t>
+      </w:r>
+      <w:hyperlink r:id="rId147">
+        <w:r>
+          <w:rPr>
+            <w:rStyle w:val="Hyperlink"/>
+          </w:rPr>
+          <w:t xml:space="preserve">https://doi.org/10.1002/9781118584347.ch29</w:t>
+        </w:r>
+      </w:hyperlink>
+    </w:p>
+    <w:bookmarkEnd w:id="148"/>
+    <w:bookmarkStart w:id="150" w:name="ref-melchers2017oxtr"/>
     <w:p>
       <w:pPr>
         <w:pStyle w:val="Bibliography"/>
       </w:pPr>
       <w:r>
-        <w:t xml:space="preserve">Devı́s Herraiz, E., &amp; Cantero Serena, F. J. (2014). The intonation of mitigating politeness in catalan.</w:t>
+        <w:t xml:space="preserve">Melchers, M., Montag, C., Markett, S., Niazy, N., Groß-Bölting, J., Zimmermann, J., &amp; Reuter, M. (2017). The OXTR gene, implicit learning and social processing: Does empathy evolve from perceptual skills for details?</w:t>
       </w:r>
       <w:r>
         <w:t xml:space="preserve"> </w:t>
@@ -12784,7 +13590,7 @@
           <w:i/>
           <w:iCs/>
         </w:rPr>
-        <w:t xml:space="preserve">Journal of Politeness Research</w:t>
+        <w:t xml:space="preserve">Behavioural Brain Research</w:t>
       </w:r>
       <w:r>
         <w:t xml:space="preserve">,</w:t>
@@ -12797,31 +13603,31 @@
           <w:i/>
           <w:iCs/>
         </w:rPr>
-        <w:t xml:space="preserve">10</w:t>
-      </w:r>
-      <w:r>
-        <w:t xml:space="preserve">(1), 127–149.</w:t>
-      </w:r>
-      <w:r>
-        <w:t xml:space="preserve"> </w:t>
-      </w:r>
-      <w:hyperlink r:id="rId114">
-        <w:r>
-          <w:rPr>
-            <w:rStyle w:val="Hyperlink"/>
-          </w:rPr>
-          <w:t xml:space="preserve">https://doi.org/10.1515/pr-2014-0006</w:t>
-        </w:r>
-      </w:hyperlink>
-    </w:p>
-    <w:bookmarkEnd w:id="115"/>
-    <w:bookmarkStart w:id="117" w:name="ref-diehl2008resolving"/>
+        <w:t xml:space="preserve">329</w:t>
+      </w:r>
+      <w:r>
+        <w:t xml:space="preserve">, 35–40.</w:t>
+      </w:r>
+      <w:r>
+        <w:t xml:space="preserve"> </w:t>
+      </w:r>
+      <w:hyperlink r:id="rId149">
+        <w:r>
+          <w:rPr>
+            <w:rStyle w:val="Hyperlink"/>
+          </w:rPr>
+          <w:t xml:space="preserve">https://doi.org/10.1016/j.bbr.2017.04.036</w:t>
+        </w:r>
+      </w:hyperlink>
+    </w:p>
+    <w:bookmarkEnd w:id="150"/>
+    <w:bookmarkStart w:id="152" w:name="ref-mennen2015beyond"/>
     <w:p>
       <w:pPr>
         <w:pStyle w:val="Bibliography"/>
       </w:pPr>
       <w:r>
-        <w:t xml:space="preserve">Diehl, J. J., Bennetto, L., Watson, D., Gunlogson, C., &amp; McDonough, J. (2008). Resolving ambiguity: A psycholinguistic approach to understanding prosody processing in high-functioning autism.</w:t>
+        <w:t xml:space="preserve">Mennen, I. (2015). Beyond segments: Towards a L2 intonation learning theory. In E. Delais-Roussarie, M. Avanzi, &amp; S. Herment (Eds.),</w:t>
       </w:r>
       <w:r>
         <w:t xml:space="preserve"> </w:t>
@@ -12831,10 +13637,34 @@
           <w:i/>
           <w:iCs/>
         </w:rPr>
-        <w:t xml:space="preserve">Brain and Language</w:t>
-      </w:r>
-      <w:r>
-        <w:t xml:space="preserve">,</w:t>
+        <w:t xml:space="preserve">Prosody and language in contact: L2 acquisition, attrition and languages in multilingual situations</w:t>
+      </w:r>
+      <w:r>
+        <w:t xml:space="preserve"> </w:t>
+      </w:r>
+      <w:r>
+        <w:t xml:space="preserve">(pp. 171–188). Springer.</w:t>
+      </w:r>
+      <w:r>
+        <w:t xml:space="preserve"> </w:t>
+      </w:r>
+      <w:hyperlink r:id="rId151">
+        <w:r>
+          <w:rPr>
+            <w:rStyle w:val="Hyperlink"/>
+          </w:rPr>
+          <w:t xml:space="preserve">https://doi.org/10.1007/978-3-662-45168-7</w:t>
+        </w:r>
+      </w:hyperlink>
+    </w:p>
+    <w:bookmarkEnd w:id="152"/>
+    <w:bookmarkStart w:id="153" w:name="ref-navarro1974manual"/>
+    <w:p>
+      <w:pPr>
+        <w:pStyle w:val="Bibliography"/>
+      </w:pPr>
+      <w:r>
+        <w:t xml:space="preserve">Navarro Tom’as, T. (1974).</w:t>
       </w:r>
       <w:r>
         <w:t xml:space="preserve"> </w:t>
@@ -12844,31 +13674,20 @@
           <w:i/>
           <w:iCs/>
         </w:rPr>
-        <w:t xml:space="preserve">106</w:t>
-      </w:r>
-      <w:r>
-        <w:t xml:space="preserve">(2), 144–152.</w:t>
-      </w:r>
-      <w:r>
-        <w:t xml:space="preserve"> </w:t>
-      </w:r>
-      <w:hyperlink r:id="rId116">
-        <w:r>
-          <w:rPr>
-            <w:rStyle w:val="Hyperlink"/>
-          </w:rPr>
-          <w:t xml:space="preserve">https://doi.org/10.1016/j.bandl.2008.04.002</w:t>
-        </w:r>
-      </w:hyperlink>
-    </w:p>
-    <w:bookmarkEnd w:id="117"/>
-    <w:bookmarkStart w:id="119" w:name="ref-estebas2014evaluation"/>
+        <w:t xml:space="preserve">Manual de entonación española</w:t>
+      </w:r>
+      <w:r>
+        <w:t xml:space="preserve">. Biblioteca Hernán Malo González.</w:t>
+      </w:r>
+    </w:p>
+    <w:bookmarkEnd w:id="153"/>
+    <w:bookmarkStart w:id="155" w:name="ref-nibert2006acquisition"/>
     <w:p>
       <w:pPr>
         <w:pStyle w:val="Bibliography"/>
       </w:pPr>
       <w:r>
-        <w:t xml:space="preserve">Estebas-Vilaplana, E. (2014). The evaluation of intonation: Pitch range differences in english and in spanish. In</w:t>
+        <w:t xml:space="preserve">Nibert, H. J. (2006). The acquisition of the phrase accent by beginning adult learners of spanish as a second language. In M. Díaz-Campos (Ed.),</w:t>
       </w:r>
       <w:r>
         <w:t xml:space="preserve"> </w:t>
@@ -12878,34 +13697,34 @@
           <w:i/>
           <w:iCs/>
         </w:rPr>
-        <w:t xml:space="preserve">Evaluation in context</w:t>
-      </w:r>
-      <w:r>
-        <w:t xml:space="preserve"> </w:t>
-      </w:r>
-      <w:r>
-        <w:t xml:space="preserve">(pp. 179–194). John Benjamins Publishing Company.</w:t>
-      </w:r>
-      <w:r>
-        <w:t xml:space="preserve"> </w:t>
-      </w:r>
-      <w:hyperlink r:id="rId118">
-        <w:r>
-          <w:rPr>
-            <w:rStyle w:val="Hyperlink"/>
-          </w:rPr>
-          <w:t xml:space="preserve">https://doi.org/10.1075/pbns.242.09est</w:t>
-        </w:r>
-      </w:hyperlink>
-    </w:p>
-    <w:bookmarkEnd w:id="119"/>
-    <w:bookmarkStart w:id="121" w:name="ref-esteve2016role"/>
+        <w:t xml:space="preserve">Selected proceedings of the 2nd conference on laboratory approaches to spanish phonetics and phonology</w:t>
+      </w:r>
+      <w:r>
+        <w:t xml:space="preserve"> </w:t>
+      </w:r>
+      <w:r>
+        <w:t xml:space="preserve">(pp. 131–148). Cascadilla Proceedings Project.</w:t>
+      </w:r>
+      <w:r>
+        <w:t xml:space="preserve"> </w:t>
+      </w:r>
+      <w:hyperlink r:id="rId154">
+        <w:r>
+          <w:rPr>
+            <w:rStyle w:val="Hyperlink"/>
+          </w:rPr>
+          <w:t xml:space="preserve">https://doi.org/10.1075/lald.4.09pla</w:t>
+        </w:r>
+      </w:hyperlink>
+    </w:p>
+    <w:bookmarkEnd w:id="155"/>
+    <w:bookmarkStart w:id="157" w:name="ref-olea2019effectiveness"/>
     <w:p>
       <w:pPr>
         <w:pStyle w:val="Bibliography"/>
       </w:pPr>
       <w:r>
-        <w:t xml:space="preserve">Esteve-Gibert, N., Portes, C., Schafer, A., Hemforth, B., &amp; D’Imperio, M. (2016). The role of individual empathic skills on the online processing of intonational meaning.</w:t>
+        <w:t xml:space="preserve">Olea, M. S. A. U. (2019). The effectiveness of the instruction of the intonation of english implications to L1 spanish trainee teachers.</w:t>
       </w:r>
       <w:r>
         <w:t xml:space="preserve"> </w:t>
@@ -12915,135 +13734,42 @@
           <w:i/>
           <w:iCs/>
         </w:rPr>
-        <w:t xml:space="preserve">Architectures and Mechanisms for Language Processing (AMLaP)</w:t>
-      </w:r>
-      <w:r>
-        <w:t xml:space="preserve">.</w:t>
-      </w:r>
-      <w:r>
-        <w:t xml:space="preserve"> </w:t>
-      </w:r>
-      <w:hyperlink r:id="rId120">
-        <w:r>
-          <w:rPr>
-            <w:rStyle w:val="Hyperlink"/>
-          </w:rPr>
-          <w:t xml:space="preserve">https://doi.org/10.21437/speechprosody.2016-252</w:t>
-        </w:r>
-      </w:hyperlink>
-    </w:p>
-    <w:bookmarkEnd w:id="121"/>
-    <w:bookmarkStart w:id="123" w:name="ref-esteve2020empathy"/>
-    <w:p>
-      <w:pPr>
-        <w:pStyle w:val="Bibliography"/>
-      </w:pPr>
-      <w:r>
-        <w:t xml:space="preserve">Esteve-Gibert, N., Schafer, A. J., Hemforth, B., Portes, C., Pozniak, C., &amp; D’Imperio, M. (2020). Empathy influences how listeners interpret intonation and meaning when words are ambiguous.</w:t>
-      </w:r>
-      <w:r>
-        <w:t xml:space="preserve"> </w:t>
+        <w:t xml:space="preserve">Logos: Revista de Ling</w:t>
       </w:r>
       <w:r>
         <w:rPr>
           <w:i/>
           <w:iCs/>
         </w:rPr>
-        <w:t xml:space="preserve">Memory &amp; Cognition</w:t>
-      </w:r>
-      <w:r>
-        <w:t xml:space="preserve">,</w:t>
-      </w:r>
-      <w:r>
-        <w:t xml:space="preserve"> </w:t>
+        <w:t xml:space="preserve">ü</w:t>
       </w:r>
       <w:r>
         <w:rPr>
           <w:i/>
           <w:iCs/>
         </w:rPr>
-        <w:t xml:space="preserve">48</w:t>
-      </w:r>
-      <w:r>
-        <w:t xml:space="preserve">, 566–580.</w:t>
-      </w:r>
-      <w:r>
-        <w:t xml:space="preserve"> </w:t>
-      </w:r>
-      <w:hyperlink r:id="rId122">
-        <w:r>
-          <w:rPr>
-            <w:rStyle w:val="Hyperlink"/>
-          </w:rPr>
-          <w:t xml:space="preserve">https://doi.org/10.3758/s13421-019-00990-w</w:t>
-        </w:r>
-      </w:hyperlink>
-    </w:p>
-    <w:bookmarkEnd w:id="123"/>
-    <w:bookmarkStart w:id="125" w:name="ref-face2007role"/>
-    <w:p>
-      <w:pPr>
-        <w:pStyle w:val="Bibliography"/>
-      </w:pPr>
-      <w:r>
-        <w:t xml:space="preserve">Face, T. L. (2007). The role of intonational cues in the perception of declaratives and absolute interrogatives in castilian spanish.</w:t>
-      </w:r>
-      <w:r>
-        <w:t xml:space="preserve"> </w:t>
+        <w:t xml:space="preserve">ı́</w:t>
       </w:r>
       <w:r>
         <w:rPr>
           <w:i/>
           <w:iCs/>
         </w:rPr>
-        <w:t xml:space="preserve">Journal of Experimental Phonetics</w:t>
-      </w:r>
-      <w:r>
-        <w:t xml:space="preserve">,</w:t>
-      </w:r>
-      <w:r>
-        <w:t xml:space="preserve"> </w:t>
+        <w:t xml:space="preserve">stica, Filosof</w:t>
       </w:r>
       <w:r>
         <w:rPr>
           <w:i/>
           <w:iCs/>
         </w:rPr>
-        <w:t xml:space="preserve">16</w:t>
-      </w:r>
-      <w:r>
-        <w:t xml:space="preserve">, 185–225.</w:t>
-      </w:r>
-      <w:r>
-        <w:t xml:space="preserve"> </w:t>
-      </w:r>
-      <w:hyperlink r:id="rId124">
-        <w:r>
-          <w:rPr>
-            <w:rStyle w:val="Hyperlink"/>
-          </w:rPr>
-          <w:t xml:space="preserve">https://doi.org/10.1515/shll-2012-1125</w:t>
-        </w:r>
-      </w:hyperlink>
-    </w:p>
-    <w:bookmarkEnd w:id="125"/>
-    <w:bookmarkStart w:id="127" w:name="ref-frith2003development"/>
-    <w:p>
-      <w:pPr>
-        <w:pStyle w:val="Bibliography"/>
-      </w:pPr>
-      <w:r>
-        <w:t xml:space="preserve">Frith, U., &amp; Frith, C. D. (2003). Development and neurophysiology of mentalizing.</w:t>
-      </w:r>
-      <w:r>
-        <w:t xml:space="preserve"> </w:t>
+        <w:t xml:space="preserve">ı́</w:t>
       </w:r>
       <w:r>
         <w:rPr>
           <w:i/>
           <w:iCs/>
         </w:rPr>
-        <w:t xml:space="preserve">Philosophical Transactions of the Royal Society of London. Series B: Biological Sciences</w:t>
+        <w:t xml:space="preserve">a y Literatura</w:t>
       </w:r>
       <w:r>
         <w:t xml:space="preserve">,</w:t>
@@ -13056,31 +13782,31 @@
           <w:i/>
           <w:iCs/>
         </w:rPr>
-        <w:t xml:space="preserve">358</w:t>
-      </w:r>
-      <w:r>
-        <w:t xml:space="preserve">(1431), 459–473.</w:t>
-      </w:r>
-      <w:r>
-        <w:t xml:space="preserve"> </w:t>
-      </w:r>
-      <w:hyperlink r:id="rId126">
-        <w:r>
-          <w:rPr>
-            <w:rStyle w:val="Hyperlink"/>
-          </w:rPr>
-          <w:t xml:space="preserve">https://doi.org/10.1098/rstb.2002.1218</w:t>
-        </w:r>
-      </w:hyperlink>
-    </w:p>
-    <w:bookmarkEnd w:id="127"/>
-    <w:bookmarkStart w:id="129" w:name="ref-gabriel2010argentinian"/>
+        <w:t xml:space="preserve">29</w:t>
+      </w:r>
+      <w:r>
+        <w:t xml:space="preserve">(2), 399–414.</w:t>
+      </w:r>
+      <w:r>
+        <w:t xml:space="preserve"> </w:t>
+      </w:r>
+      <w:hyperlink r:id="rId156">
+        <w:r>
+          <w:rPr>
+            <w:rStyle w:val="Hyperlink"/>
+          </w:rPr>
+          <w:t xml:space="preserve">https://doi.org/10.15443/RL2930</w:t>
+        </w:r>
+      </w:hyperlink>
+    </w:p>
+    <w:bookmarkEnd w:id="157"/>
+    <w:bookmarkStart w:id="159" w:name="ref-orrico2020individual"/>
     <w:p>
       <w:pPr>
         <w:pStyle w:val="Bibliography"/>
       </w:pPr>
       <w:r>
-        <w:t xml:space="preserve">Gabriel, C., Feldhausen, I., Pešková, A., Colantoni, L., Lee, S.-A., Arana, V., &amp; Labastı́a, L. (2010). Argentinian spanish intonation.</w:t>
+        <w:t xml:space="preserve">Orrico, R., &amp; D, M. (2020). Individual empathy levels affect gradual intonation-meaning mapping: The case of biased questions in salerno italian.</w:t>
       </w:r>
       <w:r>
         <w:t xml:space="preserve"> </w:t>
@@ -13090,31 +13816,10 @@
           <w:i/>
           <w:iCs/>
         </w:rPr>
-        <w:t xml:space="preserve">Transcription of Intonation of the Spanish Language</w:t>
-      </w:r>
-      <w:r>
-        <w:t xml:space="preserve">, 285–317.</w:t>
-      </w:r>
-      <w:r>
-        <w:t xml:space="preserve"> </w:t>
-      </w:r>
-      <w:hyperlink r:id="rId128">
-        <w:r>
-          <w:rPr>
-            <w:rStyle w:val="Hyperlink"/>
-          </w:rPr>
-          <w:t xml:space="preserve">https://doi.org/10.1353/hpn.2010.a382873</w:t>
-        </w:r>
-      </w:hyperlink>
-    </w:p>
-    <w:bookmarkEnd w:id="129"/>
-    <w:bookmarkStart w:id="131" w:name="ref-gelman2017prior"/>
-    <w:p>
-      <w:pPr>
-        <w:pStyle w:val="Bibliography"/>
-      </w:pPr>
-      <w:r>
-        <w:t xml:space="preserve">Gelman, A., Simpson, D., &amp; Betancourt, M. (2017). The prior can often only be understood in the context of the likelihood.</w:t>
+        <w:t xml:space="preserve">Laboratory Phonology: Journal of the Association for Laboratory Phonology</w:t>
+      </w:r>
+      <w:r>
+        <w:t xml:space="preserve">,</w:t>
       </w:r>
       <w:r>
         <w:t xml:space="preserve"> </w:t>
@@ -13124,10 +13829,31 @@
           <w:i/>
           <w:iCs/>
         </w:rPr>
-        <w:t xml:space="preserve">Entropy</w:t>
-      </w:r>
-      <w:r>
-        <w:t xml:space="preserve">,</w:t>
+        <w:t xml:space="preserve">11</w:t>
+      </w:r>
+      <w:r>
+        <w:t xml:space="preserve">(1), 1–39.</w:t>
+      </w:r>
+      <w:r>
+        <w:t xml:space="preserve"> </w:t>
+      </w:r>
+      <w:hyperlink r:id="rId158">
+        <w:r>
+          <w:rPr>
+            <w:rStyle w:val="Hyperlink"/>
+          </w:rPr>
+          <w:t xml:space="preserve">https://doi.org/10.5334/labphon.238</w:t>
+        </w:r>
+      </w:hyperlink>
+    </w:p>
+    <w:bookmarkEnd w:id="159"/>
+    <w:bookmarkStart w:id="161" w:name="ref-orrico2025individual"/>
+    <w:p>
+      <w:pPr>
+        <w:pStyle w:val="Bibliography"/>
+      </w:pPr>
+      <w:r>
+        <w:t xml:space="preserve">Orrico, R., Gryllia, S., Kim, J., &amp; Arvaniti, A. (2025). Individual variability and the h*~ l+ h* contrast in english.</w:t>
       </w:r>
       <w:r>
         <w:t xml:space="preserve"> </w:t>
@@ -13137,31 +13863,10 @@
           <w:i/>
           <w:iCs/>
         </w:rPr>
-        <w:t xml:space="preserve">19</w:t>
-      </w:r>
-      <w:r>
-        <w:t xml:space="preserve">(10), 555.</w:t>
-      </w:r>
-      <w:r>
-        <w:t xml:space="preserve"> </w:t>
-      </w:r>
-      <w:hyperlink r:id="rId130">
-        <w:r>
-          <w:rPr>
-            <w:rStyle w:val="Hyperlink"/>
-          </w:rPr>
-          <w:t xml:space="preserve">https://doi.org/10.3390/e19100555</w:t>
-        </w:r>
-      </w:hyperlink>
-    </w:p>
-    <w:bookmarkEnd w:id="131"/>
-    <w:bookmarkStart w:id="133" w:name="ref-geluykens1988myth"/>
-    <w:p>
-      <w:pPr>
-        <w:pStyle w:val="Bibliography"/>
-      </w:pPr>
-      <w:r>
-        <w:t xml:space="preserve">Geluykens, R. (1988). On the myth of rising intonation in polar questions.</w:t>
+        <w:t xml:space="preserve">Language and Cognition</w:t>
+      </w:r>
+      <w:r>
+        <w:t xml:space="preserve">,</w:t>
       </w:r>
       <w:r>
         <w:t xml:space="preserve"> </w:t>
@@ -13171,10 +13876,31 @@
           <w:i/>
           <w:iCs/>
         </w:rPr>
-        <w:t xml:space="preserve">Journal of Pragmatics</w:t>
-      </w:r>
-      <w:r>
-        <w:t xml:space="preserve">,</w:t>
+        <w:t xml:space="preserve">17</w:t>
+      </w:r>
+      <w:r>
+        <w:t xml:space="preserve">, e9.</w:t>
+      </w:r>
+      <w:r>
+        <w:t xml:space="preserve"> </w:t>
+      </w:r>
+      <w:hyperlink r:id="rId160">
+        <w:r>
+          <w:rPr>
+            <w:rStyle w:val="Hyperlink"/>
+          </w:rPr>
+          <w:t xml:space="preserve">https://doi.org/10.1017/langcog.2024.62</w:t>
+        </w:r>
+      </w:hyperlink>
+    </w:p>
+    <w:bookmarkEnd w:id="161"/>
+    <w:bookmarkStart w:id="163" w:name="ref-orrico2020tonal"/>
+    <w:p>
+      <w:pPr>
+        <w:pStyle w:val="Bibliography"/>
+      </w:pPr>
+      <w:r>
+        <w:t xml:space="preserve">Orrico, R., &amp; others, M. D. (2020). Tonal specification of speaker commitment in salerno italian wh-questions. In N. Minematsu (Ed.),</w:t>
       </w:r>
       <w:r>
         <w:t xml:space="preserve"> </w:t>
@@ -13184,31 +13910,34 @@
           <w:i/>
           <w:iCs/>
         </w:rPr>
-        <w:t xml:space="preserve">12</w:t>
-      </w:r>
-      <w:r>
-        <w:t xml:space="preserve">(4), 467–485.</w:t>
-      </w:r>
-      <w:r>
-        <w:t xml:space="preserve"> </w:t>
-      </w:r>
-      <w:hyperlink r:id="rId132">
-        <w:r>
-          <w:rPr>
-            <w:rStyle w:val="Hyperlink"/>
-          </w:rPr>
-          <w:t xml:space="preserve">https://doi.org/10.1016/0378-2166(88)90006-9</w:t>
-        </w:r>
-      </w:hyperlink>
-    </w:p>
-    <w:bookmarkEnd w:id="133"/>
-    <w:bookmarkStart w:id="135" w:name="ref-george2019teaching"/>
+        <w:t xml:space="preserve">Proceedings of the 10th international conference on speech prosody</w:t>
+      </w:r>
+      <w:r>
+        <w:t xml:space="preserve"> </w:t>
+      </w:r>
+      <w:r>
+        <w:t xml:space="preserve">(pp. 361–365).</w:t>
+      </w:r>
+      <w:r>
+        <w:t xml:space="preserve"> </w:t>
+      </w:r>
+      <w:hyperlink r:id="rId162">
+        <w:r>
+          <w:rPr>
+            <w:rStyle w:val="Hyperlink"/>
+          </w:rPr>
+          <w:t xml:space="preserve">https://doi.org/10.21437/SpeechProsody.2020-74</w:t>
+        </w:r>
+      </w:hyperlink>
+    </w:p>
+    <w:bookmarkEnd w:id="163"/>
+    <w:bookmarkStart w:id="165" w:name="ref-ortega2014l2"/>
     <w:p>
       <w:pPr>
         <w:pStyle w:val="Bibliography"/>
       </w:pPr>
       <w:r>
-        <w:t xml:space="preserve">George, A. (2019). Teaching and learning L2 spanish intonation: Technology and classroom instruction.</w:t>
+        <w:t xml:space="preserve">Ortega-Llebaria, M., &amp; Colantoni, L. (2014). L2 english intonation: Relations between form-meaning associations, access to meaning, and L1 transfer.</w:t>
       </w:r>
       <w:r>
         <w:t xml:space="preserve"> </w:t>
@@ -13218,31 +13947,10 @@
           <w:i/>
           <w:iCs/>
         </w:rPr>
-        <w:t xml:space="preserve">Conference Proceedings. Innovation in Language Learning 2019</w:t>
-      </w:r>
-      <w:r>
-        <w:t xml:space="preserve">.</w:t>
-      </w:r>
-      <w:r>
-        <w:t xml:space="preserve"> </w:t>
-      </w:r>
-      <w:hyperlink r:id="rId134">
-        <w:r>
-          <w:rPr>
-            <w:rStyle w:val="Hyperlink"/>
-          </w:rPr>
-          <w:t xml:space="preserve">https://doi.org/10.5070/l29335670</w:t>
-        </w:r>
-      </w:hyperlink>
-    </w:p>
-    <w:bookmarkEnd w:id="135"/>
-    <w:bookmarkStart w:id="137" w:name="ref-george2024l2"/>
-    <w:p>
-      <w:pPr>
-        <w:pStyle w:val="Bibliography"/>
-      </w:pPr>
-      <w:r>
-        <w:t xml:space="preserve">George, A. (2024). L2 intonation perception in learners of spanish.</w:t>
+        <w:t xml:space="preserve">Studies in Second Language Acquisition</w:t>
+      </w:r>
+      <w:r>
+        <w:t xml:space="preserve">,</w:t>
       </w:r>
       <w:r>
         <w:t xml:space="preserve"> </w:t>
@@ -13252,10 +13960,31 @@
           <w:i/>
           <w:iCs/>
         </w:rPr>
-        <w:t xml:space="preserve">Perspectives on Input, Evidence, and Exposure in Language Acquisition: Studies in Honour of Susanne E. Carroll</w:t>
-      </w:r>
-      <w:r>
-        <w:t xml:space="preserve">,</w:t>
+        <w:t xml:space="preserve">36</w:t>
+      </w:r>
+      <w:r>
+        <w:t xml:space="preserve">(2), 331–353.</w:t>
+      </w:r>
+      <w:r>
+        <w:t xml:space="preserve"> </w:t>
+      </w:r>
+      <w:hyperlink r:id="rId164">
+        <w:r>
+          <w:rPr>
+            <w:rStyle w:val="Hyperlink"/>
+          </w:rPr>
+          <w:t xml:space="preserve">https://doi.org/10.1017/s0272263114000011</w:t>
+        </w:r>
+      </w:hyperlink>
+    </w:p>
+    <w:bookmarkEnd w:id="165"/>
+    <w:bookmarkStart w:id="167" w:name="ref-perez2024basic"/>
+    <w:p>
+      <w:pPr>
+        <w:pStyle w:val="Bibliography"/>
+      </w:pPr>
+      <w:r>
+        <w:t xml:space="preserve">P’erez Castillejo, S., &amp; de la Fuente Iglesias, M. (2024). Basic intonation patterns of galician spanish.</w:t>
       </w:r>
       <w:r>
         <w:t xml:space="preserve"> </w:t>
@@ -13265,31 +13994,10 @@
           <w:i/>
           <w:iCs/>
         </w:rPr>
-        <w:t xml:space="preserve">69</w:t>
-      </w:r>
-      <w:r>
-        <w:t xml:space="preserve">, 144.</w:t>
-      </w:r>
-      <w:r>
-        <w:t xml:space="preserve"> </w:t>
-      </w:r>
-      <w:hyperlink r:id="rId136">
-        <w:r>
-          <w:rPr>
-            <w:rStyle w:val="Hyperlink"/>
-          </w:rPr>
-          <w:t xml:space="preserve">https://doi.org/10.1075/lald.69.06geo</w:t>
-        </w:r>
-      </w:hyperlink>
-    </w:p>
-    <w:bookmarkEnd w:id="137"/>
-    <w:bookmarkStart w:id="139" w:name="ref-gradoville2023future"/>
-    <w:p>
-      <w:pPr>
-        <w:pStyle w:val="Bibliography"/>
-      </w:pPr>
-      <w:r>
-        <w:t xml:space="preserve">Gradoville, M. (2023). The future of exemplar theory.</w:t>
+        <w:t xml:space="preserve">Languages</w:t>
+      </w:r>
+      <w:r>
+        <w:t xml:space="preserve">,</w:t>
       </w:r>
       <w:r>
         <w:t xml:space="preserve"> </w:t>
@@ -13299,31 +14007,31 @@
           <w:i/>
           <w:iCs/>
         </w:rPr>
-        <w:t xml:space="preserve">The Handbook of Usage-Based Linguistics</w:t>
-      </w:r>
-      <w:r>
-        <w:t xml:space="preserve">, 527–544.</w:t>
-      </w:r>
-      <w:r>
-        <w:t xml:space="preserve"> </w:t>
-      </w:r>
-      <w:hyperlink r:id="rId138">
-        <w:r>
-          <w:rPr>
-            <w:rStyle w:val="Hyperlink"/>
-          </w:rPr>
-          <w:t xml:space="preserve">https://doi.org/10.1002/9781119839859.ch29</w:t>
-        </w:r>
-      </w:hyperlink>
-    </w:p>
-    <w:bookmarkEnd w:id="139"/>
-    <w:bookmarkStart w:id="141" w:name="ref-herrero2020unintentional"/>
+        <w:t xml:space="preserve">9</w:t>
+      </w:r>
+      <w:r>
+        <w:t xml:space="preserve">(2), 57.</w:t>
+      </w:r>
+      <w:r>
+        <w:t xml:space="preserve"> </w:t>
+      </w:r>
+      <w:hyperlink r:id="rId166">
+        <w:r>
+          <w:rPr>
+            <w:rStyle w:val="Hyperlink"/>
+          </w:rPr>
+          <w:t xml:space="preserve">https://doi.org/10.3390/languages9020057</w:t>
+        </w:r>
+      </w:hyperlink>
+    </w:p>
+    <w:bookmarkEnd w:id="167"/>
+    <w:bookmarkStart w:id="169" w:name="ref-patience2018initial"/>
     <w:p>
       <w:pPr>
         <w:pStyle w:val="Bibliography"/>
       </w:pPr>
       <w:r>
-        <w:t xml:space="preserve">Herrero, C., &amp; Devı́s, E. (2020). Unintentional impolite intonation in L2 spanish requests produced by chinese workers living in madrid.</w:t>
+        <w:t xml:space="preserve">Patience, M., Marasco, O., Colanton, L., Klassen, G., Radu, M., &amp; Tararova, O. (2018). Initial pitch cues in english sentence types. In K. Klessa, J. Bachan, A. Wagner, M. Karpiński, &amp; D. Śledziński (Eds.),</w:t>
       </w:r>
       <w:r>
         <w:t xml:space="preserve"> </w:t>
@@ -13333,31 +14041,34 @@
           <w:i/>
           <w:iCs/>
         </w:rPr>
-        <w:t xml:space="preserve">Proceedings of the 10th International Conference on Speech Prosody</w:t>
-      </w:r>
-      <w:r>
-        <w:t xml:space="preserve">, 848–852.</w:t>
-      </w:r>
-      <w:r>
-        <w:t xml:space="preserve"> </w:t>
-      </w:r>
-      <w:hyperlink r:id="rId140">
-        <w:r>
-          <w:rPr>
-            <w:rStyle w:val="Hyperlink"/>
-          </w:rPr>
-          <w:t xml:space="preserve">https://doi.org/10.21437/speechprosody.2020-173</w:t>
-        </w:r>
-      </w:hyperlink>
-    </w:p>
-    <w:bookmarkEnd w:id="141"/>
-    <w:bookmarkStart w:id="143" w:name="ref-herrero2020perception"/>
+        <w:t xml:space="preserve">Proceedings of speech prosody 2018</w:t>
+      </w:r>
+      <w:r>
+        <w:t xml:space="preserve"> </w:t>
+      </w:r>
+      <w:r>
+        <w:t xml:space="preserve">(pp. 463–467).</w:t>
+      </w:r>
+      <w:r>
+        <w:t xml:space="preserve"> </w:t>
+      </w:r>
+      <w:hyperlink r:id="rId168">
+        <w:r>
+          <w:rPr>
+            <w:rStyle w:val="Hyperlink"/>
+          </w:rPr>
+          <w:t xml:space="preserve">https://doi.org/10.21437/SpeechProsody.2018-94</w:t>
+        </w:r>
+      </w:hyperlink>
+    </w:p>
+    <w:bookmarkEnd w:id="169"/>
+    <w:bookmarkStart w:id="171" w:name="ref-peirce2019psychopy2"/>
     <w:p>
       <w:pPr>
         <w:pStyle w:val="Bibliography"/>
       </w:pPr>
       <w:r>
-        <w:t xml:space="preserve">Herrero, C., Planelles, M., &amp; Alhmoud, Z. (2020). Perception of L2 spanish polite requests and impolite commands by chinese migrant workers living in spain.</w:t>
+        <w:t xml:space="preserve">Peirce, J., Gray, J. R., Simpson, S., MacAskill, M., Höchenberger, R., Sogo, H., Kastman, E., &amp; Lindeløv, J. K. (2019). PsychoPy2: Experiments in behavior made easy.</w:t>
       </w:r>
       <w:r>
         <w:t xml:space="preserve"> </w:t>
@@ -13367,7 +14078,91 @@
           <w:i/>
           <w:iCs/>
         </w:rPr>
-        <w:t xml:space="preserve">Lengua y Migraci</w:t>
+        <w:t xml:space="preserve">Behavior Research Methods</w:t>
+      </w:r>
+      <w:r>
+        <w:t xml:space="preserve">,</w:t>
+      </w:r>
+      <w:r>
+        <w:t xml:space="preserve"> </w:t>
+      </w:r>
+      <w:r>
+        <w:rPr>
+          <w:i/>
+          <w:iCs/>
+        </w:rPr>
+        <w:t xml:space="preserve">51</w:t>
+      </w:r>
+      <w:r>
+        <w:t xml:space="preserve">(1), 195–203.</w:t>
+      </w:r>
+      <w:r>
+        <w:t xml:space="preserve"> </w:t>
+      </w:r>
+      <w:hyperlink r:id="rId170">
+        <w:r>
+          <w:rPr>
+            <w:rStyle w:val="Hyperlink"/>
+          </w:rPr>
+          <w:t xml:space="preserve">https://doi.org/10.3758/s13428-018-01193-y</w:t>
+        </w:r>
+      </w:hyperlink>
+    </w:p>
+    <w:bookmarkEnd w:id="171"/>
+    <w:bookmarkStart w:id="173" w:name="ref-pierrehumbert1980phonology"/>
+    <w:p>
+      <w:pPr>
+        <w:pStyle w:val="Bibliography"/>
+      </w:pPr>
+      <w:r>
+        <w:t xml:space="preserve">Pierrehumbert, J. (1980).</w:t>
+      </w:r>
+      <w:r>
+        <w:t xml:space="preserve"> </w:t>
+      </w:r>
+      <w:r>
+        <w:rPr>
+          <w:i/>
+          <w:iCs/>
+        </w:rPr>
+        <w:t xml:space="preserve">The phonology and phonetics of english intonation</w:t>
+      </w:r>
+      <w:r>
+        <w:t xml:space="preserve"> </w:t>
+      </w:r>
+      <w:r>
+        <w:t xml:space="preserve">[PhD thesis, Massachusetts Institute of Technology].</w:t>
+      </w:r>
+      <w:r>
+        <w:t xml:space="preserve"> </w:t>
+      </w:r>
+      <w:hyperlink r:id="rId172">
+        <w:r>
+          <w:rPr>
+            <w:rStyle w:val="Hyperlink"/>
+          </w:rPr>
+          <w:t xml:space="preserve">http://hdl.handle.net/1721.1/16065</w:t>
+        </w:r>
+      </w:hyperlink>
+    </w:p>
+    <w:bookmarkEnd w:id="173"/>
+    <w:bookmarkStart w:id="175" w:name="ref-prietoroseano2009"/>
+    <w:p>
+      <w:pPr>
+        <w:pStyle w:val="Bibliography"/>
+      </w:pPr>
+      <w:r>
+        <w:t xml:space="preserve">Prieto, P., &amp; Roseano, P. (2009--2013).</w:t>
+      </w:r>
+      <w:r>
+        <w:t xml:space="preserve"> </w:t>
+      </w:r>
+      <w:r>
+        <w:rPr>
+          <w:i/>
+          <w:iCs/>
+        </w:rPr>
+        <w:t xml:space="preserve">Atlas interactivo de la entonaci</w:t>
       </w:r>
       <w:r>
         <w:rPr>
@@ -13381,78 +14176,45 @@
           <w:i/>
           <w:iCs/>
         </w:rPr>
-        <w:t xml:space="preserve">n</w:t>
-      </w:r>
-      <w:r>
-        <w:t xml:space="preserve">,</w:t>
-      </w:r>
-      <w:r>
-        <w:t xml:space="preserve"> </w:t>
+        <w:t xml:space="preserve">n del espa</w:t>
       </w:r>
       <w:r>
         <w:rPr>
           <w:i/>
           <w:iCs/>
         </w:rPr>
-        <w:t xml:space="preserve">12</w:t>
-      </w:r>
-      <w:r>
-        <w:t xml:space="preserve">(2), 65–85.</w:t>
-      </w:r>
-      <w:r>
-        <w:t xml:space="preserve"> </w:t>
-      </w:r>
-      <w:hyperlink r:id="rId142">
-        <w:r>
-          <w:rPr>
-            <w:rStyle w:val="Hyperlink"/>
-          </w:rPr>
-          <w:t xml:space="preserve">https://doi.org/10.37536/lym.12.2.2020.1026</w:t>
-        </w:r>
-      </w:hyperlink>
-    </w:p>
-    <w:bookmarkEnd w:id="143"/>
-    <w:bookmarkStart w:id="145" w:name="ref-hulstijn2003incidental"/>
-    <w:p>
-      <w:pPr>
-        <w:pStyle w:val="Bibliography"/>
-      </w:pPr>
-      <w:r>
-        <w:t xml:space="preserve">Hulstijn, J. H. (2003). Incidental and intentional learning.</w:t>
-      </w:r>
-      <w:r>
-        <w:t xml:space="preserve"> </w:t>
+        <w:t xml:space="preserve">ñ</w:t>
       </w:r>
       <w:r>
         <w:rPr>
           <w:i/>
           <w:iCs/>
         </w:rPr>
-        <w:t xml:space="preserve">The Handbook of Second Language Acquisition</w:t>
-      </w:r>
-      <w:r>
-        <w:t xml:space="preserve">, 349–381.</w:t>
-      </w:r>
-      <w:r>
-        <w:t xml:space="preserve"> </w:t>
-      </w:r>
-      <w:hyperlink r:id="rId144">
-        <w:r>
-          <w:rPr>
-            <w:rStyle w:val="Hyperlink"/>
-          </w:rPr>
-          <w:t xml:space="preserve">https://doi.org/10.1002/9780470756492.ch12</w:t>
-        </w:r>
-      </w:hyperlink>
-    </w:p>
-    <w:bookmarkEnd w:id="145"/>
-    <w:bookmarkStart w:id="147" w:name="ref-izura2014lexical"/>
+        <w:t xml:space="preserve">ol</w:t>
+      </w:r>
+      <w:r>
+        <w:t xml:space="preserve">.</w:t>
+      </w:r>
+      <w:r>
+        <w:t xml:space="preserve"> </w:t>
+      </w:r>
+      <w:hyperlink r:id="rId174">
+        <w:r>
+          <w:rPr>
+            <w:rStyle w:val="Hyperlink"/>
+          </w:rPr>
+          <w:t xml:space="preserve">http://prosodia.upf.edu/atlasentonacion/</w:t>
+        </w:r>
+      </w:hyperlink>
+    </w:p>
+    <w:bookmarkEnd w:id="175"/>
+    <w:bookmarkStart w:id="176" w:name="ref-prieto2010transcription"/>
     <w:p>
       <w:pPr>
         <w:pStyle w:val="Bibliography"/>
       </w:pPr>
       <w:r>
-        <w:t xml:space="preserve">Izura, C., Cuetos, F., &amp; Brysbaert, M. (2014). Lexical test for advanced learners of spanish.</w:t>
+        <w:t xml:space="preserve">Prieto, P., &amp; Roseano, P. (2010).</w:t>
       </w:r>
       <w:r>
         <w:t xml:space="preserve"> </w:t>
@@ -13462,45 +14224,73 @@
           <w:i/>
           <w:iCs/>
         </w:rPr>
-        <w:t xml:space="preserve">Psicol</w:t>
+        <w:t xml:space="preserve">Transcription of intonation of the spanish language</w:t>
+      </w:r>
+      <w:r>
+        <w:t xml:space="preserve">. Lincom Europa Munich.</w:t>
+      </w:r>
+    </w:p>
+    <w:bookmarkEnd w:id="176"/>
+    <w:bookmarkStart w:id="178" w:name="ref-puig2023lextale"/>
+    <w:p>
+      <w:pPr>
+        <w:pStyle w:val="Bibliography"/>
+      </w:pPr>
+      <w:r>
+        <w:t xml:space="preserve">Puig-Mayenco, E., Chaouch-Orozco, A., Liu, H., &amp; Mart’ın-Villena, F. (2023). The LexTALE as a measure of L2 global proficiency: A cautionary tale based on a partial replication of lemh</w:t>
+      </w:r>
+      <w:r>
+        <w:t xml:space="preserve">ö</w:t>
+      </w:r>
+      <w:r>
+        <w:t xml:space="preserve">fer and broersma (2012).</w:t>
+      </w:r>
+      <w:r>
+        <w:t xml:space="preserve"> </w:t>
       </w:r>
       <w:r>
         <w:rPr>
           <w:i/>
           <w:iCs/>
         </w:rPr>
-        <w:t xml:space="preserve">ó</w:t>
+        <w:t xml:space="preserve">Linguistic Approaches to Bilingualism</w:t>
+      </w:r>
+      <w:r>
+        <w:t xml:space="preserve">,</w:t>
+      </w:r>
+      <w:r>
+        <w:t xml:space="preserve"> </w:t>
       </w:r>
       <w:r>
         <w:rPr>
           <w:i/>
           <w:iCs/>
         </w:rPr>
-        <w:t xml:space="preserve">gica</w:t>
-      </w:r>
-      <w:r>
-        <w:t xml:space="preserve">.</w:t>
-      </w:r>
-      <w:r>
-        <w:t xml:space="preserve"> </w:t>
-      </w:r>
-      <w:hyperlink r:id="rId146">
-        <w:r>
-          <w:rPr>
-            <w:rStyle w:val="Hyperlink"/>
-          </w:rPr>
-          <w:t xml:space="preserve">https://doi.org/10.1037/t47086-000</w:t>
-        </w:r>
-      </w:hyperlink>
-    </w:p>
-    <w:bookmarkEnd w:id="147"/>
-    <w:bookmarkStart w:id="149" w:name="ref-jenkins20045"/>
+        <w:t xml:space="preserve">13</w:t>
+      </w:r>
+      <w:r>
+        <w:t xml:space="preserve">(3), 299–314.</w:t>
+      </w:r>
+      <w:r>
+        <w:t xml:space="preserve"> </w:t>
+      </w:r>
+      <w:hyperlink r:id="rId177">
+        <w:r>
+          <w:rPr>
+            <w:rStyle w:val="Hyperlink"/>
+          </w:rPr>
+          <w:t xml:space="preserve">https://doi.org/10.1075/lab.22048.pui</w:t>
+        </w:r>
+      </w:hyperlink>
+    </w:p>
+    <w:bookmarkEnd w:id="178"/>
+    <w:bookmarkStart w:id="180" w:name="ref-rao2011intonation"/>
     <w:p>
       <w:pPr>
         <w:pStyle w:val="Bibliography"/>
       </w:pPr>
       <w:r>
-        <w:t xml:space="preserve">Jenkins, J. (2004). 5. Research in teaching pronunciation and intonation.</w:t>
+        <w:t xml:space="preserve">Rao, R. (2011). Intonation in spanish classroom-style didactic speech.</w:t>
       </w:r>
       <w:r>
         <w:t xml:space="preserve"> </w:t>
@@ -13510,7 +14300,7 @@
           <w:i/>
           <w:iCs/>
         </w:rPr>
-        <w:t xml:space="preserve">Annual Review of Applied Linguistics</w:t>
+        <w:t xml:space="preserve">Journal of Language Teaching and Research</w:t>
       </w:r>
       <w:r>
         <w:t xml:space="preserve">,</w:t>
@@ -13523,31 +14313,31 @@
           <w:i/>
           <w:iCs/>
         </w:rPr>
-        <w:t xml:space="preserve">24</w:t>
-      </w:r>
-      <w:r>
-        <w:t xml:space="preserve">, 109–125.</w:t>
-      </w:r>
-      <w:r>
-        <w:t xml:space="preserve"> </w:t>
-      </w:r>
-      <w:hyperlink r:id="rId148">
-        <w:r>
-          <w:rPr>
-            <w:rStyle w:val="Hyperlink"/>
-          </w:rPr>
-          <w:t xml:space="preserve">https://doi.org/10.1017/s0267190504000054</w:t>
-        </w:r>
-      </w:hyperlink>
-    </w:p>
-    <w:bookmarkEnd w:id="149"/>
-    <w:bookmarkStart w:id="151" w:name="ref-kruschke2018rejecting"/>
+        <w:t xml:space="preserve">2</w:t>
+      </w:r>
+      <w:r>
+        <w:t xml:space="preserve">(3), 493–507.</w:t>
+      </w:r>
+      <w:r>
+        <w:t xml:space="preserve"> </w:t>
+      </w:r>
+      <w:hyperlink r:id="rId179">
+        <w:r>
+          <w:rPr>
+            <w:rStyle w:val="Hyperlink"/>
+          </w:rPr>
+          <w:t xml:space="preserve">https://doi.org/10.4304/jltr.2.3.493-507</w:t>
+        </w:r>
+      </w:hyperlink>
+    </w:p>
+    <w:bookmarkEnd w:id="180"/>
+    <w:bookmarkStart w:id="182" w:name="ref-rao2019key"/>
     <w:p>
       <w:pPr>
         <w:pStyle w:val="Bibliography"/>
       </w:pPr>
       <w:r>
-        <w:t xml:space="preserve">Kruschke, J. K. (2018). Rejecting or accepting parameter values in bayesian estimation.</w:t>
+        <w:t xml:space="preserve">Rao, R. (2019).</w:t>
       </w:r>
       <w:r>
         <w:t xml:space="preserve"> </w:t>
@@ -13557,10 +14347,31 @@
           <w:i/>
           <w:iCs/>
         </w:rPr>
-        <w:t xml:space="preserve">Advances in Methods and Practices in Psychological Science</w:t>
-      </w:r>
-      <w:r>
-        <w:t xml:space="preserve">,</w:t>
+        <w:t xml:space="preserve">Key issues in the teaching of spanish pronunciation</w:t>
+      </w:r>
+      <w:r>
+        <w:t xml:space="preserve">. Routledge London, United Kingdom.</w:t>
+      </w:r>
+      <w:r>
+        <w:t xml:space="preserve"> </w:t>
+      </w:r>
+      <w:hyperlink r:id="rId181">
+        <w:r>
+          <w:rPr>
+            <w:rStyle w:val="Hyperlink"/>
+          </w:rPr>
+          <w:t xml:space="preserve">https://doi.org/10.4324/9781315666839</w:t>
+        </w:r>
+      </w:hyperlink>
+    </w:p>
+    <w:bookmarkEnd w:id="182"/>
+    <w:bookmarkStart w:id="184" w:name="ref-rodero2011intonation"/>
+    <w:p>
+      <w:pPr>
+        <w:pStyle w:val="Bibliography"/>
+      </w:pPr>
+      <w:r>
+        <w:t xml:space="preserve">Rodero, E. (2011). Intonation and emotion: Influence of pitch levels and contour type on creating emotions.</w:t>
       </w:r>
       <w:r>
         <w:t xml:space="preserve"> </w:t>
@@ -13570,75 +14381,7 @@
           <w:i/>
           <w:iCs/>
         </w:rPr>
-        <w:t xml:space="preserve">1</w:t>
-      </w:r>
-      <w:r>
-        <w:t xml:space="preserve">(2), 270–280.</w:t>
-      </w:r>
-      <w:r>
-        <w:t xml:space="preserve"> </w:t>
-      </w:r>
-      <w:hyperlink r:id="rId150">
-        <w:r>
-          <w:rPr>
-            <w:rStyle w:val="Hyperlink"/>
-          </w:rPr>
-          <w:t xml:space="preserve">https://doi.org/10.31219/osf.io/s5vdy</w:t>
-        </w:r>
-      </w:hyperlink>
-    </w:p>
-    <w:bookmarkEnd w:id="151"/>
-    <w:bookmarkStart w:id="153" w:name="ref-ladd2008intonational"/>
-    <w:p>
-      <w:pPr>
-        <w:pStyle w:val="Bibliography"/>
-      </w:pPr>
-      <w:r>
-        <w:t xml:space="preserve">Ladd, D. R. (2008).</w:t>
-      </w:r>
-      <w:r>
-        <w:t xml:space="preserve"> </w:t>
-      </w:r>
-      <w:r>
-        <w:rPr>
-          <w:i/>
-          <w:iCs/>
-        </w:rPr>
-        <w:t xml:space="preserve">Intonational phonology</w:t>
-      </w:r>
-      <w:r>
-        <w:t xml:space="preserve">. Cambridge University Press.</w:t>
-      </w:r>
-      <w:r>
-        <w:t xml:space="preserve"> </w:t>
-      </w:r>
-      <w:hyperlink r:id="rId152">
-        <w:r>
-          <w:rPr>
-            <w:rStyle w:val="Hyperlink"/>
-          </w:rPr>
-          <w:t xml:space="preserve">https://doi.org/10.1017/cbo9780511808814</w:t>
-        </w:r>
-      </w:hyperlink>
-    </w:p>
-    <w:bookmarkEnd w:id="153"/>
-    <w:bookmarkStart w:id="155" w:name="ref-ladd1997perception"/>
-    <w:p>
-      <w:pPr>
-        <w:pStyle w:val="Bibliography"/>
-      </w:pPr>
-      <w:r>
-        <w:t xml:space="preserve">Ladd, D. R., &amp; Morton, R. (1997). The perception of intonational emphasis: Continuous or categorical?</w:t>
-      </w:r>
-      <w:r>
-        <w:t xml:space="preserve"> </w:t>
-      </w:r>
-      <w:r>
-        <w:rPr>
-          <w:i/>
-          <w:iCs/>
-        </w:rPr>
-        <w:t xml:space="preserve">Journal of Phonetics</w:t>
+        <w:t xml:space="preserve">Journal of Voice</w:t>
       </w:r>
       <w:r>
         <w:t xml:space="preserve">,</w:t>
@@ -13654,28 +14397,28 @@
         <w:t xml:space="preserve">25</w:t>
       </w:r>
       <w:r>
-        <w:t xml:space="preserve">(3), 313–342.</w:t>
-      </w:r>
-      <w:r>
-        <w:t xml:space="preserve"> </w:t>
-      </w:r>
-      <w:hyperlink r:id="rId154">
-        <w:r>
-          <w:rPr>
-            <w:rStyle w:val="Hyperlink"/>
-          </w:rPr>
-          <w:t xml:space="preserve">https://doi.org/10.1006/jpho.1997.0046</w:t>
-        </w:r>
-      </w:hyperlink>
-    </w:p>
-    <w:bookmarkEnd w:id="155"/>
-    <w:bookmarkStart w:id="157" w:name="ref-lemhofer2012introducing"/>
+        <w:t xml:space="preserve">(1), e25–e34.</w:t>
+      </w:r>
+      <w:r>
+        <w:t xml:space="preserve"> </w:t>
+      </w:r>
+      <w:hyperlink r:id="rId183">
+        <w:r>
+          <w:rPr>
+            <w:rStyle w:val="Hyperlink"/>
+          </w:rPr>
+          <w:t xml:space="preserve">https://doi.org/10.1016/j.jvoice.2010.02.002</w:t>
+        </w:r>
+      </w:hyperlink>
+    </w:p>
+    <w:bookmarkEnd w:id="184"/>
+    <w:bookmarkStart w:id="186" w:name="ref-sagarra2024unraveling"/>
     <w:p>
       <w:pPr>
         <w:pStyle w:val="Bibliography"/>
       </w:pPr>
       <w:r>
-        <w:t xml:space="preserve">Lemhöfer, K., &amp; Broersma, M. (2012). Introducing LexTALE: A quick and valid lexical test for advanced learners of english.</w:t>
+        <w:t xml:space="preserve">Sagarra, N., Fern’andez-Arroyo, L., Lozano-Argüelles, C., &amp; Casillas, J. V. (2024). Unraveling the complexities of second language lexical stress processing: The impact of first language transfer, second language proficiency, and exposure.</w:t>
       </w:r>
       <w:r>
         <w:t xml:space="preserve"> </w:t>
@@ -13685,7 +14428,7 @@
           <w:i/>
           <w:iCs/>
         </w:rPr>
-        <w:t xml:space="preserve">Behavior Research Methods</w:t>
+        <w:t xml:space="preserve">Language Learning</w:t>
       </w:r>
       <w:r>
         <w:t xml:space="preserve">,</w:t>
@@ -13698,31 +14441,31 @@
           <w:i/>
           <w:iCs/>
         </w:rPr>
-        <w:t xml:space="preserve">44</w:t>
-      </w:r>
-      <w:r>
-        <w:t xml:space="preserve">(2), 325–343.</w:t>
-      </w:r>
-      <w:r>
-        <w:t xml:space="preserve"> </w:t>
-      </w:r>
-      <w:hyperlink r:id="rId156">
-        <w:r>
-          <w:rPr>
-            <w:rStyle w:val="Hyperlink"/>
-          </w:rPr>
-          <w:t xml:space="preserve">https://doi.org/10.3758/s13428-011-0146-0</w:t>
-        </w:r>
-      </w:hyperlink>
-    </w:p>
-    <w:bookmarkEnd w:id="157"/>
-    <w:bookmarkStart w:id="159" w:name="ref-lord2013teaching"/>
+        <w:t xml:space="preserve">74</w:t>
+      </w:r>
+      <w:r>
+        <w:t xml:space="preserve">(3), 574–605.</w:t>
+      </w:r>
+      <w:r>
+        <w:t xml:space="preserve"> </w:t>
+      </w:r>
+      <w:hyperlink r:id="rId185">
+        <w:r>
+          <w:rPr>
+            <w:rStyle w:val="Hyperlink"/>
+          </w:rPr>
+          <w:t xml:space="preserve">https://doi.org/10.1111/lang.12627</w:t>
+        </w:r>
+      </w:hyperlink>
+    </w:p>
+    <w:bookmarkEnd w:id="186"/>
+    <w:bookmarkStart w:id="188" w:name="ref-schweitzer2012frequency"/>
     <w:p>
       <w:pPr>
         <w:pStyle w:val="Bibliography"/>
       </w:pPr>
       <w:r>
-        <w:t xml:space="preserve">Lord, G., &amp; Fionda, M. I. (2013). Teaching pronunciation in second language spanish.</w:t>
+        <w:t xml:space="preserve">Schweitzer, K. (2012).</w:t>
       </w:r>
       <w:r>
         <w:t xml:space="preserve"> </w:t>
@@ -13732,31 +14475,34 @@
           <w:i/>
           <w:iCs/>
         </w:rPr>
-        <w:t xml:space="preserve">The Handbook of Spanish Second Language Acquisition</w:t>
-      </w:r>
-      <w:r>
-        <w:t xml:space="preserve">, 514–529.</w:t>
-      </w:r>
-      <w:r>
-        <w:t xml:space="preserve"> </w:t>
-      </w:r>
-      <w:hyperlink r:id="rId158">
-        <w:r>
-          <w:rPr>
-            <w:rStyle w:val="Hyperlink"/>
-          </w:rPr>
-          <w:t xml:space="preserve">https://doi.org/10.1002/9781118584347.ch29</w:t>
-        </w:r>
-      </w:hyperlink>
-    </w:p>
-    <w:bookmarkEnd w:id="159"/>
-    <w:bookmarkStart w:id="161" w:name="ref-melchers2017oxtr"/>
+        <w:t xml:space="preserve">Frequency effects on pitch accents: Towards an exemplar-theoretic approach to intonation</w:t>
+      </w:r>
+      <w:r>
+        <w:t xml:space="preserve"> </w:t>
+      </w:r>
+      <w:r>
+        <w:t xml:space="preserve">[PhD thesis, Universität Stuttgart].</w:t>
+      </w:r>
+      <w:r>
+        <w:t xml:space="preserve"> </w:t>
+      </w:r>
+      <w:hyperlink r:id="rId187">
+        <w:r>
+          <w:rPr>
+            <w:rStyle w:val="Hyperlink"/>
+          </w:rPr>
+          <w:t xml:space="preserve">https://doi.org/10.18419/opus-2994</w:t>
+        </w:r>
+      </w:hyperlink>
+    </w:p>
+    <w:bookmarkEnd w:id="188"/>
+    <w:bookmarkStart w:id="190" w:name="ref-sonsaat2025intonation"/>
     <w:p>
       <w:pPr>
         <w:pStyle w:val="Bibliography"/>
       </w:pPr>
       <w:r>
-        <w:t xml:space="preserve">Melchers, M., Montag, C., Markett, S., Niazy, N., Groß-Bölting, J., Zimmermann, J., &amp; Reuter, M. (2017). The OXTR gene, implicit learning and social processing: Does empathy evolve from perceptual skills for details?</w:t>
+        <w:t xml:space="preserve">Sonsaat-Hegelheimer, S., &amp; Levis, J. (2025). Is intonation learnable in the classroom? Evidence from turkish learners of english.</w:t>
       </w:r>
       <w:r>
         <w:t xml:space="preserve"> </w:t>
@@ -13766,10 +14512,31 @@
           <w:i/>
           <w:iCs/>
         </w:rPr>
-        <w:t xml:space="preserve">Behavioural Brain Research</w:t>
-      </w:r>
-      <w:r>
-        <w:t xml:space="preserve">,</w:t>
+        <w:t xml:space="preserve">Language Teaching Research</w:t>
+      </w:r>
+      <w:r>
+        <w:t xml:space="preserve">.</w:t>
+      </w:r>
+      <w:r>
+        <w:t xml:space="preserve"> </w:t>
+      </w:r>
+      <w:hyperlink r:id="rId189">
+        <w:r>
+          <w:rPr>
+            <w:rStyle w:val="Hyperlink"/>
+          </w:rPr>
+          <w:t xml:space="preserve">https://doi.org/10.1177/13621688241312502</w:t>
+        </w:r>
+      </w:hyperlink>
+    </w:p>
+    <w:bookmarkEnd w:id="190"/>
+    <w:bookmarkStart w:id="191" w:name="ref-trimble2013perceiving"/>
+    <w:p>
+      <w:pPr>
+        <w:pStyle w:val="Bibliography"/>
+      </w:pPr>
+      <w:r>
+        <w:t xml:space="preserve">Trimble, John C. (2013a). Perceiving intonational cues in a foreign language: Perception of sentence type in two dialects of spanish. In C. Howe, S. E. Blackwell, &amp; M. L. Quesada (Eds.),</w:t>
       </w:r>
       <w:r>
         <w:t xml:space="preserve"> </w:t>
@@ -13779,31 +14546,23 @@
           <w:i/>
           <w:iCs/>
         </w:rPr>
-        <w:t xml:space="preserve">329</w:t>
-      </w:r>
-      <w:r>
-        <w:t xml:space="preserve">, 35–40.</w:t>
-      </w:r>
-      <w:r>
-        <w:t xml:space="preserve"> </w:t>
-      </w:r>
-      <w:hyperlink r:id="rId160">
-        <w:r>
-          <w:rPr>
-            <w:rStyle w:val="Hyperlink"/>
-          </w:rPr>
-          <w:t xml:space="preserve">https://doi.org/10.1016/j.bbr.2017.04.036</w:t>
-        </w:r>
-      </w:hyperlink>
-    </w:p>
-    <w:bookmarkEnd w:id="161"/>
-    <w:bookmarkStart w:id="163" w:name="ref-mennen2015beyond"/>
+        <w:t xml:space="preserve">Selected proceedings of the 15th hispanic linguistics symposium</w:t>
+      </w:r>
+      <w:r>
+        <w:t xml:space="preserve"> </w:t>
+      </w:r>
+      <w:r>
+        <w:t xml:space="preserve">(pp. 78–92). Cascadilla Proceedings Project.</w:t>
+      </w:r>
+    </w:p>
+    <w:bookmarkEnd w:id="191"/>
+    <w:bookmarkStart w:id="193" w:name="ref-trimble2013acquiring"/>
     <w:p>
       <w:pPr>
         <w:pStyle w:val="Bibliography"/>
       </w:pPr>
       <w:r>
-        <w:t xml:space="preserve">Mennen, I. (2015). Beyond segments: Towards a L2 intonation learning theory. In</w:t>
+        <w:t xml:space="preserve">Trimble, John C. (2013b).</w:t>
       </w:r>
       <w:r>
         <w:t xml:space="preserve"> </w:t>
@@ -13813,301 +14572,34 @@
           <w:i/>
           <w:iCs/>
         </w:rPr>
-        <w:t xml:space="preserve">Prosody and language in contact: L2 acquisition, attrition and languages in multilingual situations</w:t>
-      </w:r>
-      <w:r>
-        <w:t xml:space="preserve"> </w:t>
-      </w:r>
-      <w:r>
-        <w:t xml:space="preserve">(pp. 171–188). Springer.</w:t>
-      </w:r>
-      <w:r>
-        <w:t xml:space="preserve"> </w:t>
-      </w:r>
-      <w:hyperlink r:id="rId162">
-        <w:r>
-          <w:rPr>
-            <w:rStyle w:val="Hyperlink"/>
-          </w:rPr>
-          <w:t xml:space="preserve">https://doi.org/10.1007/978-3-662-45168-7</w:t>
-        </w:r>
-      </w:hyperlink>
-    </w:p>
-    <w:bookmarkEnd w:id="163"/>
-    <w:bookmarkStart w:id="164" w:name="ref-navarro1974manual"/>
+        <w:t xml:space="preserve">Acquiring variable L2 spanish intonation in a study abroad context</w:t>
+      </w:r>
+      <w:r>
+        <w:t xml:space="preserve"> </w:t>
+      </w:r>
+      <w:r>
+        <w:t xml:space="preserve">[PhD thesis, University of Minnesota].</w:t>
+      </w:r>
+      <w:r>
+        <w:t xml:space="preserve"> </w:t>
+      </w:r>
+      <w:hyperlink r:id="rId192">
+        <w:r>
+          <w:rPr>
+            <w:rStyle w:val="Hyperlink"/>
+          </w:rPr>
+          <w:t xml:space="preserve">https://doi.org/10.1075/ihll.37.04tri</w:t>
+        </w:r>
+      </w:hyperlink>
+    </w:p>
+    <w:bookmarkEnd w:id="193"/>
+    <w:bookmarkStart w:id="195" w:name="ref-trofimovich2006learning"/>
     <w:p>
       <w:pPr>
         <w:pStyle w:val="Bibliography"/>
       </w:pPr>
       <w:r>
-        <w:t xml:space="preserve">Navarro Tomás, T. (1974).</w:t>
-      </w:r>
-      <w:r>
-        <w:t xml:space="preserve"> </w:t>
-      </w:r>
-      <w:r>
-        <w:rPr>
-          <w:i/>
-          <w:iCs/>
-        </w:rPr>
-        <w:t xml:space="preserve">Manual de entonación española</w:t>
-      </w:r>
-      <w:r>
-        <w:t xml:space="preserve">. Biblioteca Hernán Malo González.</w:t>
-      </w:r>
-    </w:p>
-    <w:bookmarkEnd w:id="164"/>
-    <w:bookmarkStart w:id="166" w:name="ref-nibert2006acquisition"/>
-    <w:p>
-      <w:pPr>
-        <w:pStyle w:val="Bibliography"/>
-      </w:pPr>
-      <w:r>
-        <w:t xml:space="preserve">Nibert, H. J. (2006). The acquisition of the phrase accent by beginning adult learners of spanish as a second language.</w:t>
-      </w:r>
-      <w:r>
-        <w:t xml:space="preserve"> </w:t>
-      </w:r>
-      <w:r>
-        <w:rPr>
-          <w:i/>
-          <w:iCs/>
-        </w:rPr>
-        <w:t xml:space="preserve">Selected Proceedings of the 2nd Conference on Laboratory Approaches to Spanish Phonetics and Phonology</w:t>
-      </w:r>
-      <w:r>
-        <w:t xml:space="preserve">, 131–148.</w:t>
-      </w:r>
-      <w:r>
-        <w:t xml:space="preserve"> </w:t>
-      </w:r>
-      <w:hyperlink r:id="rId165">
-        <w:r>
-          <w:rPr>
-            <w:rStyle w:val="Hyperlink"/>
-          </w:rPr>
-          <w:t xml:space="preserve">https://doi.org/10.1075/lald.4.09pla</w:t>
-        </w:r>
-      </w:hyperlink>
-    </w:p>
-    <w:bookmarkEnd w:id="166"/>
-    <w:bookmarkStart w:id="168" w:name="ref-olea2019effectiveness"/>
-    <w:p>
-      <w:pPr>
-        <w:pStyle w:val="Bibliography"/>
-      </w:pPr>
-      <w:r>
-        <w:t xml:space="preserve">Olea, M. S. A. U. (2019). The effectiveness of the instruction of the intonation of english implications to L1 spanish trainee teachers.</w:t>
-      </w:r>
-      <w:r>
-        <w:t xml:space="preserve"> </w:t>
-      </w:r>
-      <w:r>
-        <w:rPr>
-          <w:i/>
-          <w:iCs/>
-        </w:rPr>
-        <w:t xml:space="preserve">Logos: Revista de Ling</w:t>
-      </w:r>
-      <w:r>
-        <w:rPr>
-          <w:i/>
-          <w:iCs/>
-        </w:rPr>
-        <w:t xml:space="preserve">ü</w:t>
-      </w:r>
-      <w:r>
-        <w:rPr>
-          <w:i/>
-          <w:iCs/>
-        </w:rPr>
-        <w:t xml:space="preserve">ı́</w:t>
-      </w:r>
-      <w:r>
-        <w:rPr>
-          <w:i/>
-          <w:iCs/>
-        </w:rPr>
-        <w:t xml:space="preserve">stica, Filosof</w:t>
-      </w:r>
-      <w:r>
-        <w:rPr>
-          <w:i/>
-          <w:iCs/>
-        </w:rPr>
-        <w:t xml:space="preserve">ı́</w:t>
-      </w:r>
-      <w:r>
-        <w:rPr>
-          <w:i/>
-          <w:iCs/>
-        </w:rPr>
-        <w:t xml:space="preserve">a y Literatura</w:t>
-      </w:r>
-      <w:r>
-        <w:t xml:space="preserve">,</w:t>
-      </w:r>
-      <w:r>
-        <w:t xml:space="preserve"> </w:t>
-      </w:r>
-      <w:r>
-        <w:rPr>
-          <w:i/>
-          <w:iCs/>
-        </w:rPr>
-        <w:t xml:space="preserve">29</w:t>
-      </w:r>
-      <w:r>
-        <w:t xml:space="preserve">(2), 399–414.</w:t>
-      </w:r>
-      <w:r>
-        <w:t xml:space="preserve"> </w:t>
-      </w:r>
-      <w:hyperlink r:id="rId167">
-        <w:r>
-          <w:rPr>
-            <w:rStyle w:val="Hyperlink"/>
-          </w:rPr>
-          <w:t xml:space="preserve">https://doi.org/10.15443/rl2930</w:t>
-        </w:r>
-      </w:hyperlink>
-    </w:p>
-    <w:bookmarkEnd w:id="168"/>
-    <w:bookmarkStart w:id="170" w:name="ref-orrico2020tonal"/>
-    <w:p>
-      <w:pPr>
-        <w:pStyle w:val="Bibliography"/>
-      </w:pPr>
-      <w:r>
-        <w:t xml:space="preserve">Orrico, R., D’Imperio, M., et al. (2020). Tonal specification of speaker commitment in salerno italian wh-questions.</w:t>
-      </w:r>
-      <w:r>
-        <w:t xml:space="preserve"> </w:t>
-      </w:r>
-      <w:r>
-        <w:rPr>
-          <w:i/>
-          <w:iCs/>
-        </w:rPr>
-        <w:t xml:space="preserve">Speech Prosody</w:t>
-      </w:r>
-      <w:r>
-        <w:t xml:space="preserve">, 361–365.</w:t>
-      </w:r>
-      <w:r>
-        <w:t xml:space="preserve"> </w:t>
-      </w:r>
-      <w:hyperlink r:id="rId169">
-        <w:r>
-          <w:rPr>
-            <w:rStyle w:val="Hyperlink"/>
-          </w:rPr>
-          <w:t xml:space="preserve">https://doi.org/10.21437/SpeechProsody.2020-74</w:t>
-        </w:r>
-      </w:hyperlink>
-    </w:p>
-    <w:bookmarkEnd w:id="170"/>
-    <w:bookmarkStart w:id="172" w:name="ref-orrico2020individual"/>
-    <w:p>
-      <w:pPr>
-        <w:pStyle w:val="Bibliography"/>
-      </w:pPr>
-      <w:r>
-        <w:t xml:space="preserve">Orrico, R., &amp; D’imperio, M. (2020). Individual empathy levels affect gradual intonation-meaning mapping: The case of biased questions in salerno italian.</w:t>
-      </w:r>
-      <w:r>
-        <w:t xml:space="preserve"> </w:t>
-      </w:r>
-      <w:r>
-        <w:rPr>
-          <w:i/>
-          <w:iCs/>
-        </w:rPr>
-        <w:t xml:space="preserve">Laboratory Phonology: Journal of the Association for Laboratory Phonology</w:t>
-      </w:r>
-      <w:r>
-        <w:t xml:space="preserve">,</w:t>
-      </w:r>
-      <w:r>
-        <w:t xml:space="preserve"> </w:t>
-      </w:r>
-      <w:r>
-        <w:rPr>
-          <w:i/>
-          <w:iCs/>
-        </w:rPr>
-        <w:t xml:space="preserve">11</w:t>
-      </w:r>
-      <w:r>
-        <w:t xml:space="preserve">(1), 1–39.</w:t>
-      </w:r>
-      <w:r>
-        <w:t xml:space="preserve"> </w:t>
-      </w:r>
-      <w:hyperlink r:id="rId171">
-        <w:r>
-          <w:rPr>
-            <w:rStyle w:val="Hyperlink"/>
-          </w:rPr>
-          <w:t xml:space="preserve">https://doi.org/10.5334/labphon.238</w:t>
-        </w:r>
-      </w:hyperlink>
-    </w:p>
-    <w:bookmarkEnd w:id="172"/>
-    <w:bookmarkStart w:id="174" w:name="ref-orrico2025individual"/>
-    <w:p>
-      <w:pPr>
-        <w:pStyle w:val="Bibliography"/>
-      </w:pPr>
-      <w:r>
-        <w:t xml:space="preserve">Orrico, R., Gryllia, S., Kim, J., &amp; Arvaniti, A. (2025). Individual variability and the h*~ l+ h* contrast in english.</w:t>
-      </w:r>
-      <w:r>
-        <w:t xml:space="preserve"> </w:t>
-      </w:r>
-      <w:r>
-        <w:rPr>
-          <w:i/>
-          <w:iCs/>
-        </w:rPr>
-        <w:t xml:space="preserve">Language and Cognition</w:t>
-      </w:r>
-      <w:r>
-        <w:t xml:space="preserve">,</w:t>
-      </w:r>
-      <w:r>
-        <w:t xml:space="preserve"> </w:t>
-      </w:r>
-      <w:r>
-        <w:rPr>
-          <w:i/>
-          <w:iCs/>
-        </w:rPr>
-        <w:t xml:space="preserve">17</w:t>
-      </w:r>
-      <w:r>
-        <w:t xml:space="preserve">, e9.</w:t>
-      </w:r>
-      <w:r>
-        <w:t xml:space="preserve"> </w:t>
-      </w:r>
-      <w:hyperlink r:id="rId173">
-        <w:r>
-          <w:rPr>
-            <w:rStyle w:val="Hyperlink"/>
-          </w:rPr>
-          <w:t xml:space="preserve">https://doi.org/10.1017/langcog.2024.62</w:t>
-        </w:r>
-      </w:hyperlink>
-    </w:p>
-    <w:bookmarkEnd w:id="174"/>
-    <w:bookmarkStart w:id="176" w:name="ref-ortega2014l2"/>
-    <w:p>
-      <w:pPr>
-        <w:pStyle w:val="Bibliography"/>
-      </w:pPr>
-      <w:r>
-        <w:t xml:space="preserve">Ortega-Llebaria, M., &amp; Colantoni, L. (2014). L2 english intonation: Relations between form-meaning associations, access to meaning, and L1 transfer.</w:t>
+        <w:t xml:space="preserve">Trofimovich, P., &amp; Baker, W. (2006). Learning second language suprasegmentals: Effect of L2 experience on prosody and fluency characteristics of L2 speech.</w:t>
       </w:r>
       <w:r>
         <w:t xml:space="preserve"> </w:t>
@@ -14130,31 +14622,31 @@
           <w:i/>
           <w:iCs/>
         </w:rPr>
-        <w:t xml:space="preserve">36</w:t>
-      </w:r>
-      <w:r>
-        <w:t xml:space="preserve">(2), 331–353.</w:t>
-      </w:r>
-      <w:r>
-        <w:t xml:space="preserve"> </w:t>
-      </w:r>
-      <w:hyperlink r:id="rId175">
-        <w:r>
-          <w:rPr>
-            <w:rStyle w:val="Hyperlink"/>
-          </w:rPr>
-          <w:t xml:space="preserve">https://doi.org/10.1017/s0272263114000011</w:t>
-        </w:r>
-      </w:hyperlink>
-    </w:p>
-    <w:bookmarkEnd w:id="176"/>
-    <w:bookmarkStart w:id="178" w:name="ref-patience2018initial"/>
+        <w:t xml:space="preserve">28</w:t>
+      </w:r>
+      <w:r>
+        <w:t xml:space="preserve">(1), 1–30.</w:t>
+      </w:r>
+      <w:r>
+        <w:t xml:space="preserve"> </w:t>
+      </w:r>
+      <w:hyperlink r:id="rId194">
+        <w:r>
+          <w:rPr>
+            <w:rStyle w:val="Hyperlink"/>
+          </w:rPr>
+          <w:t xml:space="preserve">https://doi.org/10.1017/S0272263106060013</w:t>
+        </w:r>
+      </w:hyperlink>
+    </w:p>
+    <w:bookmarkEnd w:id="195"/>
+    <w:bookmarkStart w:id="196" w:name="ref-ward1988intonation"/>
     <w:p>
       <w:pPr>
         <w:pStyle w:val="Bibliography"/>
       </w:pPr>
       <w:r>
-        <w:t xml:space="preserve">Patience, M., Marasco, O., Colanton, L., Klassen, G., Radu, M., &amp; Tararova, O. (2018).</w:t>
+        <w:t xml:space="preserve">Ward, G., &amp; Hirschberg, J. (1989). Intonation and propositional attitude: The pragmatics of l*+HLH%. In J. Powers (Ed.),</w:t>
       </w:r>
       <w:r>
         <w:t xml:space="preserve"> </w:t>
@@ -14164,31 +14656,23 @@
           <w:i/>
           <w:iCs/>
         </w:rPr>
-        <w:t xml:space="preserve">Initial pitch cues in english sentence types</w:t>
-      </w:r>
-      <w:r>
-        <w:t xml:space="preserve">.</w:t>
-      </w:r>
-      <w:r>
-        <w:t xml:space="preserve"> </w:t>
-      </w:r>
-      <w:hyperlink r:id="rId177">
-        <w:r>
-          <w:rPr>
-            <w:rStyle w:val="Hyperlink"/>
-          </w:rPr>
-          <w:t xml:space="preserve">https://doi.org/10.21437/SpeechProsody.2018-94</w:t>
-        </w:r>
-      </w:hyperlink>
-    </w:p>
-    <w:bookmarkEnd w:id="178"/>
-    <w:bookmarkStart w:id="180" w:name="ref-peirce2019psychopy2"/>
+        <w:t xml:space="preserve">Proceedings of the 5th eastern states conference on linguistics</w:t>
+      </w:r>
+      <w:r>
+        <w:t xml:space="preserve"> </w:t>
+      </w:r>
+      <w:r>
+        <w:t xml:space="preserve">(pp. 512–522). Ohio State University Department of Linguistics.</w:t>
+      </w:r>
+    </w:p>
+    <w:bookmarkEnd w:id="196"/>
+    <w:bookmarkStart w:id="197" w:name="ref-willis2010dominican"/>
     <w:p>
       <w:pPr>
         <w:pStyle w:val="Bibliography"/>
       </w:pPr>
       <w:r>
-        <w:t xml:space="preserve">Peirce, J., Gray, J. R., Simpson, S., MacAskill, M., Höchenberger, R., Sogo, H., Kastman, E., &amp; Lindeløv, J. K. (2019). PsychoPy2: Experiments in behavior made easy.</w:t>
+        <w:t xml:space="preserve">Willis, E. (2010).</w:t>
       </w:r>
       <w:r>
         <w:t xml:space="preserve"> </w:t>
@@ -14198,715 +14682,15 @@
           <w:i/>
           <w:iCs/>
         </w:rPr>
-        <w:t xml:space="preserve">Behavior Research Methods</w:t>
-      </w:r>
-      <w:r>
-        <w:t xml:space="preserve">,</w:t>
-      </w:r>
-      <w:r>
-        <w:t xml:space="preserve"> </w:t>
-      </w:r>
-      <w:r>
-        <w:rPr>
-          <w:i/>
-          <w:iCs/>
-        </w:rPr>
-        <w:t xml:space="preserve">51</w:t>
-      </w:r>
-      <w:r>
-        <w:t xml:space="preserve">(1), 195–203.</w:t>
-      </w:r>
-      <w:r>
-        <w:t xml:space="preserve"> </w:t>
-      </w:r>
-      <w:hyperlink r:id="rId179">
-        <w:r>
-          <w:rPr>
-            <w:rStyle w:val="Hyperlink"/>
-          </w:rPr>
-          <w:t xml:space="preserve">https://doi.org/10.3758/s13428-018-01193-y</w:t>
-        </w:r>
-      </w:hyperlink>
-    </w:p>
-    <w:bookmarkEnd w:id="180"/>
-    <w:bookmarkStart w:id="182" w:name="ref-perez2024basic"/>
-    <w:p>
-      <w:pPr>
-        <w:pStyle w:val="Bibliography"/>
-      </w:pPr>
-      <w:r>
-        <w:t xml:space="preserve">Pérez Castillejo, S., &amp; Fuente Iglesias, M. de la. (2024). Basic intonation patterns of galician spanish.</w:t>
-      </w:r>
-      <w:r>
-        <w:t xml:space="preserve"> </w:t>
-      </w:r>
-      <w:r>
-        <w:rPr>
-          <w:i/>
-          <w:iCs/>
-        </w:rPr>
-        <w:t xml:space="preserve">Languages</w:t>
-      </w:r>
-      <w:r>
-        <w:t xml:space="preserve">,</w:t>
-      </w:r>
-      <w:r>
-        <w:t xml:space="preserve"> </w:t>
-      </w:r>
-      <w:r>
-        <w:rPr>
-          <w:i/>
-          <w:iCs/>
-        </w:rPr>
-        <w:t xml:space="preserve">9</w:t>
-      </w:r>
-      <w:r>
-        <w:t xml:space="preserve">(2), 57.</w:t>
-      </w:r>
-      <w:r>
-        <w:t xml:space="preserve"> </w:t>
-      </w:r>
-      <w:hyperlink r:id="rId181">
-        <w:r>
-          <w:rPr>
-            <w:rStyle w:val="Hyperlink"/>
-          </w:rPr>
-          <w:t xml:space="preserve">https://doi.org/10.3390/languages9020057</w:t>
-        </w:r>
-      </w:hyperlink>
-    </w:p>
-    <w:bookmarkEnd w:id="182"/>
-    <w:bookmarkStart w:id="184" w:name="ref-pierrehumbert1980phonology"/>
-    <w:p>
-      <w:pPr>
-        <w:pStyle w:val="Bibliography"/>
-      </w:pPr>
-      <w:r>
-        <w:t xml:space="preserve">Pierrehumbert, J. B. (1980).</w:t>
-      </w:r>
-      <w:r>
-        <w:t xml:space="preserve"> </w:t>
-      </w:r>
-      <w:r>
-        <w:rPr>
-          <w:i/>
-          <w:iCs/>
-        </w:rPr>
-        <w:t xml:space="preserve">The phonology and phonetics of english intonation</w:t>
-      </w:r>
-      <w:r>
-        <w:t xml:space="preserve"> </w:t>
-      </w:r>
-      <w:r>
-        <w:t xml:space="preserve">[PhD thesis, Massachusetts Institute of Technology].</w:t>
-      </w:r>
-      <w:r>
-        <w:t xml:space="preserve"> </w:t>
-      </w:r>
-      <w:hyperlink r:id="rId183">
-        <w:r>
-          <w:rPr>
-            <w:rStyle w:val="Hyperlink"/>
-          </w:rPr>
-          <w:t xml:space="preserve">https://doi.org/10.3726/978-3-653-04390-7/7</w:t>
-        </w:r>
-      </w:hyperlink>
-    </w:p>
-    <w:bookmarkEnd w:id="184"/>
-    <w:bookmarkStart w:id="187" w:name="ref-prietoroseano2009"/>
-    <w:p>
-      <w:pPr>
-        <w:pStyle w:val="Bibliography"/>
-      </w:pPr>
-      <w:r>
-        <w:t xml:space="preserve">Prieto, P., &amp; Roseano, P. (2009--2013).</w:t>
-      </w:r>
-      <w:r>
-        <w:t xml:space="preserve"> </w:t>
-      </w:r>
-      <w:r>
-        <w:rPr>
-          <w:i/>
-          <w:iCs/>
-        </w:rPr>
-        <w:t xml:space="preserve">Atlas interactivo de la entonaci</w:t>
-      </w:r>
-      <w:r>
-        <w:rPr>
-          <w:i/>
-          <w:iCs/>
-        </w:rPr>
-        <w:t xml:space="preserve">ó</w:t>
-      </w:r>
-      <w:r>
-        <w:rPr>
-          <w:i/>
-          <w:iCs/>
-        </w:rPr>
-        <w:t xml:space="preserve">n del espa</w:t>
-      </w:r>
-      <w:r>
-        <w:rPr>
-          <w:i/>
-          <w:iCs/>
-        </w:rPr>
-        <w:t xml:space="preserve">ñ</w:t>
-      </w:r>
-      <w:r>
-        <w:rPr>
-          <w:i/>
-          <w:iCs/>
-        </w:rPr>
-        <w:t xml:space="preserve">ol</w:t>
-      </w:r>
-      <w:r>
-        <w:t xml:space="preserve">.</w:t>
-      </w:r>
-      <w:r>
-        <w:t xml:space="preserve"> </w:t>
-      </w:r>
-      <w:hyperlink r:id="rId185">
-        <w:r>
-          <w:rPr>
-            <w:rStyle w:val="Hyperlink"/>
-          </w:rPr>
-          <w:t xml:space="preserve">http://prosodia.upf.edu/atlasentonacion/</w:t>
-        </w:r>
-      </w:hyperlink>
-      <w:r>
-        <w:t xml:space="preserve">.</w:t>
-      </w:r>
-      <w:r>
-        <w:t xml:space="preserve"> </w:t>
-      </w:r>
-      <w:hyperlink r:id="rId186">
-        <w:r>
-          <w:rPr>
-            <w:rStyle w:val="Hyperlink"/>
-          </w:rPr>
-          <w:t xml:space="preserve">https://doi.org/10.31390/gradschool_theses.4679</w:t>
-        </w:r>
-      </w:hyperlink>
-    </w:p>
-    <w:bookmarkEnd w:id="187"/>
-    <w:bookmarkStart w:id="189" w:name="ref-prieto2010transcription"/>
-    <w:p>
-      <w:pPr>
-        <w:pStyle w:val="Bibliography"/>
-      </w:pPr>
-      <w:r>
-        <w:t xml:space="preserve">Prieto, P., &amp; Roseano, P. (2010).</w:t>
-      </w:r>
-      <w:r>
-        <w:t xml:space="preserve"> </w:t>
-      </w:r>
-      <w:r>
-        <w:rPr>
-          <w:i/>
-          <w:iCs/>
-        </w:rPr>
-        <w:t xml:space="preserve">Transcription of intonation of the spanish language</w:t>
-      </w:r>
-      <w:r>
-        <w:t xml:space="preserve">. Lincom Europa Munich.</w:t>
-      </w:r>
-      <w:r>
-        <w:t xml:space="preserve"> </w:t>
-      </w:r>
-      <w:hyperlink r:id="rId188">
-        <w:r>
-          <w:rPr>
-            <w:rStyle w:val="Hyperlink"/>
-          </w:rPr>
-          <w:t xml:space="preserve">https://doi.org/10.1075/sic.10.2.08fac</w:t>
-        </w:r>
-      </w:hyperlink>
-    </w:p>
-    <w:bookmarkEnd w:id="189"/>
-    <w:bookmarkStart w:id="191" w:name="ref-puig2023lextale"/>
-    <w:p>
-      <w:pPr>
-        <w:pStyle w:val="Bibliography"/>
-      </w:pPr>
-      <w:r>
-        <w:t xml:space="preserve">Puig-Mayenco, E., Chaouch-Orozco, A., Liu, H., &amp; Martı́n-Villena, F. (2023). The LexTALE as a measure of L2 global proficiency: A cautionary tale based on a partial replication of lemh</w:t>
-      </w:r>
-      <w:r>
-        <w:t xml:space="preserve">ö</w:t>
-      </w:r>
-      <w:r>
-        <w:t xml:space="preserve">fer and broersma (2012).</w:t>
-      </w:r>
-      <w:r>
-        <w:t xml:space="preserve"> </w:t>
-      </w:r>
-      <w:r>
-        <w:rPr>
-          <w:i/>
-          <w:iCs/>
-        </w:rPr>
-        <w:t xml:space="preserve">Linguistic Approaches to Bilingualism</w:t>
-      </w:r>
-      <w:r>
-        <w:t xml:space="preserve">,</w:t>
-      </w:r>
-      <w:r>
-        <w:t xml:space="preserve"> </w:t>
-      </w:r>
-      <w:r>
-        <w:rPr>
-          <w:i/>
-          <w:iCs/>
-        </w:rPr>
-        <w:t xml:space="preserve">13</w:t>
-      </w:r>
-      <w:r>
-        <w:t xml:space="preserve">(3), 299–314.</w:t>
-      </w:r>
-      <w:r>
-        <w:t xml:space="preserve"> </w:t>
-      </w:r>
-      <w:hyperlink r:id="rId190">
-        <w:r>
-          <w:rPr>
-            <w:rStyle w:val="Hyperlink"/>
-          </w:rPr>
-          <w:t xml:space="preserve">https://doi.org/10.1075/lab.22048.pui</w:t>
-        </w:r>
-      </w:hyperlink>
-    </w:p>
-    <w:bookmarkEnd w:id="191"/>
-    <w:bookmarkStart w:id="193" w:name="ref-rao2011intonation"/>
-    <w:p>
-      <w:pPr>
-        <w:pStyle w:val="Bibliography"/>
-      </w:pPr>
-      <w:r>
-        <w:t xml:space="preserve">Rao, R. (2011). Intonation in spanish classroom-style didactic speech.</w:t>
-      </w:r>
-      <w:r>
-        <w:t xml:space="preserve"> </w:t>
-      </w:r>
-      <w:r>
-        <w:rPr>
-          <w:i/>
-          <w:iCs/>
-        </w:rPr>
-        <w:t xml:space="preserve">Journal of Language Teaching and Research</w:t>
-      </w:r>
-      <w:r>
-        <w:t xml:space="preserve">,</w:t>
-      </w:r>
-      <w:r>
-        <w:t xml:space="preserve"> </w:t>
-      </w:r>
-      <w:r>
-        <w:rPr>
-          <w:i/>
-          <w:iCs/>
-        </w:rPr>
-        <w:t xml:space="preserve">2</w:t>
-      </w:r>
-      <w:r>
-        <w:t xml:space="preserve">(3), 493–507.</w:t>
-      </w:r>
-      <w:r>
-        <w:t xml:space="preserve"> </w:t>
-      </w:r>
-      <w:hyperlink r:id="rId192">
-        <w:r>
-          <w:rPr>
-            <w:rStyle w:val="Hyperlink"/>
-          </w:rPr>
-          <w:t xml:space="preserve">https://doi.org/10.4304/jltr.2.3.493-507</w:t>
-        </w:r>
-      </w:hyperlink>
-    </w:p>
-    <w:bookmarkEnd w:id="193"/>
-    <w:bookmarkStart w:id="195" w:name="ref-rao2019key"/>
-    <w:p>
-      <w:pPr>
-        <w:pStyle w:val="Bibliography"/>
-      </w:pPr>
-      <w:r>
-        <w:t xml:space="preserve">Rao, R. (2019).</w:t>
-      </w:r>
-      <w:r>
-        <w:t xml:space="preserve"> </w:t>
-      </w:r>
-      <w:r>
-        <w:rPr>
-          <w:i/>
-          <w:iCs/>
-        </w:rPr>
-        <w:t xml:space="preserve">Key issues in the teaching of spanish pronunciation</w:t>
-      </w:r>
-      <w:r>
-        <w:t xml:space="preserve">. Routledge London, United Kingdom.</w:t>
-      </w:r>
-      <w:r>
-        <w:t xml:space="preserve"> </w:t>
-      </w:r>
-      <w:hyperlink r:id="rId194">
-        <w:r>
-          <w:rPr>
-            <w:rStyle w:val="Hyperlink"/>
-          </w:rPr>
-          <w:t xml:space="preserve">https://doi.org/10.4324/9781315666839</w:t>
-        </w:r>
-      </w:hyperlink>
-    </w:p>
-    <w:bookmarkEnd w:id="195"/>
-    <w:bookmarkStart w:id="197" w:name="ref-rodero2011intonation"/>
-    <w:p>
-      <w:pPr>
-        <w:pStyle w:val="Bibliography"/>
-      </w:pPr>
-      <w:r>
-        <w:t xml:space="preserve">Rodero, E. (2011). Intonation and emotion: Influence of pitch levels and contour type on creating emotions.</w:t>
-      </w:r>
-      <w:r>
-        <w:t xml:space="preserve"> </w:t>
-      </w:r>
-      <w:r>
-        <w:rPr>
-          <w:i/>
-          <w:iCs/>
-        </w:rPr>
-        <w:t xml:space="preserve">Journal of Voice</w:t>
-      </w:r>
-      <w:r>
-        <w:t xml:space="preserve">,</w:t>
-      </w:r>
-      <w:r>
-        <w:t xml:space="preserve"> </w:t>
-      </w:r>
-      <w:r>
-        <w:rPr>
-          <w:i/>
-          <w:iCs/>
-        </w:rPr>
-        <w:t xml:space="preserve">25</w:t>
-      </w:r>
-      <w:r>
-        <w:t xml:space="preserve">(1), e25–e34.</w:t>
-      </w:r>
-      <w:r>
-        <w:t xml:space="preserve"> </w:t>
-      </w:r>
-      <w:hyperlink r:id="rId196">
-        <w:r>
-          <w:rPr>
-            <w:rStyle w:val="Hyperlink"/>
-          </w:rPr>
-          <w:t xml:space="preserve">https://doi.org/10.1016/j.jvoice.2010.02.002</w:t>
-        </w:r>
-      </w:hyperlink>
+        <w:t xml:space="preserve">Dominican spanish intonation</w:t>
+      </w:r>
+      <w:r>
+        <w:t xml:space="preserve">. 123–153.</w:t>
+      </w:r>
     </w:p>
     <w:bookmarkEnd w:id="197"/>
-    <w:bookmarkStart w:id="199" w:name="ref-sagarra2024unraveling"/>
-    <w:p>
-      <w:pPr>
-        <w:pStyle w:val="Bibliography"/>
-      </w:pPr>
-      <w:r>
-        <w:t xml:space="preserve">Sagarra, N., Fernández-Arroyo, L., Lozano-Argüelles, C., &amp; Casillas, J. V. (2024). Unraveling the complexities of second language lexical stress processing: The impact of first language transfer, second language proficiency, and exposure.</w:t>
-      </w:r>
-      <w:r>
-        <w:t xml:space="preserve"> </w:t>
-      </w:r>
-      <w:r>
-        <w:rPr>
-          <w:i/>
-          <w:iCs/>
-        </w:rPr>
-        <w:t xml:space="preserve">Language Learning</w:t>
-      </w:r>
-      <w:r>
-        <w:t xml:space="preserve">,</w:t>
-      </w:r>
-      <w:r>
-        <w:t xml:space="preserve"> </w:t>
-      </w:r>
-      <w:r>
-        <w:rPr>
-          <w:i/>
-          <w:iCs/>
-        </w:rPr>
-        <w:t xml:space="preserve">74</w:t>
-      </w:r>
-      <w:r>
-        <w:t xml:space="preserve">(3), 574–605.</w:t>
-      </w:r>
-      <w:r>
-        <w:t xml:space="preserve"> </w:t>
-      </w:r>
-      <w:hyperlink r:id="rId198">
-        <w:r>
-          <w:rPr>
-            <w:rStyle w:val="Hyperlink"/>
-          </w:rPr>
-          <w:t xml:space="preserve">https://doi.org/10.1111/lang.12627</w:t>
-        </w:r>
-      </w:hyperlink>
-    </w:p>
+    <w:bookmarkEnd w:id="198"/>
     <w:bookmarkEnd w:id="199"/>
-    <w:bookmarkStart w:id="201" w:name="ref-schweitzer2012frequency"/>
-    <w:p>
-      <w:pPr>
-        <w:pStyle w:val="Bibliography"/>
-      </w:pPr>
-      <w:r>
-        <w:t xml:space="preserve">Schweitzer, K. (2012).</w:t>
-      </w:r>
-      <w:r>
-        <w:t xml:space="preserve"> </w:t>
-      </w:r>
-      <w:r>
-        <w:rPr>
-          <w:i/>
-          <w:iCs/>
-        </w:rPr>
-        <w:t xml:space="preserve">Frequency effects on pitch accents: Towards an exemplar-theoretic approach to intonation</w:t>
-      </w:r>
-      <w:r>
-        <w:t xml:space="preserve">.</w:t>
-      </w:r>
-      <w:r>
-        <w:t xml:space="preserve"> </w:t>
-      </w:r>
-      <w:hyperlink r:id="rId200">
-        <w:r>
-          <w:rPr>
-            <w:rStyle w:val="Hyperlink"/>
-          </w:rPr>
-          <w:t xml:space="preserve">https://doi.org/10.18419/opus-2994</w:t>
-        </w:r>
-      </w:hyperlink>
-    </w:p>
-    <w:bookmarkEnd w:id="201"/>
-    <w:bookmarkStart w:id="203" w:name="ref-sonsaat2025intonation"/>
-    <w:p>
-      <w:pPr>
-        <w:pStyle w:val="Bibliography"/>
-      </w:pPr>
-      <w:r>
-        <w:t xml:space="preserve">Sonsaat-Hegelheimer, S., &amp; Levis, J. (2025). Is intonation learnable in the classroom? Evidence from turkish learners of english.</w:t>
-      </w:r>
-      <w:r>
-        <w:t xml:space="preserve"> </w:t>
-      </w:r>
-      <w:r>
-        <w:rPr>
-          <w:i/>
-          <w:iCs/>
-        </w:rPr>
-        <w:t xml:space="preserve">Language Teaching Research</w:t>
-      </w:r>
-      <w:r>
-        <w:t xml:space="preserve">, 13621688241312502.</w:t>
-      </w:r>
-      <w:r>
-        <w:t xml:space="preserve"> </w:t>
-      </w:r>
-      <w:hyperlink r:id="rId202">
-        <w:r>
-          <w:rPr>
-            <w:rStyle w:val="Hyperlink"/>
-          </w:rPr>
-          <w:t xml:space="preserve">https://doi.org/10.2139/ssrn.4710794</w:t>
-        </w:r>
-      </w:hyperlink>
-    </w:p>
-    <w:bookmarkEnd w:id="203"/>
-    <w:bookmarkStart w:id="205" w:name="ref-trimble2013perceiving"/>
-    <w:p>
-      <w:pPr>
-        <w:pStyle w:val="Bibliography"/>
-      </w:pPr>
-      <w:r>
-        <w:t xml:space="preserve">Trimble, J. C. (2013a). Perceiving intonational cues in a foreign language: Perception of sentence type in two dialects of spanish.</w:t>
-      </w:r>
-      <w:r>
-        <w:t xml:space="preserve"> </w:t>
-      </w:r>
-      <w:r>
-        <w:rPr>
-          <w:i/>
-          <w:iCs/>
-        </w:rPr>
-        <w:t xml:space="preserve">Selected Proceedings of the 15th Hispanic Linguistics Symposium</w:t>
-      </w:r>
-      <w:r>
-        <w:t xml:space="preserve">, 78–92.</w:t>
-      </w:r>
-      <w:r>
-        <w:t xml:space="preserve"> </w:t>
-      </w:r>
-      <w:hyperlink r:id="rId204">
-        <w:r>
-          <w:rPr>
-            <w:rStyle w:val="Hyperlink"/>
-          </w:rPr>
-          <w:t xml:space="preserve">https://doi.org/10.1016/s0095-4470(19)31304-x</w:t>
-        </w:r>
-      </w:hyperlink>
-    </w:p>
-    <w:bookmarkEnd w:id="205"/>
-    <w:bookmarkStart w:id="207" w:name="ref-trimble2013acquiring"/>
-    <w:p>
-      <w:pPr>
-        <w:pStyle w:val="Bibliography"/>
-      </w:pPr>
-      <w:r>
-        <w:t xml:space="preserve">Trimble, J. C. (2013b).</w:t>
-      </w:r>
-      <w:r>
-        <w:t xml:space="preserve"> </w:t>
-      </w:r>
-      <w:r>
-        <w:rPr>
-          <w:i/>
-          <w:iCs/>
-        </w:rPr>
-        <w:t xml:space="preserve">Acquiring variable L2 spanish intonation in a study abroad context</w:t>
-      </w:r>
-      <w:r>
-        <w:t xml:space="preserve"> </w:t>
-      </w:r>
-      <w:r>
-        <w:t xml:space="preserve">[PhD thesis, University of Minnesota].</w:t>
-      </w:r>
-      <w:r>
-        <w:t xml:space="preserve"> </w:t>
-      </w:r>
-      <w:hyperlink r:id="rId206">
-        <w:r>
-          <w:rPr>
-            <w:rStyle w:val="Hyperlink"/>
-          </w:rPr>
-          <w:t xml:space="preserve">https://doi.org/10.1075/ihll.37.04tri</w:t>
-        </w:r>
-      </w:hyperlink>
-    </w:p>
-    <w:bookmarkEnd w:id="207"/>
-    <w:bookmarkStart w:id="209" w:name="ref-trofimovich2006learning"/>
-    <w:p>
-      <w:pPr>
-        <w:pStyle w:val="Bibliography"/>
-      </w:pPr>
-      <w:r>
-        <w:t xml:space="preserve">Trofimovich, P., &amp; Baker, W. (2006). Learning second language suprasegmentals: Effect of L2 experience on prosody and fluency characteristics of L2 speech.</w:t>
-      </w:r>
-      <w:r>
-        <w:t xml:space="preserve"> </w:t>
-      </w:r>
-      <w:r>
-        <w:rPr>
-          <w:i/>
-          <w:iCs/>
-        </w:rPr>
-        <w:t xml:space="preserve">Studies in Second Language Acquisition</w:t>
-      </w:r>
-      <w:r>
-        <w:t xml:space="preserve">,</w:t>
-      </w:r>
-      <w:r>
-        <w:t xml:space="preserve"> </w:t>
-      </w:r>
-      <w:r>
-        <w:rPr>
-          <w:i/>
-          <w:iCs/>
-        </w:rPr>
-        <w:t xml:space="preserve">28</w:t>
-      </w:r>
-      <w:r>
-        <w:t xml:space="preserve">(1), 1–30.</w:t>
-      </w:r>
-      <w:r>
-        <w:t xml:space="preserve"> </w:t>
-      </w:r>
-      <w:hyperlink r:id="rId208">
-        <w:r>
-          <w:rPr>
-            <w:rStyle w:val="Hyperlink"/>
-          </w:rPr>
-          <w:t xml:space="preserve">https://doi.org/10.1515/iral.2011.007</w:t>
-        </w:r>
-      </w:hyperlink>
-    </w:p>
-    <w:bookmarkEnd w:id="209"/>
-    <w:bookmarkStart w:id="211" w:name="ref-ward1988intonation"/>
-    <w:p>
-      <w:pPr>
-        <w:pStyle w:val="Bibliography"/>
-      </w:pPr>
-      <w:r>
-        <w:t xml:space="preserve">Ward, G., &amp; Hirschberg, J. (1988). Intonation and propositional attitude: The pragmatics of l*+ HLH%.</w:t>
-      </w:r>
-      <w:r>
-        <w:t xml:space="preserve"> </w:t>
-      </w:r>
-      <w:r>
-        <w:rPr>
-          <w:i/>
-          <w:iCs/>
-        </w:rPr>
-        <w:t xml:space="preserve">Proceedings of the Fifth Eastern States Conference on Linguistics</w:t>
-      </w:r>
-      <w:r>
-        <w:t xml:space="preserve">, 512–522.</w:t>
-      </w:r>
-      <w:r>
-        <w:t xml:space="preserve"> </w:t>
-      </w:r>
-      <w:hyperlink r:id="rId210">
-        <w:r>
-          <w:rPr>
-            <w:rStyle w:val="Hyperlink"/>
-          </w:rPr>
-          <w:t xml:space="preserve">https://doi.org/10.1163/9780585474472</w:t>
-        </w:r>
-      </w:hyperlink>
-    </w:p>
-    <w:bookmarkEnd w:id="211"/>
-    <w:bookmarkStart w:id="213" w:name="ref-willis2010dominican"/>
-    <w:p>
-      <w:pPr>
-        <w:pStyle w:val="Bibliography"/>
-      </w:pPr>
-      <w:r>
-        <w:t xml:space="preserve">Willis, E. (2010). Dominican spanish intonation.</w:t>
-      </w:r>
-      <w:r>
-        <w:t xml:space="preserve"> </w:t>
-      </w:r>
-      <w:r>
-        <w:rPr>
-          <w:i/>
-          <w:iCs/>
-        </w:rPr>
-        <w:t xml:space="preserve">Transcription of Intonation of the Spanish Language</w:t>
-      </w:r>
-      <w:r>
-        <w:t xml:space="preserve">, 123–153.</w:t>
-      </w:r>
-      <w:r>
-        <w:t xml:space="preserve"> </w:t>
-      </w:r>
-      <w:hyperlink r:id="rId212">
-        <w:r>
-          <w:rPr>
-            <w:rStyle w:val="Hyperlink"/>
-          </w:rPr>
-          <w:t xml:space="preserve">https://doi.org/10.4324/9781003054979-4</w:t>
-        </w:r>
-      </w:hyperlink>
-    </w:p>
-    <w:bookmarkEnd w:id="213"/>
-    <w:bookmarkEnd w:id="214"/>
-    <w:bookmarkEnd w:id="215"/>
     <w:sectPr>
       <w:headerReference r:id="rId9" w:type="even"/>
       <w:headerReference r:id="rId11" w:type="default"/>

--- a/main_bw.docx
+++ b/main_bw.docx
@@ -170,28 +170,26 @@
       <w:r>
         <w:t xml:space="preserve">(</w:t>
       </w:r>
+      <w:hyperlink w:anchor="ref-jenkins20045">
+        <w:r>
+          <w:rPr>
+            <w:rStyle w:val="Hyperlink"/>
+          </w:rPr>
+          <w:t xml:space="preserve">Jenkins, 2004</w:t>
+        </w:r>
+      </w:hyperlink>
+      <w:r>
+        <w:t xml:space="preserve">;</w:t>
+      </w:r>
+      <w:r>
+        <w:t xml:space="preserve"> </w:t>
+      </w:r>
       <w:hyperlink w:anchor="ref-rao2019key">
         <w:r>
           <w:rPr>
             <w:rStyle w:val="Hyperlink"/>
           </w:rPr>
           <w:t xml:space="preserve">Rao, 2019</w:t>
-        </w:r>
-      </w:hyperlink>
-      <w:r>
-        <w:t xml:space="preserve">;</w:t>
-      </w:r>
-      <w:r>
-        <w:t xml:space="preserve"> </w:t>
-      </w:r>
-      <w:hyperlink w:anchor="ref-jenkins20045">
-        <w:r>
-          <w:rPr>
-            <w:rStyle w:val="Hyperlink"/>
-            <w:b/>
-            <w:bCs/>
-          </w:rPr>
-          <w:t xml:space="preserve">jenkins20045?</w:t>
         </w:r>
       </w:hyperlink>
       <w:r>
@@ -979,28 +977,26 @@
       <w:r>
         <w:t xml:space="preserve">(</w:t>
       </w:r>
+      <w:hyperlink w:anchor="ref-jenkins20045">
+        <w:r>
+          <w:rPr>
+            <w:rStyle w:val="Hyperlink"/>
+          </w:rPr>
+          <w:t xml:space="preserve">Jenkins, 2004</w:t>
+        </w:r>
+      </w:hyperlink>
+      <w:r>
+        <w:t xml:space="preserve">;</w:t>
+      </w:r>
+      <w:r>
+        <w:t xml:space="preserve"> </w:t>
+      </w:r>
       <w:hyperlink w:anchor="ref-rao2019key">
         <w:r>
           <w:rPr>
             <w:rStyle w:val="Hyperlink"/>
           </w:rPr>
           <w:t xml:space="preserve">Rao, 2019</w:t>
-        </w:r>
-      </w:hyperlink>
-      <w:r>
-        <w:t xml:space="preserve">;</w:t>
-      </w:r>
-      <w:r>
-        <w:t xml:space="preserve"> </w:t>
-      </w:r>
-      <w:hyperlink w:anchor="ref-jenkins20045">
-        <w:r>
-          <w:rPr>
-            <w:rStyle w:val="Hyperlink"/>
-            <w:b/>
-            <w:bCs/>
-          </w:rPr>
-          <w:t xml:space="preserve">jenkins20045?</w:t>
         </w:r>
       </w:hyperlink>
       <w:r>
@@ -1231,10 +1227,8 @@
         <w:r>
           <w:rPr>
             <w:rStyle w:val="Hyperlink"/>
-            <w:b/>
-            <w:bCs/>
-          </w:rPr>
-          <w:t xml:space="preserve">george2019teaching?</w:t>
+          </w:rPr>
+          <w:t xml:space="preserve">George, 2019</w:t>
         </w:r>
       </w:hyperlink>
       <w:r>
@@ -1488,6 +1482,20 @@
       <w:r>
         <w:t xml:space="preserve">(</w:t>
       </w:r>
+      <w:hyperlink w:anchor="ref-baron2011zero">
+        <w:r>
+          <w:rPr>
+            <w:rStyle w:val="Hyperlink"/>
+          </w:rPr>
+          <w:t xml:space="preserve">Baron-Cohen, 2011</w:t>
+        </w:r>
+      </w:hyperlink>
+      <w:r>
+        <w:t xml:space="preserve">;</w:t>
+      </w:r>
+      <w:r>
+        <w:t xml:space="preserve"> </w:t>
+      </w:r>
       <w:hyperlink w:anchor="ref-carruthers2009mindreading">
         <w:r>
           <w:rPr>
@@ -1508,22 +1516,6 @@
             <w:rStyle w:val="Hyperlink"/>
           </w:rPr>
           <w:t xml:space="preserve">Frith &amp; Frith, 2003</w:t>
-        </w:r>
-      </w:hyperlink>
-      <w:r>
-        <w:t xml:space="preserve">;</w:t>
-      </w:r>
-      <w:r>
-        <w:t xml:space="preserve"> </w:t>
-      </w:r>
-      <w:hyperlink w:anchor="ref-baron2011zero">
-        <w:r>
-          <w:rPr>
-            <w:rStyle w:val="Hyperlink"/>
-            <w:b/>
-            <w:bCs/>
-          </w:rPr>
-          <w:t xml:space="preserve">baron2011zero?</w:t>
         </w:r>
       </w:hyperlink>
       <w:r>
@@ -7684,7 +7676,24 @@
         <w:t xml:space="preserve"> </w:t>
       </w:r>
       <w:r>
-        <w:t xml:space="preserve">(</w:t>
+        <w:t xml:space="preserve">(LexTALE-ESP, henceforth LexTALE,</w:t>
+      </w:r>
+      <w:r>
+        <w:t xml:space="preserve"> </w:t>
+      </w:r>
+      <w:hyperlink w:anchor="ref-izura2014lexical">
+        <w:r>
+          <w:rPr>
+            <w:rStyle w:val="Hyperlink"/>
+          </w:rPr>
+          <w:t xml:space="preserve">Izura et al., 2014</w:t>
+        </w:r>
+      </w:hyperlink>
+      <w:r>
+        <w:t xml:space="preserve">;</w:t>
+      </w:r>
+      <w:r>
+        <w:t xml:space="preserve"> </w:t>
       </w:r>
       <w:hyperlink w:anchor="ref-lemhofer2012introducing">
         <w:r>
@@ -7695,41 +7704,23 @@
         </w:r>
       </w:hyperlink>
       <w:r>
-        <w:t xml:space="preserve">; LexTALE-ESP, henceforth LexTALE,</w:t>
-      </w:r>
-      <w:r>
-        <w:t xml:space="preserve"> </w:t>
+        <w:t xml:space="preserve">)</w:t>
+      </w:r>
+      <w:r>
+        <w:t xml:space="preserve">, a lexical decision experiment that provides a standardized assessment of vocabulary size. Participants are exposed to a series of real and pseudo words, and they must decide if the word is real or fake. LexTALE scores range from -20 to 60. Adult learners with low to medium proficiency range from 0 to 25, and advanced learners generally score above 25; monolingual Spanish speakers generally score above 50. For example,</w:t>
+      </w:r>
+      <w:r>
+        <w:t xml:space="preserve"> </w:t>
+      </w:r>
+      <w:r>
+        <w:t xml:space="preserve">Izura et al. (</w:t>
       </w:r>
       <w:hyperlink w:anchor="ref-izura2014lexical">
         <w:r>
           <w:rPr>
             <w:rStyle w:val="Hyperlink"/>
-            <w:b/>
-            <w:bCs/>
-          </w:rPr>
-          <w:t xml:space="preserve">izura2014lexical?</w:t>
-        </w:r>
-      </w:hyperlink>
-      <w:r>
-        <w:t xml:space="preserve">)</w:t>
-      </w:r>
-      <w:r>
-        <w:t xml:space="preserve">, a lexical decision experiment that provides a standardized assessment of vocabulary size. Participants are exposed to a series of real and pseudo words, and they must decide if the word is real or fake. LexTALE scores range from -20 to 60. Adult learners with low to medium proficiency range from 0 to 25, and advanced learners generally score above 25; monolingual Spanish speakers generally score above 50. For example,</w:t>
-      </w:r>
-      <w:r>
-        <w:t xml:space="preserve"> </w:t>
-      </w:r>
-      <w:r>
-        <w:t xml:space="preserve">(</w:t>
-      </w:r>
-      <w:hyperlink w:anchor="ref-izura2014lexical">
-        <w:r>
-          <w:rPr>
-            <w:rStyle w:val="Hyperlink"/>
-            <w:b/>
-            <w:bCs/>
-          </w:rPr>
-          <w:t xml:space="preserve">izura2014lexical?</w:t>
+          </w:rPr>
+          <w:t xml:space="preserve">2014</w:t>
         </w:r>
       </w:hyperlink>
       <w:r>
@@ -7835,10 +7826,8 @@
         <w:r>
           <w:rPr>
             <w:rStyle w:val="Hyperlink"/>
-            <w:b/>
-            <w:bCs/>
-          </w:rPr>
-          <w:t xml:space="preserve">izura2014lexical?</w:t>
+          </w:rPr>
+          <w:t xml:space="preserve">Izura et al., 2014</w:t>
         </w:r>
       </w:hyperlink>
       <w:r>
@@ -11447,6 +11436,20 @@
       <w:r>
         <w:t xml:space="preserve">(</w:t>
       </w:r>
+      <w:hyperlink w:anchor="ref-izura2014lexical">
+        <w:r>
+          <w:rPr>
+            <w:rStyle w:val="Hyperlink"/>
+          </w:rPr>
+          <w:t xml:space="preserve">Izura et al., 2014</w:t>
+        </w:r>
+      </w:hyperlink>
+      <w:r>
+        <w:t xml:space="preserve">;</w:t>
+      </w:r>
+      <w:r>
+        <w:t xml:space="preserve"> </w:t>
+      </w:r>
       <w:hyperlink w:anchor="ref-lemhofer2012introducing">
         <w:r>
           <w:rPr>
@@ -11456,55 +11459,37 @@
         </w:r>
       </w:hyperlink>
       <w:r>
+        <w:t xml:space="preserve">)</w:t>
+      </w:r>
+      <w:r>
+        <w:t xml:space="preserve">, was not found to have a clear relationship with accuracy. The LexTALE</w:t>
+      </w:r>
+      <w:r>
+        <w:t xml:space="preserve"> </w:t>
+      </w:r>
+      <w:r>
+        <w:t xml:space="preserve">(</w:t>
+      </w:r>
+      <w:hyperlink w:anchor="ref-izura2014lexical">
+        <w:r>
+          <w:rPr>
+            <w:rStyle w:val="Hyperlink"/>
+          </w:rPr>
+          <w:t xml:space="preserve">Izura et al., 2014</w:t>
+        </w:r>
+      </w:hyperlink>
+      <w:r>
         <w:t xml:space="preserve">;</w:t>
       </w:r>
       <w:r>
         <w:t xml:space="preserve"> </w:t>
       </w:r>
-      <w:hyperlink w:anchor="ref-izura2014lexical">
-        <w:r>
-          <w:rPr>
-            <w:rStyle w:val="Hyperlink"/>
-            <w:b/>
-            <w:bCs/>
-          </w:rPr>
-          <w:t xml:space="preserve">izura2014lexical?</w:t>
-        </w:r>
-      </w:hyperlink>
-      <w:r>
-        <w:t xml:space="preserve">)</w:t>
-      </w:r>
-      <w:r>
-        <w:t xml:space="preserve">, was not found to have a clear relationship with accuracy. The LexTALE</w:t>
-      </w:r>
-      <w:r>
-        <w:t xml:space="preserve"> </w:t>
-      </w:r>
-      <w:r>
-        <w:t xml:space="preserve">(</w:t>
-      </w:r>
       <w:hyperlink w:anchor="ref-lemhofer2012introducing">
         <w:r>
           <w:rPr>
             <w:rStyle w:val="Hyperlink"/>
           </w:rPr>
           <w:t xml:space="preserve">Lemhöfer &amp; Broersma, 2012</w:t>
-        </w:r>
-      </w:hyperlink>
-      <w:r>
-        <w:t xml:space="preserve">;</w:t>
-      </w:r>
-      <w:r>
-        <w:t xml:space="preserve"> </w:t>
-      </w:r>
-      <w:hyperlink w:anchor="ref-izura2014lexical">
-        <w:r>
-          <w:rPr>
-            <w:rStyle w:val="Hyperlink"/>
-            <w:b/>
-            <w:bCs/>
-          </w:rPr>
-          <w:t xml:space="preserve">izura2014lexical?</w:t>
         </w:r>
       </w:hyperlink>
       <w:r>
@@ -12119,7 +12104,7 @@
       </w:r>
     </w:p>
     <w:bookmarkEnd w:id="80"/>
-    <w:bookmarkStart w:id="199" w:name="references"/>
+    <w:bookmarkStart w:id="205" w:name="references"/>
     <w:p>
       <w:pPr>
         <w:pStyle w:val="Heading1"/>
@@ -12128,7 +12113,7 @@
         <w:t xml:space="preserve">7. References</w:t>
       </w:r>
     </w:p>
-    <w:bookmarkStart w:id="198" w:name="refs"/>
+    <w:bookmarkStart w:id="204" w:name="refs"/>
     <w:bookmarkStart w:id="81" w:name="ref-armstrong2010puerto"/>
     <w:p>
       <w:pPr>
@@ -12187,7 +12172,7 @@
         <w:pStyle w:val="Bibliography"/>
       </w:pPr>
       <w:r>
-        <w:t xml:space="preserve">Bailey, A. A. (2014). Intonational phonology of cuban spanish: A preliminary model.</w:t>
+        <w:t xml:space="preserve">Bailey, A. A. (2014). Intonational phonology of cuban spanish: A preliminary model. In N. Campbell, D. Gibbon, &amp; D. Hirst (Eds.),</w:t>
       </w:r>
       <w:r>
         <w:t xml:space="preserve"> </w:t>
@@ -12197,10 +12182,13 @@
           <w:i/>
           <w:iCs/>
         </w:rPr>
-        <w:t xml:space="preserve">Proc. SpeechProsody 2014</w:t>
-      </w:r>
-      <w:r>
-        <w:t xml:space="preserve">, 809–813.</w:t>
+        <w:t xml:space="preserve">Proceedings of speech prosody 2014</w:t>
+      </w:r>
+      <w:r>
+        <w:t xml:space="preserve"> </w:t>
+      </w:r>
+      <w:r>
+        <w:t xml:space="preserve">(pp. 809–813).</w:t>
       </w:r>
       <w:r>
         <w:t xml:space="preserve"> </w:t>
@@ -12210,12 +12198,35 @@
           <w:rPr>
             <w:rStyle w:val="Hyperlink"/>
           </w:rPr>
-          <w:t xml:space="preserve">https://doi.org/10.21437/speechprosody.2014-151</w:t>
+          <w:t xml:space="preserve">https://doi.org/10.21437/SpeechProsody.2014-151</w:t>
         </w:r>
       </w:hyperlink>
     </w:p>
     <w:bookmarkEnd w:id="84"/>
-    <w:bookmarkStart w:id="86" w:name="ref-baron2004empathy"/>
+    <w:bookmarkStart w:id="85" w:name="ref-baron2011zero"/>
+    <w:p>
+      <w:pPr>
+        <w:pStyle w:val="Bibliography"/>
+      </w:pPr>
+      <w:r>
+        <w:t xml:space="preserve">Baron-Cohen, S. (2011).</w:t>
+      </w:r>
+      <w:r>
+        <w:t xml:space="preserve"> </w:t>
+      </w:r>
+      <w:r>
+        <w:rPr>
+          <w:i/>
+          <w:iCs/>
+        </w:rPr>
+        <w:t xml:space="preserve">Zero degrees of empathy: A new theory of human cruelty</w:t>
+      </w:r>
+      <w:r>
+        <w:t xml:space="preserve">. Penguin.</w:t>
+      </w:r>
+    </w:p>
+    <w:bookmarkEnd w:id="85"/>
+    <w:bookmarkStart w:id="87" w:name="ref-baron2004empathy"/>
     <w:p>
       <w:pPr>
         <w:pStyle w:val="Bibliography"/>
@@ -12252,7 +12263,7 @@
       <w:r>
         <w:t xml:space="preserve"> </w:t>
       </w:r>
-      <w:hyperlink r:id="rId85">
+      <w:hyperlink r:id="rId86">
         <w:r>
           <w:rPr>
             <w:rStyle w:val="Hyperlink"/>
@@ -12261,8 +12272,8 @@
         </w:r>
       </w:hyperlink>
     </w:p>
-    <w:bookmarkEnd w:id="86"/>
-    <w:bookmarkStart w:id="88" w:name="ref-bedialauneta2023perception"/>
+    <w:bookmarkEnd w:id="87"/>
+    <w:bookmarkStart w:id="89" w:name="ref-bedialauneta2023perception"/>
     <w:p>
       <w:pPr>
         <w:pStyle w:val="Bibliography"/>
@@ -12289,7 +12300,7 @@
       <w:r>
         <w:t xml:space="preserve"> </w:t>
       </w:r>
-      <w:hyperlink r:id="rId87">
+      <w:hyperlink r:id="rId88">
         <w:r>
           <w:rPr>
             <w:rStyle w:val="Hyperlink"/>
@@ -12298,8 +12309,8 @@
         </w:r>
       </w:hyperlink>
     </w:p>
-    <w:bookmarkEnd w:id="88"/>
-    <w:bookmarkStart w:id="90" w:name="ref-bedialauneta2024perception"/>
+    <w:bookmarkEnd w:id="89"/>
+    <w:bookmarkStart w:id="91" w:name="ref-bedialauneta2024perception"/>
     <w:p>
       <w:pPr>
         <w:pStyle w:val="Bibliography"/>
@@ -12323,7 +12334,7 @@
       <w:r>
         <w:t xml:space="preserve"> </w:t>
       </w:r>
-      <w:hyperlink r:id="rId89">
+      <w:hyperlink r:id="rId90">
         <w:r>
           <w:rPr>
             <w:rStyle w:val="Hyperlink"/>
@@ -12332,8 +12343,8 @@
         </w:r>
       </w:hyperlink>
     </w:p>
-    <w:bookmarkEnd w:id="90"/>
-    <w:bookmarkStart w:id="92" w:name="ref-bishop2016individual"/>
+    <w:bookmarkEnd w:id="91"/>
+    <w:bookmarkStart w:id="93" w:name="ref-bishop2016individual"/>
     <w:p>
       <w:pPr>
         <w:pStyle w:val="Bibliography"/>
@@ -12370,7 +12381,7 @@
       <w:r>
         <w:t xml:space="preserve"> </w:t>
       </w:r>
-      <w:hyperlink r:id="rId91">
+      <w:hyperlink r:id="rId92">
         <w:r>
           <w:rPr>
             <w:rStyle w:val="Hyperlink"/>
@@ -12379,8 +12390,8 @@
         </w:r>
       </w:hyperlink>
     </w:p>
-    <w:bookmarkEnd w:id="92"/>
-    <w:bookmarkStart w:id="93" w:name="ref-bishop2015individual"/>
+    <w:bookmarkEnd w:id="93"/>
+    <w:bookmarkStart w:id="94" w:name="ref-bishop2015individual"/>
     <w:p>
       <w:pPr>
         <w:pStyle w:val="Bibliography"/>
@@ -12402,8 +12413,8 @@
         <w:t xml:space="preserve">, 1–5.</w:t>
       </w:r>
     </w:p>
-    <w:bookmarkEnd w:id="93"/>
-    <w:bookmarkStart w:id="95" w:name="ref-brandl2020development"/>
+    <w:bookmarkEnd w:id="94"/>
+    <w:bookmarkStart w:id="96" w:name="ref-brandl2020development"/>
     <w:p>
       <w:pPr>
         <w:pStyle w:val="Bibliography"/>
@@ -12430,7 +12441,7 @@
       <w:r>
         <w:t xml:space="preserve"> </w:t>
       </w:r>
-      <w:hyperlink r:id="rId94">
+      <w:hyperlink r:id="rId95">
         <w:r>
           <w:rPr>
             <w:rStyle w:val="Hyperlink"/>
@@ -12439,8 +12450,8 @@
         </w:r>
       </w:hyperlink>
     </w:p>
-    <w:bookmarkEnd w:id="95"/>
-    <w:bookmarkStart w:id="97" w:name="ref-buring2016intonation"/>
+    <w:bookmarkEnd w:id="96"/>
+    <w:bookmarkStart w:id="98" w:name="ref-buring2016intonation"/>
     <w:p>
       <w:pPr>
         <w:pStyle w:val="Bibliography"/>
@@ -12464,7 +12475,7 @@
       <w:r>
         <w:t xml:space="preserve"> </w:t>
       </w:r>
-      <w:hyperlink r:id="rId96">
+      <w:hyperlink r:id="rId97">
         <w:r>
           <w:rPr>
             <w:rStyle w:val="Hyperlink"/>
@@ -12473,8 +12484,8 @@
         </w:r>
       </w:hyperlink>
     </w:p>
-    <w:bookmarkEnd w:id="97"/>
-    <w:bookmarkStart w:id="99" w:name="ref-burkner2017advanced"/>
+    <w:bookmarkEnd w:id="98"/>
+    <w:bookmarkStart w:id="100" w:name="ref-burkner2017advanced"/>
     <w:p>
       <w:pPr>
         <w:pStyle w:val="Bibliography"/>
@@ -12498,7 +12509,7 @@
       <w:r>
         <w:t xml:space="preserve"> </w:t>
       </w:r>
-      <w:hyperlink r:id="rId98">
+      <w:hyperlink r:id="rId99">
         <w:r>
           <w:rPr>
             <w:rStyle w:val="Hyperlink"/>
@@ -12507,8 +12518,8 @@
         </w:r>
       </w:hyperlink>
     </w:p>
-    <w:bookmarkEnd w:id="99"/>
-    <w:bookmarkStart w:id="101" w:name="ref-burkner2017brms"/>
+    <w:bookmarkEnd w:id="100"/>
+    <w:bookmarkStart w:id="102" w:name="ref-burkner2017brms"/>
     <w:p>
       <w:pPr>
         <w:pStyle w:val="Bibliography"/>
@@ -12545,7 +12556,7 @@
       <w:r>
         <w:t xml:space="preserve"> </w:t>
       </w:r>
-      <w:hyperlink r:id="rId100">
+      <w:hyperlink r:id="rId101">
         <w:r>
           <w:rPr>
             <w:rStyle w:val="Hyperlink"/>
@@ -12554,8 +12565,8 @@
         </w:r>
       </w:hyperlink>
     </w:p>
-    <w:bookmarkEnd w:id="101"/>
-    <w:bookmarkStart w:id="103" w:name="ref-carruthers2009mindreading"/>
+    <w:bookmarkEnd w:id="102"/>
+    <w:bookmarkStart w:id="104" w:name="ref-carruthers2009mindreading"/>
     <w:p>
       <w:pPr>
         <w:pStyle w:val="Bibliography"/>
@@ -12592,7 +12603,7 @@
       <w:r>
         <w:t xml:space="preserve"> </w:t>
       </w:r>
-      <w:hyperlink r:id="rId102">
+      <w:hyperlink r:id="rId103">
         <w:r>
           <w:rPr>
             <w:rStyle w:val="Hyperlink"/>
@@ -12601,8 +12612,8 @@
         </w:r>
       </w:hyperlink>
     </w:p>
-    <w:bookmarkEnd w:id="103"/>
-    <w:bookmarkStart w:id="105" w:name="ref-casillas2025opening"/>
+    <w:bookmarkEnd w:id="104"/>
+    <w:bookmarkStart w:id="106" w:name="ref-casillas2025opening"/>
     <w:p>
       <w:pPr>
         <w:pStyle w:val="Bibliography"/>
@@ -12639,7 +12650,7 @@
       <w:r>
         <w:t xml:space="preserve"> </w:t>
       </w:r>
-      <w:hyperlink r:id="rId104">
+      <w:hyperlink r:id="rId105">
         <w:r>
           <w:rPr>
             <w:rStyle w:val="Hyperlink"/>
@@ -12648,8 +12659,8 @@
         </w:r>
       </w:hyperlink>
     </w:p>
-    <w:bookmarkEnd w:id="105"/>
-    <w:bookmarkStart w:id="107" w:name="ref-casillas2023using"/>
+    <w:bookmarkEnd w:id="106"/>
+    <w:bookmarkStart w:id="108" w:name="ref-casillas2023using"/>
     <w:p>
       <w:pPr>
         <w:pStyle w:val="Bibliography"/>
@@ -12686,7 +12697,7 @@
       <w:r>
         <w:t xml:space="preserve"> </w:t>
       </w:r>
-      <w:hyperlink r:id="rId106">
+      <w:hyperlink r:id="rId107">
         <w:r>
           <w:rPr>
             <w:rStyle w:val="Hyperlink"/>
@@ -12695,8 +12706,8 @@
         </w:r>
       </w:hyperlink>
     </w:p>
-    <w:bookmarkEnd w:id="107"/>
-    <w:bookmarkStart w:id="109" w:name="ref-chen2003reaction"/>
+    <w:bookmarkEnd w:id="108"/>
+    <w:bookmarkStart w:id="110" w:name="ref-chen2003reaction"/>
     <w:p>
       <w:pPr>
         <w:pStyle w:val="Bibliography"/>
@@ -12720,7 +12731,7 @@
       <w:r>
         <w:t xml:space="preserve"> </w:t>
       </w:r>
-      <w:hyperlink r:id="rId108">
+      <w:hyperlink r:id="rId109">
         <w:r>
           <w:rPr>
             <w:rStyle w:val="Hyperlink"/>
@@ -12729,8 +12740,8 @@
         </w:r>
       </w:hyperlink>
     </w:p>
-    <w:bookmarkEnd w:id="109"/>
-    <w:bookmarkStart w:id="111" w:name="ref-devis2014intonation"/>
+    <w:bookmarkEnd w:id="110"/>
+    <w:bookmarkStart w:id="112" w:name="ref-devis2014intonation"/>
     <w:p>
       <w:pPr>
         <w:pStyle w:val="Bibliography"/>
@@ -12767,7 +12778,7 @@
       <w:r>
         <w:t xml:space="preserve"> </w:t>
       </w:r>
-      <w:hyperlink r:id="rId110">
+      <w:hyperlink r:id="rId111">
         <w:r>
           <w:rPr>
             <w:rStyle w:val="Hyperlink"/>
@@ -12776,8 +12787,8 @@
         </w:r>
       </w:hyperlink>
     </w:p>
-    <w:bookmarkEnd w:id="111"/>
-    <w:bookmarkStart w:id="113" w:name="ref-diehl2008resolving"/>
+    <w:bookmarkEnd w:id="112"/>
+    <w:bookmarkStart w:id="114" w:name="ref-diehl2008resolving"/>
     <w:p>
       <w:pPr>
         <w:pStyle w:val="Bibliography"/>
@@ -12814,7 +12825,7 @@
       <w:r>
         <w:t xml:space="preserve"> </w:t>
       </w:r>
-      <w:hyperlink r:id="rId112">
+      <w:hyperlink r:id="rId113">
         <w:r>
           <w:rPr>
             <w:rStyle w:val="Hyperlink"/>
@@ -12823,8 +12834,8 @@
         </w:r>
       </w:hyperlink>
     </w:p>
-    <w:bookmarkEnd w:id="113"/>
-    <w:bookmarkStart w:id="115" w:name="ref-estebas2014evaluation"/>
+    <w:bookmarkEnd w:id="114"/>
+    <w:bookmarkStart w:id="116" w:name="ref-estebas2014evaluation"/>
     <w:p>
       <w:pPr>
         <w:pStyle w:val="Bibliography"/>
@@ -12851,7 +12862,7 @@
       <w:r>
         <w:t xml:space="preserve"> </w:t>
       </w:r>
-      <w:hyperlink r:id="rId114">
+      <w:hyperlink r:id="rId115">
         <w:r>
           <w:rPr>
             <w:rStyle w:val="Hyperlink"/>
@@ -12860,8 +12871,8 @@
         </w:r>
       </w:hyperlink>
     </w:p>
-    <w:bookmarkEnd w:id="115"/>
-    <w:bookmarkStart w:id="117" w:name="ref-esteve2016role"/>
+    <w:bookmarkEnd w:id="116"/>
+    <w:bookmarkStart w:id="118" w:name="ref-esteve2016role"/>
     <w:p>
       <w:pPr>
         <w:pStyle w:val="Bibliography"/>
@@ -12885,7 +12896,7 @@
       <w:r>
         <w:t xml:space="preserve"> </w:t>
       </w:r>
-      <w:hyperlink r:id="rId116">
+      <w:hyperlink r:id="rId117">
         <w:r>
           <w:rPr>
             <w:rStyle w:val="Hyperlink"/>
@@ -12894,8 +12905,8 @@
         </w:r>
       </w:hyperlink>
     </w:p>
-    <w:bookmarkEnd w:id="117"/>
-    <w:bookmarkStart w:id="119" w:name="ref-esteve2020empathy"/>
+    <w:bookmarkEnd w:id="118"/>
+    <w:bookmarkStart w:id="120" w:name="ref-esteve2020empathy"/>
     <w:p>
       <w:pPr>
         <w:pStyle w:val="Bibliography"/>
@@ -12932,7 +12943,7 @@
       <w:r>
         <w:t xml:space="preserve"> </w:t>
       </w:r>
-      <w:hyperlink r:id="rId118">
+      <w:hyperlink r:id="rId119">
         <w:r>
           <w:rPr>
             <w:rStyle w:val="Hyperlink"/>
@@ -12941,8 +12952,8 @@
         </w:r>
       </w:hyperlink>
     </w:p>
-    <w:bookmarkEnd w:id="119"/>
-    <w:bookmarkStart w:id="121" w:name="ref-face2007role"/>
+    <w:bookmarkEnd w:id="120"/>
+    <w:bookmarkStart w:id="122" w:name="ref-face2007role"/>
     <w:p>
       <w:pPr>
         <w:pStyle w:val="Bibliography"/>
@@ -12979,7 +12990,7 @@
       <w:r>
         <w:t xml:space="preserve"> </w:t>
       </w:r>
-      <w:hyperlink r:id="rId120">
+      <w:hyperlink r:id="rId121">
         <w:r>
           <w:rPr>
             <w:rStyle w:val="Hyperlink"/>
@@ -12988,8 +12999,8 @@
         </w:r>
       </w:hyperlink>
     </w:p>
-    <w:bookmarkEnd w:id="121"/>
-    <w:bookmarkStart w:id="123" w:name="ref-frith2003development"/>
+    <w:bookmarkEnd w:id="122"/>
+    <w:bookmarkStart w:id="124" w:name="ref-frith2003development"/>
     <w:p>
       <w:pPr>
         <w:pStyle w:val="Bibliography"/>
@@ -13026,7 +13037,7 @@
       <w:r>
         <w:t xml:space="preserve"> </w:t>
       </w:r>
-      <w:hyperlink r:id="rId122">
+      <w:hyperlink r:id="rId123">
         <w:r>
           <w:rPr>
             <w:rStyle w:val="Hyperlink"/>
@@ -13035,8 +13046,8 @@
         </w:r>
       </w:hyperlink>
     </w:p>
-    <w:bookmarkEnd w:id="123"/>
-    <w:bookmarkStart w:id="124" w:name="ref-gabriel2010argentinian"/>
+    <w:bookmarkEnd w:id="124"/>
+    <w:bookmarkStart w:id="125" w:name="ref-gabriel2010argentinian"/>
     <w:p>
       <w:pPr>
         <w:pStyle w:val="Bibliography"/>
@@ -13058,8 +13069,8 @@
         <w:t xml:space="preserve">, 285–317.</w:t>
       </w:r>
     </w:p>
-    <w:bookmarkEnd w:id="124"/>
-    <w:bookmarkStart w:id="126" w:name="ref-gelman2017prior"/>
+    <w:bookmarkEnd w:id="125"/>
+    <w:bookmarkStart w:id="127" w:name="ref-gelman2017prior"/>
     <w:p>
       <w:pPr>
         <w:pStyle w:val="Bibliography"/>
@@ -13096,7 +13107,7 @@
       <w:r>
         <w:t xml:space="preserve"> </w:t>
       </w:r>
-      <w:hyperlink r:id="rId125">
+      <w:hyperlink r:id="rId126">
         <w:r>
           <w:rPr>
             <w:rStyle w:val="Hyperlink"/>
@@ -13105,8 +13116,8 @@
         </w:r>
       </w:hyperlink>
     </w:p>
-    <w:bookmarkEnd w:id="126"/>
-    <w:bookmarkStart w:id="128" w:name="ref-geluykens1988myth"/>
+    <w:bookmarkEnd w:id="127"/>
+    <w:bookmarkStart w:id="129" w:name="ref-geluykens1988myth"/>
     <w:p>
       <w:pPr>
         <w:pStyle w:val="Bibliography"/>
@@ -13143,7 +13154,7 @@
       <w:r>
         <w:t xml:space="preserve"> </w:t>
       </w:r>
-      <w:hyperlink r:id="rId127">
+      <w:hyperlink r:id="rId128">
         <w:r>
           <w:rPr>
             <w:rStyle w:val="Hyperlink"/>
@@ -13152,8 +13163,31 @@
         </w:r>
       </w:hyperlink>
     </w:p>
-    <w:bookmarkEnd w:id="128"/>
-    <w:bookmarkStart w:id="130" w:name="ref-george2024l2"/>
+    <w:bookmarkEnd w:id="129"/>
+    <w:bookmarkStart w:id="130" w:name="ref-george2019teaching"/>
+    <w:p>
+      <w:pPr>
+        <w:pStyle w:val="Bibliography"/>
+      </w:pPr>
+      <w:r>
+        <w:t xml:space="preserve">George, A. (2019). Teaching and learning L2 spanish intonation: Technology and classroom instruction.</w:t>
+      </w:r>
+      <w:r>
+        <w:t xml:space="preserve"> </w:t>
+      </w:r>
+      <w:r>
+        <w:rPr>
+          <w:i/>
+          <w:iCs/>
+        </w:rPr>
+        <w:t xml:space="preserve">Proceedings of the 12th International Conference Innovation in Language Learning</w:t>
+      </w:r>
+      <w:r>
+        <w:t xml:space="preserve">, 578–582.</w:t>
+      </w:r>
+    </w:p>
+    <w:bookmarkEnd w:id="130"/>
+    <w:bookmarkStart w:id="132" w:name="ref-george2024l2"/>
     <w:p>
       <w:pPr>
         <w:pStyle w:val="Bibliography"/>
@@ -13180,7 +13214,7 @@
       <w:r>
         <w:t xml:space="preserve"> </w:t>
       </w:r>
-      <w:hyperlink r:id="rId129">
+      <w:hyperlink r:id="rId131">
         <w:r>
           <w:rPr>
             <w:rStyle w:val="Hyperlink"/>
@@ -13189,8 +13223,8 @@
         </w:r>
       </w:hyperlink>
     </w:p>
-    <w:bookmarkEnd w:id="130"/>
-    <w:bookmarkStart w:id="132" w:name="ref-gradoville2023future"/>
+    <w:bookmarkEnd w:id="132"/>
+    <w:bookmarkStart w:id="134" w:name="ref-gradoville2023future"/>
     <w:p>
       <w:pPr>
         <w:pStyle w:val="Bibliography"/>
@@ -13217,7 +13251,7 @@
       <w:r>
         <w:t xml:space="preserve"> </w:t>
       </w:r>
-      <w:hyperlink r:id="rId131">
+      <w:hyperlink r:id="rId133">
         <w:r>
           <w:rPr>
             <w:rStyle w:val="Hyperlink"/>
@@ -13226,8 +13260,8 @@
         </w:r>
       </w:hyperlink>
     </w:p>
-    <w:bookmarkEnd w:id="132"/>
-    <w:bookmarkStart w:id="134" w:name="ref-herrero2020unintentional"/>
+    <w:bookmarkEnd w:id="134"/>
+    <w:bookmarkStart w:id="136" w:name="ref-herrero2020unintentional"/>
     <w:p>
       <w:pPr>
         <w:pStyle w:val="Bibliography"/>
@@ -13254,7 +13288,7 @@
       <w:r>
         <w:t xml:space="preserve"> </w:t>
       </w:r>
-      <w:hyperlink r:id="rId133">
+      <w:hyperlink r:id="rId135">
         <w:r>
           <w:rPr>
             <w:rStyle w:val="Hyperlink"/>
@@ -13263,8 +13297,8 @@
         </w:r>
       </w:hyperlink>
     </w:p>
-    <w:bookmarkEnd w:id="134"/>
-    <w:bookmarkStart w:id="136" w:name="ref-herrero2020perception"/>
+    <w:bookmarkEnd w:id="136"/>
+    <w:bookmarkStart w:id="138" w:name="ref-herrero2020perception"/>
     <w:p>
       <w:pPr>
         <w:pStyle w:val="Bibliography"/>
@@ -13315,7 +13349,7 @@
       <w:r>
         <w:t xml:space="preserve"> </w:t>
       </w:r>
-      <w:hyperlink r:id="rId135">
+      <w:hyperlink r:id="rId137">
         <w:r>
           <w:rPr>
             <w:rStyle w:val="Hyperlink"/>
@@ -13324,8 +13358,8 @@
         </w:r>
       </w:hyperlink>
     </w:p>
-    <w:bookmarkEnd w:id="136"/>
-    <w:bookmarkStart w:id="138" w:name="ref-hulstijn2003incidental"/>
+    <w:bookmarkEnd w:id="138"/>
+    <w:bookmarkStart w:id="140" w:name="ref-hulstijn2003incidental"/>
     <w:p>
       <w:pPr>
         <w:pStyle w:val="Bibliography"/>
@@ -13352,7 +13386,7 @@
       <w:r>
         <w:t xml:space="preserve"> </w:t>
       </w:r>
-      <w:hyperlink r:id="rId137">
+      <w:hyperlink r:id="rId139">
         <w:r>
           <w:rPr>
             <w:rStyle w:val="Hyperlink"/>
@@ -13361,8 +13395,102 @@
         </w:r>
       </w:hyperlink>
     </w:p>
-    <w:bookmarkEnd w:id="138"/>
-    <w:bookmarkStart w:id="140" w:name="ref-kruschke2018rejecting"/>
+    <w:bookmarkEnd w:id="140"/>
+    <w:bookmarkStart w:id="142" w:name="ref-izura2014lexical"/>
+    <w:p>
+      <w:pPr>
+        <w:pStyle w:val="Bibliography"/>
+      </w:pPr>
+      <w:r>
+        <w:t xml:space="preserve">Izura, C., Cuetos, F., &amp; Brysbaert, M. (2014). Lextale-esp: A test to rapidly and efficiently assess the spanish vocabulary size.</w:t>
+      </w:r>
+      <w:r>
+        <w:t xml:space="preserve"> </w:t>
+      </w:r>
+      <w:r>
+        <w:rPr>
+          <w:i/>
+          <w:iCs/>
+        </w:rPr>
+        <w:t xml:space="preserve">Psicologica: International Journal of Methodology and Experimental Psychology</w:t>
+      </w:r>
+      <w:r>
+        <w:t xml:space="preserve">,</w:t>
+      </w:r>
+      <w:r>
+        <w:t xml:space="preserve"> </w:t>
+      </w:r>
+      <w:r>
+        <w:rPr>
+          <w:i/>
+          <w:iCs/>
+        </w:rPr>
+        <w:t xml:space="preserve">35</w:t>
+      </w:r>
+      <w:r>
+        <w:t xml:space="preserve">(1), 49–66.</w:t>
+      </w:r>
+      <w:r>
+        <w:t xml:space="preserve"> </w:t>
+      </w:r>
+      <w:hyperlink r:id="rId141">
+        <w:r>
+          <w:rPr>
+            <w:rStyle w:val="Hyperlink"/>
+          </w:rPr>
+          <w:t xml:space="preserve">https://doi.org/10.1037/t47086-000</w:t>
+        </w:r>
+      </w:hyperlink>
+    </w:p>
+    <w:bookmarkEnd w:id="142"/>
+    <w:bookmarkStart w:id="144" w:name="ref-jenkins20045"/>
+    <w:p>
+      <w:pPr>
+        <w:pStyle w:val="Bibliography"/>
+      </w:pPr>
+      <w:r>
+        <w:t xml:space="preserve">Jenkins, J. (2004). Research in teaching pronunciation and intonation.</w:t>
+      </w:r>
+      <w:r>
+        <w:t xml:space="preserve"> </w:t>
+      </w:r>
+      <w:r>
+        <w:rPr>
+          <w:i/>
+          <w:iCs/>
+        </w:rPr>
+        <w:t xml:space="preserve">Annual Review of Applied Linguistics</w:t>
+      </w:r>
+      <w:r>
+        <w:t xml:space="preserve">,</w:t>
+      </w:r>
+      <w:r>
+        <w:t xml:space="preserve"> </w:t>
+      </w:r>
+      <w:r>
+        <w:rPr>
+          <w:i/>
+          <w:iCs/>
+        </w:rPr>
+        <w:t xml:space="preserve">24</w:t>
+      </w:r>
+      <w:r>
+        <w:t xml:space="preserve">, 109–125.</w:t>
+      </w:r>
+      <w:r>
+        <w:t xml:space="preserve"> </w:t>
+      </w:r>
+      <w:hyperlink r:id="rId143">
+        <w:r>
+          <w:rPr>
+            <w:rStyle w:val="Hyperlink"/>
+          </w:rPr>
+          <w:t xml:space="preserve">https://doi.org/10.1017/s0267190504000054</w:t>
+        </w:r>
+      </w:hyperlink>
+    </w:p>
+    <w:bookmarkEnd w:id="144"/>
+    <w:bookmarkStart w:id="146" w:name="ref-kruschke2018rejecting"/>
     <w:p>
       <w:pPr>
         <w:pStyle w:val="Bibliography"/>
@@ -13399,7 +13527,7 @@
       <w:r>
         <w:t xml:space="preserve"> </w:t>
       </w:r>
-      <w:hyperlink r:id="rId139">
+      <w:hyperlink r:id="rId145">
         <w:r>
           <w:rPr>
             <w:rStyle w:val="Hyperlink"/>
@@ -13408,8 +13536,8 @@
         </w:r>
       </w:hyperlink>
     </w:p>
-    <w:bookmarkEnd w:id="140"/>
-    <w:bookmarkStart w:id="142" w:name="ref-ladd2008intonational"/>
+    <w:bookmarkEnd w:id="146"/>
+    <w:bookmarkStart w:id="148" w:name="ref-ladd2008intonational"/>
     <w:p>
       <w:pPr>
         <w:pStyle w:val="Bibliography"/>
@@ -13433,7 +13561,7 @@
       <w:r>
         <w:t xml:space="preserve"> </w:t>
       </w:r>
-      <w:hyperlink r:id="rId141">
+      <w:hyperlink r:id="rId147">
         <w:r>
           <w:rPr>
             <w:rStyle w:val="Hyperlink"/>
@@ -13442,8 +13570,8 @@
         </w:r>
       </w:hyperlink>
     </w:p>
-    <w:bookmarkEnd w:id="142"/>
-    <w:bookmarkStart w:id="144" w:name="ref-ladd1997perception"/>
+    <w:bookmarkEnd w:id="148"/>
+    <w:bookmarkStart w:id="150" w:name="ref-ladd1997perception"/>
     <w:p>
       <w:pPr>
         <w:pStyle w:val="Bibliography"/>
@@ -13480,7 +13608,7 @@
       <w:r>
         <w:t xml:space="preserve"> </w:t>
       </w:r>
-      <w:hyperlink r:id="rId143">
+      <w:hyperlink r:id="rId149">
         <w:r>
           <w:rPr>
             <w:rStyle w:val="Hyperlink"/>
@@ -13489,8 +13617,8 @@
         </w:r>
       </w:hyperlink>
     </w:p>
-    <w:bookmarkEnd w:id="144"/>
-    <w:bookmarkStart w:id="146" w:name="ref-lemhofer2012introducing"/>
+    <w:bookmarkEnd w:id="150"/>
+    <w:bookmarkStart w:id="152" w:name="ref-lemhofer2012introducing"/>
     <w:p>
       <w:pPr>
         <w:pStyle w:val="Bibliography"/>
@@ -13527,7 +13655,7 @@
       <w:r>
         <w:t xml:space="preserve"> </w:t>
       </w:r>
-      <w:hyperlink r:id="rId145">
+      <w:hyperlink r:id="rId151">
         <w:r>
           <w:rPr>
             <w:rStyle w:val="Hyperlink"/>
@@ -13536,8 +13664,8 @@
         </w:r>
       </w:hyperlink>
     </w:p>
-    <w:bookmarkEnd w:id="146"/>
-    <w:bookmarkStart w:id="148" w:name="ref-lord2013teaching"/>
+    <w:bookmarkEnd w:id="152"/>
+    <w:bookmarkStart w:id="154" w:name="ref-lord2013teaching"/>
     <w:p>
       <w:pPr>
         <w:pStyle w:val="Bibliography"/>
@@ -13564,7 +13692,7 @@
       <w:r>
         <w:t xml:space="preserve"> </w:t>
       </w:r>
-      <w:hyperlink r:id="rId147">
+      <w:hyperlink r:id="rId153">
         <w:r>
           <w:rPr>
             <w:rStyle w:val="Hyperlink"/>
@@ -13573,8 +13701,8 @@
         </w:r>
       </w:hyperlink>
     </w:p>
-    <w:bookmarkEnd w:id="148"/>
-    <w:bookmarkStart w:id="150" w:name="ref-melchers2017oxtr"/>
+    <w:bookmarkEnd w:id="154"/>
+    <w:bookmarkStart w:id="156" w:name="ref-melchers2017oxtr"/>
     <w:p>
       <w:pPr>
         <w:pStyle w:val="Bibliography"/>
@@ -13611,7 +13739,7 @@
       <w:r>
         <w:t xml:space="preserve"> </w:t>
       </w:r>
-      <w:hyperlink r:id="rId149">
+      <w:hyperlink r:id="rId155">
         <w:r>
           <w:rPr>
             <w:rStyle w:val="Hyperlink"/>
@@ -13620,8 +13748,8 @@
         </w:r>
       </w:hyperlink>
     </w:p>
-    <w:bookmarkEnd w:id="150"/>
-    <w:bookmarkStart w:id="152" w:name="ref-mennen2015beyond"/>
+    <w:bookmarkEnd w:id="156"/>
+    <w:bookmarkStart w:id="158" w:name="ref-mennen2015beyond"/>
     <w:p>
       <w:pPr>
         <w:pStyle w:val="Bibliography"/>
@@ -13648,7 +13776,7 @@
       <w:r>
         <w:t xml:space="preserve"> </w:t>
       </w:r>
-      <w:hyperlink r:id="rId151">
+      <w:hyperlink r:id="rId157">
         <w:r>
           <w:rPr>
             <w:rStyle w:val="Hyperlink"/>
@@ -13657,8 +13785,8 @@
         </w:r>
       </w:hyperlink>
     </w:p>
-    <w:bookmarkEnd w:id="152"/>
-    <w:bookmarkStart w:id="153" w:name="ref-navarro1974manual"/>
+    <w:bookmarkEnd w:id="158"/>
+    <w:bookmarkStart w:id="159" w:name="ref-navarro1974manual"/>
     <w:p>
       <w:pPr>
         <w:pStyle w:val="Bibliography"/>
@@ -13680,8 +13808,8 @@
         <w:t xml:space="preserve">. Biblioteca Hernán Malo González.</w:t>
       </w:r>
     </w:p>
-    <w:bookmarkEnd w:id="153"/>
-    <w:bookmarkStart w:id="155" w:name="ref-nibert2006acquisition"/>
+    <w:bookmarkEnd w:id="159"/>
+    <w:bookmarkStart w:id="161" w:name="ref-nibert2006acquisition"/>
     <w:p>
       <w:pPr>
         <w:pStyle w:val="Bibliography"/>
@@ -13708,7 +13836,7 @@
       <w:r>
         <w:t xml:space="preserve"> </w:t>
       </w:r>
-      <w:hyperlink r:id="rId154">
+      <w:hyperlink r:id="rId160">
         <w:r>
           <w:rPr>
             <w:rStyle w:val="Hyperlink"/>
@@ -13717,8 +13845,8 @@
         </w:r>
       </w:hyperlink>
     </w:p>
-    <w:bookmarkEnd w:id="155"/>
-    <w:bookmarkStart w:id="157" w:name="ref-olea2019effectiveness"/>
+    <w:bookmarkEnd w:id="161"/>
+    <w:bookmarkStart w:id="163" w:name="ref-olea2019effectiveness"/>
     <w:p>
       <w:pPr>
         <w:pStyle w:val="Bibliography"/>
@@ -13790,7 +13918,7 @@
       <w:r>
         <w:t xml:space="preserve"> </w:t>
       </w:r>
-      <w:hyperlink r:id="rId156">
+      <w:hyperlink r:id="rId162">
         <w:r>
           <w:rPr>
             <w:rStyle w:val="Hyperlink"/>
@@ -13799,8 +13927,8 @@
         </w:r>
       </w:hyperlink>
     </w:p>
-    <w:bookmarkEnd w:id="157"/>
-    <w:bookmarkStart w:id="159" w:name="ref-orrico2020individual"/>
+    <w:bookmarkEnd w:id="163"/>
+    <w:bookmarkStart w:id="165" w:name="ref-orrico2020individual"/>
     <w:p>
       <w:pPr>
         <w:pStyle w:val="Bibliography"/>
@@ -13837,7 +13965,7 @@
       <w:r>
         <w:t xml:space="preserve"> </w:t>
       </w:r>
-      <w:hyperlink r:id="rId158">
+      <w:hyperlink r:id="rId164">
         <w:r>
           <w:rPr>
             <w:rStyle w:val="Hyperlink"/>
@@ -13846,8 +13974,8 @@
         </w:r>
       </w:hyperlink>
     </w:p>
-    <w:bookmarkEnd w:id="159"/>
-    <w:bookmarkStart w:id="161" w:name="ref-orrico2025individual"/>
+    <w:bookmarkEnd w:id="165"/>
+    <w:bookmarkStart w:id="167" w:name="ref-orrico2025individual"/>
     <w:p>
       <w:pPr>
         <w:pStyle w:val="Bibliography"/>
@@ -13884,7 +14012,7 @@
       <w:r>
         <w:t xml:space="preserve"> </w:t>
       </w:r>
-      <w:hyperlink r:id="rId160">
+      <w:hyperlink r:id="rId166">
         <w:r>
           <w:rPr>
             <w:rStyle w:val="Hyperlink"/>
@@ -13893,8 +14021,8 @@
         </w:r>
       </w:hyperlink>
     </w:p>
-    <w:bookmarkEnd w:id="161"/>
-    <w:bookmarkStart w:id="163" w:name="ref-orrico2020tonal"/>
+    <w:bookmarkEnd w:id="167"/>
+    <w:bookmarkStart w:id="169" w:name="ref-orrico2020tonal"/>
     <w:p>
       <w:pPr>
         <w:pStyle w:val="Bibliography"/>
@@ -13921,7 +14049,7 @@
       <w:r>
         <w:t xml:space="preserve"> </w:t>
       </w:r>
-      <w:hyperlink r:id="rId162">
+      <w:hyperlink r:id="rId168">
         <w:r>
           <w:rPr>
             <w:rStyle w:val="Hyperlink"/>
@@ -13930,8 +14058,8 @@
         </w:r>
       </w:hyperlink>
     </w:p>
-    <w:bookmarkEnd w:id="163"/>
-    <w:bookmarkStart w:id="165" w:name="ref-ortega2014l2"/>
+    <w:bookmarkEnd w:id="169"/>
+    <w:bookmarkStart w:id="171" w:name="ref-ortega2014l2"/>
     <w:p>
       <w:pPr>
         <w:pStyle w:val="Bibliography"/>
@@ -13968,7 +14096,7 @@
       <w:r>
         <w:t xml:space="preserve"> </w:t>
       </w:r>
-      <w:hyperlink r:id="rId164">
+      <w:hyperlink r:id="rId170">
         <w:r>
           <w:rPr>
             <w:rStyle w:val="Hyperlink"/>
@@ -13977,8 +14105,8 @@
         </w:r>
       </w:hyperlink>
     </w:p>
-    <w:bookmarkEnd w:id="165"/>
-    <w:bookmarkStart w:id="167" w:name="ref-perez2024basic"/>
+    <w:bookmarkEnd w:id="171"/>
+    <w:bookmarkStart w:id="173" w:name="ref-perez2024basic"/>
     <w:p>
       <w:pPr>
         <w:pStyle w:val="Bibliography"/>
@@ -14015,7 +14143,7 @@
       <w:r>
         <w:t xml:space="preserve"> </w:t>
       </w:r>
-      <w:hyperlink r:id="rId166">
+      <w:hyperlink r:id="rId172">
         <w:r>
           <w:rPr>
             <w:rStyle w:val="Hyperlink"/>
@@ -14024,8 +14152,8 @@
         </w:r>
       </w:hyperlink>
     </w:p>
-    <w:bookmarkEnd w:id="167"/>
-    <w:bookmarkStart w:id="169" w:name="ref-patience2018initial"/>
+    <w:bookmarkEnd w:id="173"/>
+    <w:bookmarkStart w:id="175" w:name="ref-patience2018initial"/>
     <w:p>
       <w:pPr>
         <w:pStyle w:val="Bibliography"/>
@@ -14052,7 +14180,7 @@
       <w:r>
         <w:t xml:space="preserve"> </w:t>
       </w:r>
-      <w:hyperlink r:id="rId168">
+      <w:hyperlink r:id="rId174">
         <w:r>
           <w:rPr>
             <w:rStyle w:val="Hyperlink"/>
@@ -14061,8 +14189,8 @@
         </w:r>
       </w:hyperlink>
     </w:p>
-    <w:bookmarkEnd w:id="169"/>
-    <w:bookmarkStart w:id="171" w:name="ref-peirce2019psychopy2"/>
+    <w:bookmarkEnd w:id="175"/>
+    <w:bookmarkStart w:id="177" w:name="ref-peirce2019psychopy2"/>
     <w:p>
       <w:pPr>
         <w:pStyle w:val="Bibliography"/>
@@ -14099,7 +14227,7 @@
       <w:r>
         <w:t xml:space="preserve"> </w:t>
       </w:r>
-      <w:hyperlink r:id="rId170">
+      <w:hyperlink r:id="rId176">
         <w:r>
           <w:rPr>
             <w:rStyle w:val="Hyperlink"/>
@@ -14108,8 +14236,8 @@
         </w:r>
       </w:hyperlink>
     </w:p>
-    <w:bookmarkEnd w:id="171"/>
-    <w:bookmarkStart w:id="173" w:name="ref-pierrehumbert1980phonology"/>
+    <w:bookmarkEnd w:id="177"/>
+    <w:bookmarkStart w:id="179" w:name="ref-pierrehumbert1980phonology"/>
     <w:p>
       <w:pPr>
         <w:pStyle w:val="Bibliography"/>
@@ -14136,7 +14264,7 @@
       <w:r>
         <w:t xml:space="preserve"> </w:t>
       </w:r>
-      <w:hyperlink r:id="rId172">
+      <w:hyperlink r:id="rId178">
         <w:r>
           <w:rPr>
             <w:rStyle w:val="Hyperlink"/>
@@ -14145,8 +14273,8 @@
         </w:r>
       </w:hyperlink>
     </w:p>
-    <w:bookmarkEnd w:id="173"/>
-    <w:bookmarkStart w:id="175" w:name="ref-prietoroseano2009"/>
+    <w:bookmarkEnd w:id="179"/>
+    <w:bookmarkStart w:id="181" w:name="ref-prietoroseano2009"/>
     <w:p>
       <w:pPr>
         <w:pStyle w:val="Bibliography"/>
@@ -14198,7 +14326,7 @@
       <w:r>
         <w:t xml:space="preserve"> </w:t>
       </w:r>
-      <w:hyperlink r:id="rId174">
+      <w:hyperlink r:id="rId180">
         <w:r>
           <w:rPr>
             <w:rStyle w:val="Hyperlink"/>
@@ -14207,8 +14335,8 @@
         </w:r>
       </w:hyperlink>
     </w:p>
-    <w:bookmarkEnd w:id="175"/>
-    <w:bookmarkStart w:id="176" w:name="ref-prieto2010transcription"/>
+    <w:bookmarkEnd w:id="181"/>
+    <w:bookmarkStart w:id="182" w:name="ref-prieto2010transcription"/>
     <w:p>
       <w:pPr>
         <w:pStyle w:val="Bibliography"/>
@@ -14230,8 +14358,8 @@
         <w:t xml:space="preserve">. Lincom Europa Munich.</w:t>
       </w:r>
     </w:p>
-    <w:bookmarkEnd w:id="176"/>
-    <w:bookmarkStart w:id="178" w:name="ref-puig2023lextale"/>
+    <w:bookmarkEnd w:id="182"/>
+    <w:bookmarkStart w:id="184" w:name="ref-puig2023lextale"/>
     <w:p>
       <w:pPr>
         <w:pStyle w:val="Bibliography"/>
@@ -14274,7 +14402,7 @@
       <w:r>
         <w:t xml:space="preserve"> </w:t>
       </w:r>
-      <w:hyperlink r:id="rId177">
+      <w:hyperlink r:id="rId183">
         <w:r>
           <w:rPr>
             <w:rStyle w:val="Hyperlink"/>
@@ -14283,8 +14411,8 @@
         </w:r>
       </w:hyperlink>
     </w:p>
-    <w:bookmarkEnd w:id="178"/>
-    <w:bookmarkStart w:id="180" w:name="ref-rao2011intonation"/>
+    <w:bookmarkEnd w:id="184"/>
+    <w:bookmarkStart w:id="186" w:name="ref-rao2011intonation"/>
     <w:p>
       <w:pPr>
         <w:pStyle w:val="Bibliography"/>
@@ -14321,7 +14449,7 @@
       <w:r>
         <w:t xml:space="preserve"> </w:t>
       </w:r>
-      <w:hyperlink r:id="rId179">
+      <w:hyperlink r:id="rId185">
         <w:r>
           <w:rPr>
             <w:rStyle w:val="Hyperlink"/>
@@ -14330,8 +14458,8 @@
         </w:r>
       </w:hyperlink>
     </w:p>
-    <w:bookmarkEnd w:id="180"/>
-    <w:bookmarkStart w:id="182" w:name="ref-rao2019key"/>
+    <w:bookmarkEnd w:id="186"/>
+    <w:bookmarkStart w:id="188" w:name="ref-rao2019key"/>
     <w:p>
       <w:pPr>
         <w:pStyle w:val="Bibliography"/>
@@ -14355,7 +14483,7 @@
       <w:r>
         <w:t xml:space="preserve"> </w:t>
       </w:r>
-      <w:hyperlink r:id="rId181">
+      <w:hyperlink r:id="rId187">
         <w:r>
           <w:rPr>
             <w:rStyle w:val="Hyperlink"/>
@@ -14364,8 +14492,8 @@
         </w:r>
       </w:hyperlink>
     </w:p>
-    <w:bookmarkEnd w:id="182"/>
-    <w:bookmarkStart w:id="184" w:name="ref-rodero2011intonation"/>
+    <w:bookmarkEnd w:id="188"/>
+    <w:bookmarkStart w:id="190" w:name="ref-rodero2011intonation"/>
     <w:p>
       <w:pPr>
         <w:pStyle w:val="Bibliography"/>
@@ -14402,7 +14530,7 @@
       <w:r>
         <w:t xml:space="preserve"> </w:t>
       </w:r>
-      <w:hyperlink r:id="rId183">
+      <w:hyperlink r:id="rId189">
         <w:r>
           <w:rPr>
             <w:rStyle w:val="Hyperlink"/>
@@ -14411,8 +14539,8 @@
         </w:r>
       </w:hyperlink>
     </w:p>
-    <w:bookmarkEnd w:id="184"/>
-    <w:bookmarkStart w:id="186" w:name="ref-sagarra2024unraveling"/>
+    <w:bookmarkEnd w:id="190"/>
+    <w:bookmarkStart w:id="192" w:name="ref-sagarra2024unraveling"/>
     <w:p>
       <w:pPr>
         <w:pStyle w:val="Bibliography"/>
@@ -14449,7 +14577,7 @@
       <w:r>
         <w:t xml:space="preserve"> </w:t>
       </w:r>
-      <w:hyperlink r:id="rId185">
+      <w:hyperlink r:id="rId191">
         <w:r>
           <w:rPr>
             <w:rStyle w:val="Hyperlink"/>
@@ -14458,8 +14586,8 @@
         </w:r>
       </w:hyperlink>
     </w:p>
-    <w:bookmarkEnd w:id="186"/>
-    <w:bookmarkStart w:id="188" w:name="ref-schweitzer2012frequency"/>
+    <w:bookmarkEnd w:id="192"/>
+    <w:bookmarkStart w:id="194" w:name="ref-schweitzer2012frequency"/>
     <w:p>
       <w:pPr>
         <w:pStyle w:val="Bibliography"/>
@@ -14486,7 +14614,7 @@
       <w:r>
         <w:t xml:space="preserve"> </w:t>
       </w:r>
-      <w:hyperlink r:id="rId187">
+      <w:hyperlink r:id="rId193">
         <w:r>
           <w:rPr>
             <w:rStyle w:val="Hyperlink"/>
@@ -14495,8 +14623,8 @@
         </w:r>
       </w:hyperlink>
     </w:p>
-    <w:bookmarkEnd w:id="188"/>
-    <w:bookmarkStart w:id="190" w:name="ref-sonsaat2025intonation"/>
+    <w:bookmarkEnd w:id="194"/>
+    <w:bookmarkStart w:id="196" w:name="ref-sonsaat2025intonation"/>
     <w:p>
       <w:pPr>
         <w:pStyle w:val="Bibliography"/>
@@ -14520,7 +14648,7 @@
       <w:r>
         <w:t xml:space="preserve"> </w:t>
       </w:r>
-      <w:hyperlink r:id="rId189">
+      <w:hyperlink r:id="rId195">
         <w:r>
           <w:rPr>
             <w:rStyle w:val="Hyperlink"/>
@@ -14529,8 +14657,8 @@
         </w:r>
       </w:hyperlink>
     </w:p>
-    <w:bookmarkEnd w:id="190"/>
-    <w:bookmarkStart w:id="191" w:name="ref-trimble2013perceiving"/>
+    <w:bookmarkEnd w:id="196"/>
+    <w:bookmarkStart w:id="197" w:name="ref-trimble2013perceiving"/>
     <w:p>
       <w:pPr>
         <w:pStyle w:val="Bibliography"/>
@@ -14555,8 +14683,8 @@
         <w:t xml:space="preserve">(pp. 78–92). Cascadilla Proceedings Project.</w:t>
       </w:r>
     </w:p>
-    <w:bookmarkEnd w:id="191"/>
-    <w:bookmarkStart w:id="193" w:name="ref-trimble2013acquiring"/>
+    <w:bookmarkEnd w:id="197"/>
+    <w:bookmarkStart w:id="199" w:name="ref-trimble2013acquiring"/>
     <w:p>
       <w:pPr>
         <w:pStyle w:val="Bibliography"/>
@@ -14583,7 +14711,7 @@
       <w:r>
         <w:t xml:space="preserve"> </w:t>
       </w:r>
-      <w:hyperlink r:id="rId192">
+      <w:hyperlink r:id="rId198">
         <w:r>
           <w:rPr>
             <w:rStyle w:val="Hyperlink"/>
@@ -14592,8 +14720,8 @@
         </w:r>
       </w:hyperlink>
     </w:p>
-    <w:bookmarkEnd w:id="193"/>
-    <w:bookmarkStart w:id="195" w:name="ref-trofimovich2006learning"/>
+    <w:bookmarkEnd w:id="199"/>
+    <w:bookmarkStart w:id="201" w:name="ref-trofimovich2006learning"/>
     <w:p>
       <w:pPr>
         <w:pStyle w:val="Bibliography"/>
@@ -14630,7 +14758,7 @@
       <w:r>
         <w:t xml:space="preserve"> </w:t>
       </w:r>
-      <w:hyperlink r:id="rId194">
+      <w:hyperlink r:id="rId200">
         <w:r>
           <w:rPr>
             <w:rStyle w:val="Hyperlink"/>
@@ -14639,8 +14767,8 @@
         </w:r>
       </w:hyperlink>
     </w:p>
-    <w:bookmarkEnd w:id="195"/>
-    <w:bookmarkStart w:id="196" w:name="ref-ward1988intonation"/>
+    <w:bookmarkEnd w:id="201"/>
+    <w:bookmarkStart w:id="202" w:name="ref-ward1988intonation"/>
     <w:p>
       <w:pPr>
         <w:pStyle w:val="Bibliography"/>
@@ -14665,14 +14793,14 @@
         <w:t xml:space="preserve">(pp. 512–522). Ohio State University Department of Linguistics.</w:t>
       </w:r>
     </w:p>
-    <w:bookmarkEnd w:id="196"/>
-    <w:bookmarkStart w:id="197" w:name="ref-willis2010dominican"/>
+    <w:bookmarkEnd w:id="202"/>
+    <w:bookmarkStart w:id="203" w:name="ref-willis2010dominican"/>
     <w:p>
       <w:pPr>
         <w:pStyle w:val="Bibliography"/>
       </w:pPr>
       <w:r>
-        <w:t xml:space="preserve">Willis, E. (2010).</w:t>
+        <w:t xml:space="preserve">Willis, E. (2010). Dominican spanish intonation. In P. Prieto &amp; P. Roseano (Eds.),</w:t>
       </w:r>
       <w:r>
         <w:t xml:space="preserve"> </w:t>
@@ -14682,15 +14810,18 @@
           <w:i/>
           <w:iCs/>
         </w:rPr>
-        <w:t xml:space="preserve">Dominican spanish intonation</w:t>
-      </w:r>
-      <w:r>
-        <w:t xml:space="preserve">. 123–153.</w:t>
-      </w:r>
-    </w:p>
-    <w:bookmarkEnd w:id="197"/>
-    <w:bookmarkEnd w:id="198"/>
-    <w:bookmarkEnd w:id="199"/>
+        <w:t xml:space="preserve">Transcription of intonation of the spanish language</w:t>
+      </w:r>
+      <w:r>
+        <w:t xml:space="preserve"> </w:t>
+      </w:r>
+      <w:r>
+        <w:t xml:space="preserve">(pp. 123–153). Lincom Europa Munich.</w:t>
+      </w:r>
+    </w:p>
+    <w:bookmarkEnd w:id="203"/>
+    <w:bookmarkEnd w:id="204"/>
+    <w:bookmarkEnd w:id="205"/>
     <w:sectPr>
       <w:headerReference r:id="rId9" w:type="even"/>
       <w:headerReference r:id="rId11" w:type="default"/>
